--- a/doc/引擎表结构设计文档.docx
+++ b/doc/引擎表结构设计文档.docx
@@ -1,6 +1,6 @@
 
 <file path=word/document.xml><?xml version="1.0" encoding="utf-8"?>
-<w:document xmlns:wpc="http://schemas.microsoft.com/office/word/2010/wordprocessingCanvas" xmlns:cx="http://schemas.microsoft.com/office/drawing/2014/chartex" xmlns:mc="http://schemas.openxmlformats.org/markup-compatibility/2006" xmlns:o="urn:schemas-microsoft-com:office:office" xmlns:r="http://schemas.openxmlformats.org/officeDocument/2006/relationships" xmlns:m="http://schemas.openxmlformats.org/officeDocument/2006/math" xmlns:v="urn:schemas-microsoft-com:vml" xmlns:wp14="http://schemas.microsoft.com/office/word/2010/wordprocessingDrawing" xmlns:wp="http://schemas.openxmlformats.org/drawingml/2006/wordprocessingDrawing" xmlns:w10="urn:schemas-microsoft-com:office:word" xmlns:w="http://schemas.openxmlformats.org/wordprocessingml/2006/main" xmlns:w14="http://schemas.microsoft.com/office/word/2010/wordml" xmlns:w15="http://schemas.microsoft.com/office/word/2012/wordml" xmlns:w16se="http://schemas.microsoft.com/office/word/2015/wordml/symex" xmlns:wpg="http://schemas.microsoft.com/office/word/2010/wordprocessingGroup" xmlns:wpi="http://schemas.microsoft.com/office/word/2010/wordprocessingInk" xmlns:wne="http://schemas.microsoft.com/office/word/2006/wordml" xmlns:wps="http://schemas.microsoft.com/office/word/2010/wordprocessingShape" mc:Ignorable="w14 w15 w16se wp14">
+<w:document xmlns:wpc="http://schemas.microsoft.com/office/word/2010/wordprocessingCanvas" xmlns:cx="http://schemas.microsoft.com/office/drawing/2014/chartex" xmlns:cx1="http://schemas.microsoft.com/office/drawing/2015/9/8/chartex" xmlns:cx2="http://schemas.microsoft.com/office/drawing/2015/10/21/chartex" xmlns:cx3="http://schemas.microsoft.com/office/drawing/2016/5/9/chartex" xmlns:cx4="http://schemas.microsoft.com/office/drawing/2016/5/10/chartex" xmlns:cx5="http://schemas.microsoft.com/office/drawing/2016/5/11/chartex" xmlns:cx6="http://schemas.microsoft.com/office/drawing/2016/5/12/chartex" xmlns:cx7="http://schemas.microsoft.com/office/drawing/2016/5/13/chartex" xmlns:cx8="http://schemas.microsoft.com/office/drawing/2016/5/14/chartex" xmlns:mc="http://schemas.openxmlformats.org/markup-compatibility/2006" xmlns:aink="http://schemas.microsoft.com/office/drawing/2016/ink" xmlns:am3d="http://schemas.microsoft.com/office/drawing/2017/model3d" xmlns:o="urn:schemas-microsoft-com:office:office" xmlns:oel="http://schemas.microsoft.com/office/2019/extlst" xmlns:r="http://schemas.openxmlformats.org/officeDocument/2006/relationships" xmlns:m="http://schemas.openxmlformats.org/officeDocument/2006/math" xmlns:v="urn:schemas-microsoft-com:vml" xmlns:wp14="http://schemas.microsoft.com/office/word/2010/wordprocessingDrawing" xmlns:wp="http://schemas.openxmlformats.org/drawingml/2006/wordprocessingDrawing" xmlns:w10="urn:schemas-microsoft-com:office:word" xmlns:w="http://schemas.openxmlformats.org/wordprocessingml/2006/main" xmlns:w14="http://schemas.microsoft.com/office/word/2010/wordml" xmlns:w15="http://schemas.microsoft.com/office/word/2012/wordml" xmlns:w16cex="http://schemas.microsoft.com/office/word/2018/wordml/cex" xmlns:w16cid="http://schemas.microsoft.com/office/word/2016/wordml/cid" xmlns:w16="http://schemas.microsoft.com/office/word/2018/wordml" xmlns:w16sdtdh="http://schemas.microsoft.com/office/word/2020/wordml/sdtdatahash" xmlns:w16se="http://schemas.microsoft.com/office/word/2015/wordml/symex" xmlns:wpg="http://schemas.microsoft.com/office/word/2010/wordprocessingGroup" xmlns:wpi="http://schemas.microsoft.com/office/word/2010/wordprocessingInk" xmlns:wne="http://schemas.microsoft.com/office/word/2006/wordml" xmlns:wps="http://schemas.microsoft.com/office/word/2010/wordprocessingShape" mc:Ignorable="w14 w15 w16se w16cid w16 w16cex w16sdtdh wp14">
   <w:body>
     <w:p>
       <w:pPr>
@@ -13,6 +13,7 @@
           <w:szCs w:val="21"/>
         </w:rPr>
       </w:pPr>
+      <w:proofErr w:type="spellStart"/>
       <w:r>
         <w:rPr>
           <w:rFonts w:ascii="宋体" w:eastAsia="宋体" w:hAnsi="宋体" w:hint="eastAsia"/>
@@ -21,7 +22,40 @@
           <w:sz w:val="21"/>
           <w:szCs w:val="21"/>
         </w:rPr>
-        <w:t>sys_connection（连接表-存储数据库连接和jms连接）</w:t>
+        <w:t>sys_connection</w:t>
+      </w:r>
+      <w:proofErr w:type="spellEnd"/>
+      <w:r>
+        <w:rPr>
+          <w:rFonts w:ascii="宋体" w:eastAsia="宋体" w:hAnsi="宋体" w:hint="eastAsia"/>
+          <w:b w:val="0"/>
+          <w:bCs w:val="0"/>
+          <w:sz w:val="21"/>
+          <w:szCs w:val="21"/>
+        </w:rPr>
+        <w:t>（连接表-存储数据库连接和</w:t>
+      </w:r>
+      <w:proofErr w:type="spellStart"/>
+      <w:r>
+        <w:rPr>
+          <w:rFonts w:ascii="宋体" w:eastAsia="宋体" w:hAnsi="宋体" w:hint="eastAsia"/>
+          <w:b w:val="0"/>
+          <w:bCs w:val="0"/>
+          <w:sz w:val="21"/>
+          <w:szCs w:val="21"/>
+        </w:rPr>
+        <w:t>jms</w:t>
+      </w:r>
+      <w:proofErr w:type="spellEnd"/>
+      <w:r>
+        <w:rPr>
+          <w:rFonts w:ascii="宋体" w:eastAsia="宋体" w:hAnsi="宋体" w:hint="eastAsia"/>
+          <w:b w:val="0"/>
+          <w:bCs w:val="0"/>
+          <w:sz w:val="21"/>
+          <w:szCs w:val="21"/>
+        </w:rPr>
+        <w:t>连接）</w:t>
       </w:r>
     </w:p>
     <w:tbl>
@@ -46,11 +80,6 @@
             <w:tcW w:w="1555" w:type="dxa"/>
           </w:tcPr>
           <w:p>
-            <w:pPr>
-              <w:rPr>
-                <w:rFonts w:hint="eastAsia"/>
-              </w:rPr>
-            </w:pPr>
             <w:r>
               <w:rPr>
                 <w:rFonts w:hint="eastAsia"/>
@@ -66,9 +95,6 @@
           <w:p>
             <w:pPr>
               <w:cnfStyle w:val="100000000000" w:firstRow="1" w:lastRow="0" w:firstColumn="0" w:lastColumn="0" w:oddVBand="0" w:evenVBand="0" w:oddHBand="0" w:evenHBand="0" w:firstRowFirstColumn="0" w:firstRowLastColumn="0" w:lastRowFirstColumn="0" w:lastRowLastColumn="0"/>
-              <w:rPr>
-                <w:rFonts w:hint="eastAsia"/>
-              </w:rPr>
             </w:pPr>
             <w:r>
               <w:rPr>
@@ -85,9 +111,6 @@
           <w:p>
             <w:pPr>
               <w:cnfStyle w:val="100000000000" w:firstRow="1" w:lastRow="0" w:firstColumn="0" w:lastColumn="0" w:oddVBand="0" w:evenVBand="0" w:oddHBand="0" w:evenHBand="0" w:firstRowFirstColumn="0" w:firstRowLastColumn="0" w:lastRowFirstColumn="0" w:lastRowLastColumn="0"/>
-              <w:rPr>
-                <w:rFonts w:hint="eastAsia"/>
-              </w:rPr>
             </w:pPr>
             <w:r>
               <w:rPr>
@@ -104,9 +127,6 @@
           <w:p>
             <w:pPr>
               <w:cnfStyle w:val="100000000000" w:firstRow="1" w:lastRow="0" w:firstColumn="0" w:lastColumn="0" w:oddVBand="0" w:evenVBand="0" w:oddHBand="0" w:evenHBand="0" w:firstRowFirstColumn="0" w:firstRowLastColumn="0" w:lastRowFirstColumn="0" w:lastRowLastColumn="0"/>
-              <w:rPr>
-                <w:rFonts w:hint="eastAsia"/>
-              </w:rPr>
             </w:pPr>
             <w:r>
               <w:rPr>
@@ -127,17 +147,14 @@
             <w:tcW w:w="1555" w:type="dxa"/>
           </w:tcPr>
           <w:p>
-            <w:pPr>
-              <w:rPr>
-                <w:rFonts w:hint="eastAsia"/>
-              </w:rPr>
-            </w:pPr>
+            <w:proofErr w:type="spellStart"/>
             <w:r>
               <w:rPr>
                 <w:rFonts w:hint="eastAsia"/>
               </w:rPr>
               <w:t>create_time</w:t>
             </w:r>
+            <w:proofErr w:type="spellEnd"/>
           </w:p>
         </w:tc>
         <w:tc>
@@ -147,9 +164,6 @@
           <w:p>
             <w:pPr>
               <w:cnfStyle w:val="000000100000" w:firstRow="0" w:lastRow="0" w:firstColumn="0" w:lastColumn="0" w:oddVBand="0" w:evenVBand="0" w:oddHBand="1" w:evenHBand="0" w:firstRowFirstColumn="0" w:firstRowLastColumn="0" w:lastRowFirstColumn="0" w:lastRowLastColumn="0"/>
-              <w:rPr>
-                <w:rFonts w:hint="eastAsia"/>
-              </w:rPr>
             </w:pPr>
             <w:r>
               <w:rPr>
@@ -166,9 +180,6 @@
           <w:p>
             <w:pPr>
               <w:cnfStyle w:val="000000100000" w:firstRow="0" w:lastRow="0" w:firstColumn="0" w:lastColumn="0" w:oddVBand="0" w:evenVBand="0" w:oddHBand="1" w:evenHBand="0" w:firstRowFirstColumn="0" w:firstRowLastColumn="0" w:lastRowFirstColumn="0" w:lastRowLastColumn="0"/>
-              <w:rPr>
-                <w:rFonts w:hint="eastAsia"/>
-              </w:rPr>
             </w:pPr>
             <w:r>
               <w:rPr>
@@ -185,9 +196,6 @@
           <w:p>
             <w:pPr>
               <w:cnfStyle w:val="000000100000" w:firstRow="0" w:lastRow="0" w:firstColumn="0" w:lastColumn="0" w:oddVBand="0" w:evenVBand="0" w:oddHBand="1" w:evenHBand="0" w:firstRowFirstColumn="0" w:firstRowLastColumn="0" w:lastRowFirstColumn="0" w:lastRowLastColumn="0"/>
-              <w:rPr>
-                <w:rFonts w:hint="eastAsia"/>
-              </w:rPr>
             </w:pPr>
             <w:r>
               <w:rPr>
@@ -205,11 +213,7 @@
             <w:tcW w:w="1555" w:type="dxa"/>
           </w:tcPr>
           <w:p>
-            <w:pPr>
-              <w:rPr>
-                <w:rFonts w:hint="eastAsia"/>
-              </w:rPr>
-            </w:pPr>
+            <w:proofErr w:type="spellStart"/>
             <w:r>
               <w:rPr>
                 <w:rFonts w:hint="eastAsia"/>
@@ -219,6 +223,7 @@
             <w:r>
               <w:t>_time</w:t>
             </w:r>
+            <w:proofErr w:type="spellEnd"/>
           </w:p>
         </w:tc>
         <w:tc>
@@ -228,9 +233,6 @@
           <w:p>
             <w:pPr>
               <w:cnfStyle w:val="000000000000" w:firstRow="0" w:lastRow="0" w:firstColumn="0" w:lastColumn="0" w:oddVBand="0" w:evenVBand="0" w:oddHBand="0" w:evenHBand="0" w:firstRowFirstColumn="0" w:firstRowLastColumn="0" w:lastRowFirstColumn="0" w:lastRowLastColumn="0"/>
-              <w:rPr>
-                <w:rFonts w:hint="eastAsia"/>
-              </w:rPr>
             </w:pPr>
             <w:r>
               <w:rPr>
@@ -247,9 +249,6 @@
           <w:p>
             <w:pPr>
               <w:cnfStyle w:val="000000000000" w:firstRow="0" w:lastRow="0" w:firstColumn="0" w:lastColumn="0" w:oddVBand="0" w:evenVBand="0" w:oddHBand="0" w:evenHBand="0" w:firstRowFirstColumn="0" w:firstRowLastColumn="0" w:lastRowFirstColumn="0" w:lastRowLastColumn="0"/>
-              <w:rPr>
-                <w:rFonts w:hint="eastAsia"/>
-              </w:rPr>
             </w:pPr>
             <w:r>
               <w:rPr>
@@ -266,9 +265,6 @@
           <w:p>
             <w:pPr>
               <w:cnfStyle w:val="000000000000" w:firstRow="0" w:lastRow="0" w:firstColumn="0" w:lastColumn="0" w:oddVBand="0" w:evenVBand="0" w:oddHBand="0" w:evenHBand="0" w:firstRowFirstColumn="0" w:firstRowLastColumn="0" w:lastRowFirstColumn="0" w:lastRowLastColumn="0"/>
-              <w:rPr>
-                <w:rFonts w:hint="eastAsia"/>
-              </w:rPr>
             </w:pPr>
             <w:r>
               <w:rPr>
@@ -289,11 +285,7 @@
             <w:tcW w:w="1555" w:type="dxa"/>
           </w:tcPr>
           <w:p>
-            <w:pPr>
-              <w:rPr>
-                <w:rFonts w:hint="eastAsia"/>
-              </w:rPr>
-            </w:pPr>
+            <w:proofErr w:type="spellStart"/>
             <w:r>
               <w:rPr>
                 <w:rFonts w:hint="eastAsia"/>
@@ -303,6 +295,7 @@
             <w:r>
               <w:t>_by</w:t>
             </w:r>
+            <w:proofErr w:type="spellEnd"/>
           </w:p>
         </w:tc>
         <w:tc>
@@ -312,9 +305,6 @@
           <w:p>
             <w:pPr>
               <w:cnfStyle w:val="000000100000" w:firstRow="0" w:lastRow="0" w:firstColumn="0" w:lastColumn="0" w:oddVBand="0" w:evenVBand="0" w:oddHBand="1" w:evenHBand="0" w:firstRowFirstColumn="0" w:firstRowLastColumn="0" w:lastRowFirstColumn="0" w:lastRowLastColumn="0"/>
-              <w:rPr>
-                <w:rFonts w:hint="eastAsia"/>
-              </w:rPr>
             </w:pPr>
             <w:r>
               <w:rPr>
@@ -331,9 +321,6 @@
           <w:p>
             <w:pPr>
               <w:cnfStyle w:val="000000100000" w:firstRow="0" w:lastRow="0" w:firstColumn="0" w:lastColumn="0" w:oddVBand="0" w:evenVBand="0" w:oddHBand="1" w:evenHBand="0" w:firstRowFirstColumn="0" w:firstRowLastColumn="0" w:lastRowFirstColumn="0" w:lastRowLastColumn="0"/>
-              <w:rPr>
-                <w:rFonts w:hint="eastAsia"/>
-              </w:rPr>
             </w:pPr>
             <w:r>
               <w:rPr>
@@ -359,9 +346,6 @@
           <w:p>
             <w:pPr>
               <w:cnfStyle w:val="000000100000" w:firstRow="0" w:lastRow="0" w:firstColumn="0" w:lastColumn="0" w:oddVBand="0" w:evenVBand="0" w:oddHBand="1" w:evenHBand="0" w:firstRowFirstColumn="0" w:firstRowLastColumn="0" w:lastRowFirstColumn="0" w:lastRowLastColumn="0"/>
-              <w:rPr>
-                <w:rFonts w:hint="eastAsia"/>
-              </w:rPr>
             </w:pPr>
             <w:r>
               <w:rPr>
@@ -379,17 +363,14 @@
             <w:tcW w:w="1555" w:type="dxa"/>
           </w:tcPr>
           <w:p>
-            <w:pPr>
-              <w:rPr>
-                <w:rFonts w:hint="eastAsia"/>
-              </w:rPr>
-            </w:pPr>
+            <w:proofErr w:type="spellStart"/>
             <w:r>
               <w:rPr>
                 <w:rFonts w:hint="eastAsia"/>
               </w:rPr>
               <w:t>update_by</w:t>
             </w:r>
+            <w:proofErr w:type="spellEnd"/>
           </w:p>
         </w:tc>
         <w:tc>
@@ -399,9 +380,6 @@
           <w:p>
             <w:pPr>
               <w:cnfStyle w:val="000000000000" w:firstRow="0" w:lastRow="0" w:firstColumn="0" w:lastColumn="0" w:oddVBand="0" w:evenVBand="0" w:oddHBand="0" w:evenHBand="0" w:firstRowFirstColumn="0" w:firstRowLastColumn="0" w:lastRowFirstColumn="0" w:lastRowLastColumn="0"/>
-              <w:rPr>
-                <w:rFonts w:hint="eastAsia"/>
-              </w:rPr>
             </w:pPr>
             <w:r>
               <w:rPr>
@@ -418,9 +396,6 @@
           <w:p>
             <w:pPr>
               <w:cnfStyle w:val="000000000000" w:firstRow="0" w:lastRow="0" w:firstColumn="0" w:lastColumn="0" w:oddVBand="0" w:evenVBand="0" w:oddHBand="0" w:evenHBand="0" w:firstRowFirstColumn="0" w:firstRowLastColumn="0" w:lastRowFirstColumn="0" w:lastRowLastColumn="0"/>
-              <w:rPr>
-                <w:rFonts w:hint="eastAsia"/>
-              </w:rPr>
             </w:pPr>
             <w:r>
               <w:rPr>
@@ -437,9 +412,6 @@
           <w:p>
             <w:pPr>
               <w:cnfStyle w:val="000000000000" w:firstRow="0" w:lastRow="0" w:firstColumn="0" w:lastColumn="0" w:oddVBand="0" w:evenVBand="0" w:oddHBand="0" w:evenHBand="0" w:firstRowFirstColumn="0" w:firstRowLastColumn="0" w:lastRowFirstColumn="0" w:lastRowLastColumn="0"/>
-              <w:rPr>
-                <w:rFonts w:hint="eastAsia"/>
-              </w:rPr>
             </w:pPr>
             <w:r>
               <w:rPr>
@@ -460,11 +432,6 @@
             <w:tcW w:w="1555" w:type="dxa"/>
           </w:tcPr>
           <w:p>
-            <w:pPr>
-              <w:rPr>
-                <w:rFonts w:hint="eastAsia"/>
-              </w:rPr>
-            </w:pPr>
             <w:r>
               <w:rPr>
                 <w:rFonts w:hint="eastAsia"/>
@@ -480,18 +447,17 @@
           <w:p>
             <w:pPr>
               <w:cnfStyle w:val="000000100000" w:firstRow="0" w:lastRow="0" w:firstColumn="0" w:lastColumn="0" w:oddVBand="0" w:evenVBand="0" w:oddHBand="1" w:evenHBand="0" w:firstRowFirstColumn="0" w:firstRowLastColumn="0" w:lastRowFirstColumn="0" w:lastRowLastColumn="0"/>
-              <w:rPr>
-                <w:rFonts w:hint="eastAsia"/>
-              </w:rPr>
-            </w:pPr>
+            </w:pPr>
+            <w:proofErr w:type="gramStart"/>
             <w:r>
               <w:rPr>
                 <w:rFonts w:hint="eastAsia"/>
               </w:rPr>
               <w:t>varchar(</w:t>
             </w:r>
-            <w:r>
-              <w:t>50</w:t>
+            <w:proofErr w:type="gramEnd"/>
+            <w:r>
+              <w:t>36</w:t>
             </w:r>
             <w:r>
               <w:rPr>
@@ -508,9 +474,6 @@
           <w:p>
             <w:pPr>
               <w:cnfStyle w:val="000000100000" w:firstRow="0" w:lastRow="0" w:firstColumn="0" w:lastColumn="0" w:oddVBand="0" w:evenVBand="0" w:oddHBand="1" w:evenHBand="0" w:firstRowFirstColumn="0" w:firstRowLastColumn="0" w:lastRowFirstColumn="0" w:lastRowLastColumn="0"/>
-              <w:rPr>
-                <w:rFonts w:hint="eastAsia"/>
-              </w:rPr>
             </w:pPr>
             <w:r>
               <w:rPr>
@@ -532,21 +495,46 @@
               <w:rPr>
                 <w:rFonts w:hint="eastAsia"/>
               </w:rPr>
-              <w:t>数据库：datasource_开头</w:t>
-            </w:r>
-          </w:p>
-          <w:p>
-            <w:pPr>
-              <w:cnfStyle w:val="000000100000" w:firstRow="0" w:lastRow="0" w:firstColumn="0" w:lastColumn="0" w:oddVBand="0" w:evenVBand="0" w:oddHBand="1" w:evenHBand="0" w:firstRowFirstColumn="0" w:firstRowLastColumn="0" w:lastRowFirstColumn="0" w:lastRowLastColumn="0"/>
-              <w:rPr>
-                <w:rFonts w:hint="eastAsia"/>
-              </w:rPr>
-            </w:pPr>
-            <w:r>
-              <w:rPr>
-                <w:rFonts w:hint="eastAsia"/>
-              </w:rPr>
-              <w:t>JMS：jms_开头</w:t>
+              <w:t>数据库：</w:t>
+            </w:r>
+            <w:proofErr w:type="spellStart"/>
+            <w:r>
+              <w:rPr>
+                <w:rFonts w:hint="eastAsia"/>
+              </w:rPr>
+              <w:t>datasource</w:t>
+            </w:r>
+            <w:proofErr w:type="spellEnd"/>
+            <w:r>
+              <w:rPr>
+                <w:rFonts w:hint="eastAsia"/>
+              </w:rPr>
+              <w:t>_开头</w:t>
+            </w:r>
+          </w:p>
+          <w:p>
+            <w:pPr>
+              <w:cnfStyle w:val="000000100000" w:firstRow="0" w:lastRow="0" w:firstColumn="0" w:lastColumn="0" w:oddVBand="0" w:evenVBand="0" w:oddHBand="1" w:evenHBand="0" w:firstRowFirstColumn="0" w:firstRowLastColumn="0" w:lastRowFirstColumn="0" w:lastRowLastColumn="0"/>
+            </w:pPr>
+            <w:r>
+              <w:rPr>
+                <w:rFonts w:hint="eastAsia"/>
+              </w:rPr>
+              <w:t>JMS：</w:t>
+            </w:r>
+            <w:proofErr w:type="spellStart"/>
+            <w:r>
+              <w:rPr>
+                <w:rFonts w:hint="eastAsia"/>
+              </w:rPr>
+              <w:t>jms</w:t>
+            </w:r>
+            <w:proofErr w:type="spellEnd"/>
+            <w:r>
+              <w:rPr>
+                <w:rFonts w:hint="eastAsia"/>
+              </w:rPr>
+              <w:t>_开头</w:t>
             </w:r>
           </w:p>
         </w:tc>
@@ -558,11 +546,6 @@
             <w:tcW w:w="1555" w:type="dxa"/>
           </w:tcPr>
           <w:p>
-            <w:pPr>
-              <w:rPr>
-                <w:rFonts w:hint="eastAsia"/>
-              </w:rPr>
-            </w:pPr>
             <w:r>
               <w:rPr>
                 <w:rFonts w:hint="eastAsia"/>
@@ -578,16 +561,15 @@
           <w:p>
             <w:pPr>
               <w:cnfStyle w:val="000000000000" w:firstRow="0" w:lastRow="0" w:firstColumn="0" w:lastColumn="0" w:oddVBand="0" w:evenVBand="0" w:oddHBand="0" w:evenHBand="0" w:firstRowFirstColumn="0" w:firstRowLastColumn="0" w:lastRowFirstColumn="0" w:lastRowLastColumn="0"/>
-              <w:rPr>
-                <w:rFonts w:hint="eastAsia"/>
-              </w:rPr>
-            </w:pPr>
+            </w:pPr>
+            <w:proofErr w:type="gramStart"/>
             <w:r>
               <w:rPr>
                 <w:rFonts w:hint="eastAsia"/>
               </w:rPr>
               <w:t>varchar(</w:t>
             </w:r>
+            <w:proofErr w:type="gramEnd"/>
             <w:r>
               <w:t>50</w:t>
             </w:r>
@@ -606,9 +588,6 @@
           <w:p>
             <w:pPr>
               <w:cnfStyle w:val="000000000000" w:firstRow="0" w:lastRow="0" w:firstColumn="0" w:lastColumn="0" w:oddVBand="0" w:evenVBand="0" w:oddHBand="0" w:evenHBand="0" w:firstRowFirstColumn="0" w:firstRowLastColumn="0" w:lastRowFirstColumn="0" w:lastRowLastColumn="0"/>
-              <w:rPr>
-                <w:rFonts w:hint="eastAsia"/>
-              </w:rPr>
             </w:pPr>
             <w:r>
               <w:rPr>
@@ -625,9 +604,6 @@
           <w:p>
             <w:pPr>
               <w:cnfStyle w:val="000000000000" w:firstRow="0" w:lastRow="0" w:firstColumn="0" w:lastColumn="0" w:oddVBand="0" w:evenVBand="0" w:oddHBand="0" w:evenHBand="0" w:firstRowFirstColumn="0" w:firstRowLastColumn="0" w:lastRowFirstColumn="0" w:lastRowLastColumn="0"/>
-              <w:rPr>
-                <w:rFonts w:hint="eastAsia"/>
-              </w:rPr>
             </w:pPr>
             <w:r>
               <w:rPr>
@@ -648,11 +624,6 @@
             <w:tcW w:w="1555" w:type="dxa"/>
           </w:tcPr>
           <w:p>
-            <w:pPr>
-              <w:rPr>
-                <w:rFonts w:hint="eastAsia"/>
-              </w:rPr>
-            </w:pPr>
             <w:r>
               <w:rPr>
                 <w:rFonts w:hint="eastAsia"/>
@@ -668,9 +639,6 @@
           <w:p>
             <w:pPr>
               <w:cnfStyle w:val="000000100000" w:firstRow="0" w:lastRow="0" w:firstColumn="0" w:lastColumn="0" w:oddVBand="0" w:evenVBand="0" w:oddHBand="1" w:evenHBand="0" w:firstRowFirstColumn="0" w:firstRowLastColumn="0" w:lastRowFirstColumn="0" w:lastRowLastColumn="0"/>
-              <w:rPr>
-                <w:rFonts w:hint="eastAsia"/>
-              </w:rPr>
             </w:pPr>
             <w:r>
               <w:rPr>
@@ -687,9 +655,6 @@
           <w:p>
             <w:pPr>
               <w:cnfStyle w:val="000000100000" w:firstRow="0" w:lastRow="0" w:firstColumn="0" w:lastColumn="0" w:oddVBand="0" w:evenVBand="0" w:oddHBand="1" w:evenHBand="0" w:firstRowFirstColumn="0" w:firstRowLastColumn="0" w:lastRowFirstColumn="0" w:lastRowLastColumn="0"/>
-              <w:rPr>
-                <w:rFonts w:hint="eastAsia"/>
-              </w:rPr>
             </w:pPr>
             <w:r>
               <w:rPr>
@@ -740,16 +705,15 @@
               </w:numPr>
               <w:ind w:firstLineChars="0"/>
               <w:cnfStyle w:val="000000100000" w:firstRow="0" w:lastRow="0" w:firstColumn="0" w:lastColumn="0" w:oddVBand="0" w:evenVBand="0" w:oddHBand="1" w:evenHBand="0" w:firstRowFirstColumn="0" w:firstRowLastColumn="0" w:lastRowFirstColumn="0" w:lastRowLastColumn="0"/>
-              <w:rPr>
-                <w:rFonts w:hint="eastAsia"/>
-              </w:rPr>
-            </w:pPr>
+            </w:pPr>
+            <w:proofErr w:type="spellStart"/>
             <w:r>
               <w:rPr>
                 <w:rFonts w:hint="eastAsia"/>
               </w:rPr>
               <w:t>jms</w:t>
             </w:r>
+            <w:proofErr w:type="spellEnd"/>
           </w:p>
         </w:tc>
       </w:tr>
@@ -760,17 +724,14 @@
             <w:tcW w:w="1555" w:type="dxa"/>
           </w:tcPr>
           <w:p>
-            <w:pPr>
-              <w:rPr>
-                <w:rFonts w:hint="eastAsia"/>
-              </w:rPr>
-            </w:pPr>
+            <w:proofErr w:type="spellStart"/>
             <w:r>
               <w:rPr>
                 <w:rFonts w:hint="eastAsia"/>
               </w:rPr>
               <w:t>datasource_type</w:t>
             </w:r>
+            <w:proofErr w:type="spellEnd"/>
           </w:p>
         </w:tc>
         <w:tc>
@@ -780,16 +741,15 @@
           <w:p>
             <w:pPr>
               <w:cnfStyle w:val="000000000000" w:firstRow="0" w:lastRow="0" w:firstColumn="0" w:lastColumn="0" w:oddVBand="0" w:evenVBand="0" w:oddHBand="0" w:evenHBand="0" w:firstRowFirstColumn="0" w:firstRowLastColumn="0" w:lastRowFirstColumn="0" w:lastRowLastColumn="0"/>
-              <w:rPr>
-                <w:rFonts w:hint="eastAsia"/>
-              </w:rPr>
-            </w:pPr>
+            </w:pPr>
+            <w:proofErr w:type="gramStart"/>
             <w:r>
               <w:rPr>
                 <w:rFonts w:hint="eastAsia"/>
               </w:rPr>
               <w:t>varchar(</w:t>
             </w:r>
+            <w:proofErr w:type="gramEnd"/>
             <w:r>
               <w:t>20</w:t>
             </w:r>
@@ -808,9 +768,6 @@
           <w:p>
             <w:pPr>
               <w:cnfStyle w:val="000000000000" w:firstRow="0" w:lastRow="0" w:firstColumn="0" w:lastColumn="0" w:oddVBand="0" w:evenVBand="0" w:oddHBand="0" w:evenHBand="0" w:firstRowFirstColumn="0" w:firstRowLastColumn="0" w:lastRowFirstColumn="0" w:lastRowLastColumn="0"/>
-              <w:rPr>
-                <w:rFonts w:hint="eastAsia"/>
-              </w:rPr>
             </w:pPr>
           </w:p>
         </w:tc>
@@ -843,15 +800,48 @@
           <w:p>
             <w:pPr>
               <w:cnfStyle w:val="000000000000" w:firstRow="0" w:lastRow="0" w:firstColumn="0" w:lastColumn="0" w:oddVBand="0" w:evenVBand="0" w:oddHBand="0" w:evenHBand="0" w:firstRowFirstColumn="0" w:firstRowLastColumn="0" w:lastRowFirstColumn="0" w:lastRowLastColumn="0"/>
-              <w:rPr>
-                <w:rFonts w:hint="eastAsia"/>
-              </w:rPr>
-            </w:pPr>
-            <w:r>
-              <w:rPr>
-                <w:rFonts w:hint="eastAsia"/>
-              </w:rPr>
-              <w:t>eg：mysql、SQLserver、Oracle……</w:t>
+            </w:pPr>
+            <w:proofErr w:type="spellStart"/>
+            <w:r>
+              <w:rPr>
+                <w:rFonts w:hint="eastAsia"/>
+              </w:rPr>
+              <w:t>eg</w:t>
+            </w:r>
+            <w:proofErr w:type="spellEnd"/>
+            <w:r>
+              <w:rPr>
+                <w:rFonts w:hint="eastAsia"/>
+              </w:rPr>
+              <w:t>：</w:t>
+            </w:r>
+            <w:proofErr w:type="spellStart"/>
+            <w:r>
+              <w:rPr>
+                <w:rFonts w:hint="eastAsia"/>
+              </w:rPr>
+              <w:t>mysql</w:t>
+            </w:r>
+            <w:proofErr w:type="spellEnd"/>
+            <w:r>
+              <w:rPr>
+                <w:rFonts w:hint="eastAsia"/>
+              </w:rPr>
+              <w:t>、</w:t>
+            </w:r>
+            <w:proofErr w:type="spellStart"/>
+            <w:r>
+              <w:rPr>
+                <w:rFonts w:hint="eastAsia"/>
+              </w:rPr>
+              <w:t>SQLserver</w:t>
+            </w:r>
+            <w:proofErr w:type="spellEnd"/>
+            <w:r>
+              <w:rPr>
+                <w:rFonts w:hint="eastAsia"/>
+              </w:rPr>
+              <w:t>、Oracle……</w:t>
             </w:r>
           </w:p>
         </w:tc>
@@ -866,17 +856,14 @@
             <w:tcW w:w="1555" w:type="dxa"/>
           </w:tcPr>
           <w:p>
-            <w:pPr>
-              <w:rPr>
-                <w:rFonts w:hint="eastAsia"/>
-              </w:rPr>
-            </w:pPr>
+            <w:proofErr w:type="spellStart"/>
             <w:r>
               <w:rPr>
                 <w:rFonts w:hint="eastAsia"/>
               </w:rPr>
               <w:t>url</w:t>
             </w:r>
+            <w:proofErr w:type="spellEnd"/>
           </w:p>
         </w:tc>
         <w:tc>
@@ -886,16 +873,15 @@
           <w:p>
             <w:pPr>
               <w:cnfStyle w:val="000000100000" w:firstRow="0" w:lastRow="0" w:firstColumn="0" w:lastColumn="0" w:oddVBand="0" w:evenVBand="0" w:oddHBand="1" w:evenHBand="0" w:firstRowFirstColumn="0" w:firstRowLastColumn="0" w:lastRowFirstColumn="0" w:lastRowLastColumn="0"/>
-              <w:rPr>
-                <w:rFonts w:hint="eastAsia"/>
-              </w:rPr>
-            </w:pPr>
+            </w:pPr>
+            <w:proofErr w:type="gramStart"/>
             <w:r>
               <w:rPr>
                 <w:rFonts w:hint="eastAsia"/>
               </w:rPr>
               <w:t>varchar(</w:t>
             </w:r>
+            <w:proofErr w:type="gramEnd"/>
             <w:r>
               <w:t>50</w:t>
             </w:r>
@@ -914,9 +900,6 @@
           <w:p>
             <w:pPr>
               <w:cnfStyle w:val="000000100000" w:firstRow="0" w:lastRow="0" w:firstColumn="0" w:lastColumn="0" w:oddVBand="0" w:evenVBand="0" w:oddHBand="1" w:evenHBand="0" w:firstRowFirstColumn="0" w:firstRowLastColumn="0" w:lastRowFirstColumn="0" w:lastRowLastColumn="0"/>
-              <w:rPr>
-                <w:rFonts w:hint="eastAsia"/>
-              </w:rPr>
             </w:pPr>
           </w:p>
         </w:tc>
@@ -927,9 +910,6 @@
           <w:p>
             <w:pPr>
               <w:cnfStyle w:val="000000100000" w:firstRow="0" w:lastRow="0" w:firstColumn="0" w:lastColumn="0" w:oddVBand="0" w:evenVBand="0" w:oddHBand="1" w:evenHBand="0" w:firstRowFirstColumn="0" w:firstRowLastColumn="0" w:lastRowFirstColumn="0" w:lastRowLastColumn="0"/>
-              <w:rPr>
-                <w:rFonts w:hint="eastAsia"/>
-              </w:rPr>
             </w:pPr>
             <w:r>
               <w:rPr>
@@ -956,11 +936,6 @@
             <w:tcW w:w="1555" w:type="dxa"/>
           </w:tcPr>
           <w:p>
-            <w:pPr>
-              <w:rPr>
-                <w:rFonts w:hint="eastAsia"/>
-              </w:rPr>
-            </w:pPr>
             <w:r>
               <w:rPr>
                 <w:rFonts w:hint="eastAsia"/>
@@ -976,10 +951,8 @@
           <w:p>
             <w:pPr>
               <w:cnfStyle w:val="000000000000" w:firstRow="0" w:lastRow="0" w:firstColumn="0" w:lastColumn="0" w:oddVBand="0" w:evenVBand="0" w:oddHBand="0" w:evenHBand="0" w:firstRowFirstColumn="0" w:firstRowLastColumn="0" w:lastRowFirstColumn="0" w:lastRowLastColumn="0"/>
-              <w:rPr>
-                <w:rFonts w:hint="eastAsia"/>
-              </w:rPr>
-            </w:pPr>
+            </w:pPr>
+            <w:proofErr w:type="gramStart"/>
             <w:r>
               <w:rPr>
                 <w:rFonts w:hint="eastAsia"/>
@@ -987,7 +960,11 @@
               <w:t>varchar</w:t>
             </w:r>
             <w:r>
-              <w:t>(20)</w:t>
+              <w:t>(</w:t>
+            </w:r>
+            <w:proofErr w:type="gramEnd"/>
+            <w:r>
+              <w:t>20)</w:t>
             </w:r>
           </w:p>
         </w:tc>
@@ -998,9 +975,6 @@
           <w:p>
             <w:pPr>
               <w:cnfStyle w:val="000000000000" w:firstRow="0" w:lastRow="0" w:firstColumn="0" w:lastColumn="0" w:oddVBand="0" w:evenVBand="0" w:oddHBand="0" w:evenHBand="0" w:firstRowFirstColumn="0" w:firstRowLastColumn="0" w:lastRowFirstColumn="0" w:lastRowLastColumn="0"/>
-              <w:rPr>
-                <w:rFonts w:hint="eastAsia"/>
-              </w:rPr>
             </w:pPr>
           </w:p>
         </w:tc>
@@ -1011,9 +985,6 @@
           <w:p>
             <w:pPr>
               <w:cnfStyle w:val="000000000000" w:firstRow="0" w:lastRow="0" w:firstColumn="0" w:lastColumn="0" w:oddVBand="0" w:evenVBand="0" w:oddHBand="0" w:evenHBand="0" w:firstRowFirstColumn="0" w:firstRowLastColumn="0" w:lastRowFirstColumn="0" w:lastRowLastColumn="0"/>
-              <w:rPr>
-                <w:rFonts w:hint="eastAsia"/>
-              </w:rPr>
             </w:pPr>
             <w:r>
               <w:rPr>
@@ -1034,11 +1005,6 @@
             <w:tcW w:w="1555" w:type="dxa"/>
           </w:tcPr>
           <w:p>
-            <w:pPr>
-              <w:rPr>
-                <w:rFonts w:hint="eastAsia"/>
-              </w:rPr>
-            </w:pPr>
             <w:r>
               <w:rPr>
                 <w:rFonts w:hint="eastAsia"/>
@@ -1054,16 +1020,15 @@
           <w:p>
             <w:pPr>
               <w:cnfStyle w:val="000000100000" w:firstRow="0" w:lastRow="0" w:firstColumn="0" w:lastColumn="0" w:oddVBand="0" w:evenVBand="0" w:oddHBand="1" w:evenHBand="0" w:firstRowFirstColumn="0" w:firstRowLastColumn="0" w:lastRowFirstColumn="0" w:lastRowLastColumn="0"/>
-              <w:rPr>
-                <w:rFonts w:hint="eastAsia"/>
-              </w:rPr>
-            </w:pPr>
+            </w:pPr>
+            <w:proofErr w:type="gramStart"/>
             <w:r>
               <w:rPr>
                 <w:rFonts w:hint="eastAsia"/>
               </w:rPr>
               <w:t>varchar(</w:t>
             </w:r>
+            <w:proofErr w:type="gramEnd"/>
             <w:r>
               <w:t>256</w:t>
             </w:r>
@@ -1082,9 +1047,6 @@
           <w:p>
             <w:pPr>
               <w:cnfStyle w:val="000000100000" w:firstRow="0" w:lastRow="0" w:firstColumn="0" w:lastColumn="0" w:oddVBand="0" w:evenVBand="0" w:oddHBand="1" w:evenHBand="0" w:firstRowFirstColumn="0" w:firstRowLastColumn="0" w:lastRowFirstColumn="0" w:lastRowLastColumn="0"/>
-              <w:rPr>
-                <w:rFonts w:hint="eastAsia"/>
-              </w:rPr>
             </w:pPr>
           </w:p>
         </w:tc>
@@ -1106,13 +1068,12 @@
           <w:p>
             <w:pPr>
               <w:cnfStyle w:val="000000100000" w:firstRow="0" w:lastRow="0" w:firstColumn="0" w:lastColumn="0" w:oddVBand="0" w:evenVBand="0" w:oddHBand="1" w:evenHBand="0" w:firstRowFirstColumn="0" w:firstRowLastColumn="0" w:lastRowFirstColumn="0" w:lastRowLastColumn="0"/>
-              <w:rPr>
-                <w:rFonts w:hint="eastAsia"/>
-              </w:rPr>
-            </w:pPr>
+            </w:pPr>
+            <w:proofErr w:type="spellStart"/>
             <w:r>
               <w:t>variablePassword</w:t>
             </w:r>
+            <w:proofErr w:type="spellEnd"/>
             <w:r>
               <w:rPr>
                 <w:rFonts w:hint="eastAsia"/>
@@ -1143,38 +1104,36 @@
               <w:rPr>
                 <w:rFonts w:hint="eastAsia"/>
               </w:rPr>
-              <w:t>}，来源sys_variable</w:t>
-            </w:r>
-          </w:p>
-          <w:p>
-            <w:pPr>
-              <w:cnfStyle w:val="000000100000" w:firstRow="0" w:lastRow="0" w:firstColumn="0" w:lastColumn="0" w:oddVBand="0" w:evenVBand="0" w:oddHBand="1" w:evenHBand="0" w:firstRowFirstColumn="0" w:firstRowLastColumn="0" w:lastRowFirstColumn="0" w:lastRowLastColumn="0"/>
-              <w:rPr>
-                <w:rFonts w:hint="eastAsia"/>
-              </w:rPr>
-            </w:pPr>
+              <w:t>}，来源</w:t>
+            </w:r>
+            <w:proofErr w:type="spellStart"/>
+            <w:r>
+              <w:rPr>
+                <w:rFonts w:hint="eastAsia"/>
+              </w:rPr>
+              <w:t>sys_variable</w:t>
+            </w:r>
+            <w:proofErr w:type="spellEnd"/>
+          </w:p>
+          <w:p>
+            <w:pPr>
+              <w:cnfStyle w:val="000000100000" w:firstRow="0" w:lastRow="0" w:firstColumn="0" w:lastColumn="0" w:oddVBand="0" w:evenVBand="0" w:oddHBand="1" w:evenHBand="0" w:firstRowFirstColumn="0" w:firstRowLastColumn="0" w:lastRowFirstColumn="0" w:lastRowLastColumn="0"/>
+            </w:pPr>
+            <w:proofErr w:type="spellStart"/>
             <w:r>
               <w:t>variablePassword</w:t>
             </w:r>
-            <w:r>
-              <w:rPr>
-                <w:rFonts w:hint="eastAsia"/>
-              </w:rPr>
-              <w:t xml:space="preserve">= </w:t>
-            </w:r>
-            <w:r>
-              <w:rPr>
-                <w:rFonts w:hint="eastAsia"/>
-              </w:rPr>
-              <w:t>false</w:t>
-            </w:r>
-          </w:p>
-          <w:p>
-            <w:pPr>
-              <w:cnfStyle w:val="000000100000" w:firstRow="0" w:lastRow="0" w:firstColumn="0" w:lastColumn="0" w:oddVBand="0" w:evenVBand="0" w:oddHBand="1" w:evenHBand="0" w:firstRowFirstColumn="0" w:firstRowLastColumn="0" w:lastRowFirstColumn="0" w:lastRowLastColumn="0"/>
-              <w:rPr>
-                <w:rFonts w:hint="eastAsia"/>
-              </w:rPr>
+            <w:proofErr w:type="spellEnd"/>
+            <w:r>
+              <w:rPr>
+                <w:rFonts w:hint="eastAsia"/>
+              </w:rPr>
+              <w:t>= false</w:t>
+            </w:r>
+          </w:p>
+          <w:p>
+            <w:pPr>
+              <w:cnfStyle w:val="000000100000" w:firstRow="0" w:lastRow="0" w:firstColumn="0" w:lastColumn="0" w:oddVBand="0" w:evenVBand="0" w:oddHBand="1" w:evenHBand="0" w:firstRowFirstColumn="0" w:firstRowLastColumn="0" w:lastRowFirstColumn="0" w:lastRowLastColumn="0"/>
             </w:pPr>
             <w:r>
               <w:rPr>
@@ -1192,17 +1151,14 @@
             <w:tcW w:w="1555" w:type="dxa"/>
           </w:tcPr>
           <w:p>
-            <w:pPr>
-              <w:rPr>
-                <w:rFonts w:hint="eastAsia"/>
-              </w:rPr>
-            </w:pPr>
+            <w:proofErr w:type="spellStart"/>
             <w:r>
               <w:t>variable_p</w:t>
             </w:r>
             <w:r>
               <w:t>assword</w:t>
             </w:r>
+            <w:proofErr w:type="spellEnd"/>
           </w:p>
         </w:tc>
         <w:tc>
@@ -1212,9 +1168,6 @@
           <w:p>
             <w:pPr>
               <w:cnfStyle w:val="000000000000" w:firstRow="0" w:lastRow="0" w:firstColumn="0" w:lastColumn="0" w:oddVBand="0" w:evenVBand="0" w:oddHBand="0" w:evenHBand="0" w:firstRowFirstColumn="0" w:firstRowLastColumn="0" w:lastRowFirstColumn="0" w:lastRowLastColumn="0"/>
-              <w:rPr>
-                <w:rFonts w:hint="eastAsia"/>
-              </w:rPr>
             </w:pPr>
             <w:r>
               <w:t>Boolean</w:t>
@@ -1228,9 +1181,6 @@
           <w:p>
             <w:pPr>
               <w:cnfStyle w:val="000000000000" w:firstRow="0" w:lastRow="0" w:firstColumn="0" w:lastColumn="0" w:oddVBand="0" w:evenVBand="0" w:oddHBand="0" w:evenHBand="0" w:firstRowFirstColumn="0" w:firstRowLastColumn="0" w:lastRowFirstColumn="0" w:lastRowLastColumn="0"/>
-              <w:rPr>
-                <w:rFonts w:hint="eastAsia"/>
-              </w:rPr>
             </w:pPr>
           </w:p>
         </w:tc>
@@ -1241,9 +1191,6 @@
           <w:p>
             <w:pPr>
               <w:cnfStyle w:val="000000000000" w:firstRow="0" w:lastRow="0" w:firstColumn="0" w:lastColumn="0" w:oddVBand="0" w:evenVBand="0" w:oddHBand="0" w:evenHBand="0" w:firstRowFirstColumn="0" w:firstRowLastColumn="0" w:lastRowFirstColumn="0" w:lastRowLastColumn="0"/>
-              <w:rPr>
-                <w:rFonts w:hint="eastAsia"/>
-              </w:rPr>
             </w:pPr>
             <w:r>
               <w:rPr>
@@ -1264,6 +1211,7 @@
             <w:tcW w:w="1555" w:type="dxa"/>
           </w:tcPr>
           <w:p>
+            <w:proofErr w:type="spellStart"/>
             <w:r>
               <w:rPr>
                 <w:rFonts w:hint="eastAsia"/>
@@ -1276,6 +1224,7 @@
               </w:rPr>
               <w:t>uery</w:t>
             </w:r>
+            <w:proofErr w:type="spellEnd"/>
           </w:p>
         </w:tc>
         <w:tc>
@@ -1286,12 +1235,14 @@
             <w:pPr>
               <w:cnfStyle w:val="000000100000" w:firstRow="0" w:lastRow="0" w:firstColumn="0" w:lastColumn="0" w:oddVBand="0" w:evenVBand="0" w:oddHBand="1" w:evenHBand="0" w:firstRowFirstColumn="0" w:firstRowLastColumn="0" w:lastRowFirstColumn="0" w:lastRowLastColumn="0"/>
             </w:pPr>
+            <w:proofErr w:type="gramStart"/>
             <w:r>
               <w:rPr>
                 <w:rFonts w:hint="eastAsia"/>
               </w:rPr>
               <w:t>varchar(</w:t>
             </w:r>
+            <w:proofErr w:type="gramEnd"/>
             <w:r>
               <w:t>100</w:t>
             </w:r>
@@ -1310,9 +1261,6 @@
           <w:p>
             <w:pPr>
               <w:cnfStyle w:val="000000100000" w:firstRow="0" w:lastRow="0" w:firstColumn="0" w:lastColumn="0" w:oddVBand="0" w:evenVBand="0" w:oddHBand="1" w:evenHBand="0" w:firstRowFirstColumn="0" w:firstRowLastColumn="0" w:lastRowFirstColumn="0" w:lastRowLastColumn="0"/>
-              <w:rPr>
-                <w:rFonts w:hint="eastAsia"/>
-              </w:rPr>
             </w:pPr>
           </w:p>
         </w:tc>
@@ -1323,9 +1271,6 @@
           <w:p>
             <w:pPr>
               <w:cnfStyle w:val="000000100000" w:firstRow="0" w:lastRow="0" w:firstColumn="0" w:lastColumn="0" w:oddVBand="0" w:evenVBand="0" w:oddHBand="1" w:evenHBand="0" w:firstRowFirstColumn="0" w:firstRowLastColumn="0" w:lastRowFirstColumn="0" w:lastRowLastColumn="0"/>
-              <w:rPr>
-                <w:rFonts w:hint="eastAsia"/>
-              </w:rPr>
             </w:pPr>
             <w:r>
               <w:rPr>
@@ -1343,11 +1288,7 @@
             <w:tcW w:w="1555" w:type="dxa"/>
           </w:tcPr>
           <w:p>
-            <w:pPr>
-              <w:rPr>
-                <w:rFonts w:hint="eastAsia"/>
-              </w:rPr>
-            </w:pPr>
+            <w:proofErr w:type="spellStart"/>
             <w:r>
               <w:rPr>
                 <w:rFonts w:hint="eastAsia"/>
@@ -1357,6 +1298,7 @@
             <w:r>
               <w:t>_timeout</w:t>
             </w:r>
+            <w:proofErr w:type="spellEnd"/>
           </w:p>
         </w:tc>
         <w:tc>
@@ -1366,9 +1308,6 @@
           <w:p>
             <w:pPr>
               <w:cnfStyle w:val="000000000000" w:firstRow="0" w:lastRow="0" w:firstColumn="0" w:lastColumn="0" w:oddVBand="0" w:evenVBand="0" w:oddHBand="0" w:evenHBand="0" w:firstRowFirstColumn="0" w:firstRowLastColumn="0" w:lastRowFirstColumn="0" w:lastRowLastColumn="0"/>
-              <w:rPr>
-                <w:rFonts w:hint="eastAsia"/>
-              </w:rPr>
             </w:pPr>
             <w:r>
               <w:rPr>
@@ -1385,9 +1324,6 @@
           <w:p>
             <w:pPr>
               <w:cnfStyle w:val="000000000000" w:firstRow="0" w:lastRow="0" w:firstColumn="0" w:lastColumn="0" w:oddVBand="0" w:evenVBand="0" w:oddHBand="0" w:evenHBand="0" w:firstRowFirstColumn="0" w:firstRowLastColumn="0" w:lastRowFirstColumn="0" w:lastRowLastColumn="0"/>
-              <w:rPr>
-                <w:rFonts w:hint="eastAsia"/>
-              </w:rPr>
             </w:pPr>
           </w:p>
         </w:tc>
@@ -1409,9 +1345,6 @@
           <w:p>
             <w:pPr>
               <w:cnfStyle w:val="000000000000" w:firstRow="0" w:lastRow="0" w:firstColumn="0" w:lastColumn="0" w:oddVBand="0" w:evenVBand="0" w:oddHBand="0" w:evenHBand="0" w:firstRowFirstColumn="0" w:firstRowLastColumn="0" w:lastRowFirstColumn="0" w:lastRowLastColumn="0"/>
-              <w:rPr>
-                <w:rFonts w:hint="eastAsia"/>
-              </w:rPr>
             </w:pPr>
             <w:r>
               <w:rPr>
@@ -1441,11 +1374,7 @@
             <w:tcW w:w="1555" w:type="dxa"/>
           </w:tcPr>
           <w:p>
-            <w:pPr>
-              <w:rPr>
-                <w:rFonts w:hint="eastAsia"/>
-              </w:rPr>
-            </w:pPr>
+            <w:proofErr w:type="spellStart"/>
             <w:r>
               <w:rPr>
                 <w:rFonts w:hint="eastAsia"/>
@@ -1455,6 +1384,7 @@
             <w:r>
               <w:t>_timeout</w:t>
             </w:r>
+            <w:proofErr w:type="spellEnd"/>
           </w:p>
         </w:tc>
         <w:tc>
@@ -1464,9 +1394,6 @@
           <w:p>
             <w:pPr>
               <w:cnfStyle w:val="000000100000" w:firstRow="0" w:lastRow="0" w:firstColumn="0" w:lastColumn="0" w:oddVBand="0" w:evenVBand="0" w:oddHBand="1" w:evenHBand="0" w:firstRowFirstColumn="0" w:firstRowLastColumn="0" w:lastRowFirstColumn="0" w:lastRowLastColumn="0"/>
-              <w:rPr>
-                <w:rFonts w:hint="eastAsia"/>
-              </w:rPr>
             </w:pPr>
             <w:r>
               <w:rPr>
@@ -1483,9 +1410,6 @@
           <w:p>
             <w:pPr>
               <w:cnfStyle w:val="000000100000" w:firstRow="0" w:lastRow="0" w:firstColumn="0" w:lastColumn="0" w:oddVBand="0" w:evenVBand="0" w:oddHBand="1" w:evenHBand="0" w:firstRowFirstColumn="0" w:firstRowLastColumn="0" w:lastRowFirstColumn="0" w:lastRowLastColumn="0"/>
-              <w:rPr>
-                <w:rFonts w:hint="eastAsia"/>
-              </w:rPr>
             </w:pPr>
           </w:p>
         </w:tc>
@@ -1507,9 +1431,6 @@
           <w:p>
             <w:pPr>
               <w:cnfStyle w:val="000000100000" w:firstRow="0" w:lastRow="0" w:firstColumn="0" w:lastColumn="0" w:oddVBand="0" w:evenVBand="0" w:oddHBand="1" w:evenHBand="0" w:firstRowFirstColumn="0" w:firstRowLastColumn="0" w:lastRowFirstColumn="0" w:lastRowLastColumn="0"/>
-              <w:rPr>
-                <w:rFonts w:hint="eastAsia"/>
-              </w:rPr>
             </w:pPr>
             <w:r>
               <w:rPr>
@@ -1536,11 +1457,7 @@
             <w:tcW w:w="1555" w:type="dxa"/>
           </w:tcPr>
           <w:p>
-            <w:pPr>
-              <w:rPr>
-                <w:rFonts w:hint="eastAsia"/>
-              </w:rPr>
-            </w:pPr>
+            <w:proofErr w:type="spellStart"/>
             <w:r>
               <w:rPr>
                 <w:rFonts w:hint="eastAsia"/>
@@ -1550,6 +1467,7 @@
             <w:r>
               <w:t>_life_time</w:t>
             </w:r>
+            <w:proofErr w:type="spellEnd"/>
           </w:p>
         </w:tc>
         <w:tc>
@@ -1559,9 +1477,6 @@
           <w:p>
             <w:pPr>
               <w:cnfStyle w:val="000000000000" w:firstRow="0" w:lastRow="0" w:firstColumn="0" w:lastColumn="0" w:oddVBand="0" w:evenVBand="0" w:oddHBand="0" w:evenHBand="0" w:firstRowFirstColumn="0" w:firstRowLastColumn="0" w:lastRowFirstColumn="0" w:lastRowLastColumn="0"/>
-              <w:rPr>
-                <w:rFonts w:hint="eastAsia"/>
-              </w:rPr>
             </w:pPr>
             <w:r>
               <w:rPr>
@@ -1578,9 +1493,6 @@
           <w:p>
             <w:pPr>
               <w:cnfStyle w:val="000000000000" w:firstRow="0" w:lastRow="0" w:firstColumn="0" w:lastColumn="0" w:oddVBand="0" w:evenVBand="0" w:oddHBand="0" w:evenHBand="0" w:firstRowFirstColumn="0" w:firstRowLastColumn="0" w:lastRowFirstColumn="0" w:lastRowLastColumn="0"/>
-              <w:rPr>
-                <w:rFonts w:hint="eastAsia"/>
-              </w:rPr>
             </w:pPr>
           </w:p>
         </w:tc>
@@ -1602,9 +1514,6 @@
           <w:p>
             <w:pPr>
               <w:cnfStyle w:val="000000000000" w:firstRow="0" w:lastRow="0" w:firstColumn="0" w:lastColumn="0" w:oddVBand="0" w:evenVBand="0" w:oddHBand="0" w:evenHBand="0" w:firstRowFirstColumn="0" w:firstRowLastColumn="0" w:lastRowFirstColumn="0" w:lastRowLastColumn="0"/>
-              <w:rPr>
-                <w:rFonts w:hint="eastAsia"/>
-              </w:rPr>
             </w:pPr>
             <w:r>
               <w:rPr>
@@ -1634,11 +1543,7 @@
             <w:tcW w:w="1555" w:type="dxa"/>
           </w:tcPr>
           <w:p>
-            <w:pPr>
-              <w:rPr>
-                <w:rFonts w:hint="eastAsia"/>
-              </w:rPr>
-            </w:pPr>
+            <w:proofErr w:type="spellStart"/>
             <w:r>
               <w:rPr>
                 <w:rFonts w:hint="eastAsia"/>
@@ -1648,6 +1553,7 @@
             <w:r>
               <w:t>_idle</w:t>
             </w:r>
+            <w:proofErr w:type="spellEnd"/>
           </w:p>
         </w:tc>
         <w:tc>
@@ -1657,9 +1563,6 @@
           <w:p>
             <w:pPr>
               <w:cnfStyle w:val="000000100000" w:firstRow="0" w:lastRow="0" w:firstColumn="0" w:lastColumn="0" w:oddVBand="0" w:evenVBand="0" w:oddHBand="1" w:evenHBand="0" w:firstRowFirstColumn="0" w:firstRowLastColumn="0" w:lastRowFirstColumn="0" w:lastRowLastColumn="0"/>
-              <w:rPr>
-                <w:rFonts w:hint="eastAsia"/>
-              </w:rPr>
             </w:pPr>
             <w:r>
               <w:rPr>
@@ -1676,9 +1579,6 @@
           <w:p>
             <w:pPr>
               <w:cnfStyle w:val="000000100000" w:firstRow="0" w:lastRow="0" w:firstColumn="0" w:lastColumn="0" w:oddVBand="0" w:evenVBand="0" w:oddHBand="1" w:evenHBand="0" w:firstRowFirstColumn="0" w:firstRowLastColumn="0" w:lastRowFirstColumn="0" w:lastRowLastColumn="0"/>
-              <w:rPr>
-                <w:rFonts w:hint="eastAsia"/>
-              </w:rPr>
             </w:pPr>
           </w:p>
         </w:tc>
@@ -1700,9 +1600,6 @@
           <w:p>
             <w:pPr>
               <w:cnfStyle w:val="000000100000" w:firstRow="0" w:lastRow="0" w:firstColumn="0" w:lastColumn="0" w:oddVBand="0" w:evenVBand="0" w:oddHBand="1" w:evenHBand="0" w:firstRowFirstColumn="0" w:firstRowLastColumn="0" w:lastRowFirstColumn="0" w:lastRowLastColumn="0"/>
-              <w:rPr>
-                <w:rFonts w:hint="eastAsia"/>
-              </w:rPr>
             </w:pPr>
             <w:r>
               <w:rPr>
@@ -1729,11 +1626,7 @@
             <w:tcW w:w="1555" w:type="dxa"/>
           </w:tcPr>
           <w:p>
-            <w:pPr>
-              <w:rPr>
-                <w:rFonts w:hint="eastAsia"/>
-              </w:rPr>
-            </w:pPr>
+            <w:proofErr w:type="spellStart"/>
             <w:r>
               <w:rPr>
                 <w:rFonts w:hint="eastAsia"/>
@@ -1743,6 +1636,7 @@
             <w:r>
               <w:t>_pool_size</w:t>
             </w:r>
+            <w:proofErr w:type="spellEnd"/>
           </w:p>
         </w:tc>
         <w:tc>
@@ -1752,9 +1646,6 @@
           <w:p>
             <w:pPr>
               <w:cnfStyle w:val="000000000000" w:firstRow="0" w:lastRow="0" w:firstColumn="0" w:lastColumn="0" w:oddVBand="0" w:evenVBand="0" w:oddHBand="0" w:evenHBand="0" w:firstRowFirstColumn="0" w:firstRowLastColumn="0" w:lastRowFirstColumn="0" w:lastRowLastColumn="0"/>
-              <w:rPr>
-                <w:rFonts w:hint="eastAsia"/>
-              </w:rPr>
             </w:pPr>
             <w:r>
               <w:rPr>
@@ -1771,9 +1662,6 @@
           <w:p>
             <w:pPr>
               <w:cnfStyle w:val="000000000000" w:firstRow="0" w:lastRow="0" w:firstColumn="0" w:lastColumn="0" w:oddVBand="0" w:evenVBand="0" w:oddHBand="0" w:evenHBand="0" w:firstRowFirstColumn="0" w:firstRowLastColumn="0" w:lastRowFirstColumn="0" w:lastRowLastColumn="0"/>
-              <w:rPr>
-                <w:rFonts w:hint="eastAsia"/>
-              </w:rPr>
             </w:pPr>
           </w:p>
         </w:tc>
@@ -1795,9 +1683,6 @@
           <w:p>
             <w:pPr>
               <w:cnfStyle w:val="000000000000" w:firstRow="0" w:lastRow="0" w:firstColumn="0" w:lastColumn="0" w:oddVBand="0" w:evenVBand="0" w:oddHBand="0" w:evenHBand="0" w:firstRowFirstColumn="0" w:firstRowLastColumn="0" w:lastRowFirstColumn="0" w:lastRowLastColumn="0"/>
-              <w:rPr>
-                <w:rFonts w:hint="eastAsia"/>
-              </w:rPr>
             </w:pPr>
             <w:r>
               <w:rPr>
@@ -1827,17 +1712,14 @@
             <w:tcW w:w="1555" w:type="dxa"/>
           </w:tcPr>
           <w:p>
-            <w:pPr>
-              <w:rPr>
-                <w:rFonts w:hint="eastAsia"/>
-              </w:rPr>
-            </w:pPr>
+            <w:proofErr w:type="spellStart"/>
             <w:r>
               <w:rPr>
                 <w:rFonts w:hint="eastAsia"/>
               </w:rPr>
               <w:t>jms_type</w:t>
             </w:r>
+            <w:proofErr w:type="spellEnd"/>
           </w:p>
         </w:tc>
         <w:tc>
@@ -1847,16 +1729,15 @@
           <w:p>
             <w:pPr>
               <w:cnfStyle w:val="000000100000" w:firstRow="0" w:lastRow="0" w:firstColumn="0" w:lastColumn="0" w:oddVBand="0" w:evenVBand="0" w:oddHBand="1" w:evenHBand="0" w:firstRowFirstColumn="0" w:firstRowLastColumn="0" w:lastRowFirstColumn="0" w:lastRowLastColumn="0"/>
-              <w:rPr>
-                <w:rFonts w:hint="eastAsia"/>
-              </w:rPr>
-            </w:pPr>
+            </w:pPr>
+            <w:proofErr w:type="gramStart"/>
             <w:r>
               <w:rPr>
                 <w:rFonts w:hint="eastAsia"/>
               </w:rPr>
               <w:t>varchar(</w:t>
             </w:r>
+            <w:proofErr w:type="gramEnd"/>
             <w:r>
               <w:t>20</w:t>
             </w:r>
@@ -1875,9 +1756,6 @@
           <w:p>
             <w:pPr>
               <w:cnfStyle w:val="000000100000" w:firstRow="0" w:lastRow="0" w:firstColumn="0" w:lastColumn="0" w:oddVBand="0" w:evenVBand="0" w:oddHBand="1" w:evenHBand="0" w:firstRowFirstColumn="0" w:firstRowLastColumn="0" w:lastRowFirstColumn="0" w:lastRowLastColumn="0"/>
-              <w:rPr>
-                <w:rFonts w:hint="eastAsia"/>
-              </w:rPr>
             </w:pPr>
           </w:p>
         </w:tc>
@@ -1930,9 +1808,6 @@
           <w:p>
             <w:pPr>
               <w:cnfStyle w:val="000000100000" w:firstRow="0" w:lastRow="0" w:firstColumn="0" w:lastColumn="0" w:oddVBand="0" w:evenVBand="0" w:oddHBand="1" w:evenHBand="0" w:firstRowFirstColumn="0" w:firstRowLastColumn="0" w:lastRowFirstColumn="0" w:lastRowLastColumn="0"/>
-              <w:rPr>
-                <w:rFonts w:hint="eastAsia"/>
-              </w:rPr>
             </w:pPr>
             <w:r>
               <w:rPr>
@@ -1951,11 +1826,6 @@
             <w:tcW w:w="1555" w:type="dxa"/>
           </w:tcPr>
           <w:p>
-            <w:pPr>
-              <w:rPr>
-                <w:rFonts w:hint="eastAsia"/>
-              </w:rPr>
-            </w:pPr>
             <w:r>
               <w:rPr>
                 <w:rFonts w:hint="eastAsia"/>
@@ -1972,10 +1842,8 @@
           <w:p>
             <w:pPr>
               <w:cnfStyle w:val="000000000000" w:firstRow="0" w:lastRow="0" w:firstColumn="0" w:lastColumn="0" w:oddVBand="0" w:evenVBand="0" w:oddHBand="0" w:evenHBand="0" w:firstRowFirstColumn="0" w:firstRowLastColumn="0" w:lastRowFirstColumn="0" w:lastRowLastColumn="0"/>
-              <w:rPr>
-                <w:rFonts w:hint="eastAsia"/>
-              </w:rPr>
-            </w:pPr>
+            </w:pPr>
+            <w:proofErr w:type="gramStart"/>
             <w:r>
               <w:rPr>
                 <w:rFonts w:hint="eastAsia"/>
@@ -1983,7 +1851,11 @@
               <w:t>varchar</w:t>
             </w:r>
             <w:r>
-              <w:t>(20)</w:t>
+              <w:t>(</w:t>
+            </w:r>
+            <w:proofErr w:type="gramEnd"/>
+            <w:r>
+              <w:t>20)</w:t>
             </w:r>
           </w:p>
         </w:tc>
@@ -1994,9 +1866,6 @@
           <w:p>
             <w:pPr>
               <w:cnfStyle w:val="000000000000" w:firstRow="0" w:lastRow="0" w:firstColumn="0" w:lastColumn="0" w:oddVBand="0" w:evenVBand="0" w:oddHBand="0" w:evenHBand="0" w:firstRowFirstColumn="0" w:firstRowLastColumn="0" w:lastRowFirstColumn="0" w:lastRowLastColumn="0"/>
-              <w:rPr>
-                <w:rFonts w:hint="eastAsia"/>
-              </w:rPr>
             </w:pPr>
           </w:p>
         </w:tc>
@@ -2018,9 +1887,6 @@
           <w:p>
             <w:pPr>
               <w:cnfStyle w:val="000000000000" w:firstRow="0" w:lastRow="0" w:firstColumn="0" w:lastColumn="0" w:oddVBand="0" w:evenVBand="0" w:oddHBand="0" w:evenHBand="0" w:firstRowFirstColumn="0" w:firstRowLastColumn="0" w:lastRowFirstColumn="0" w:lastRowLastColumn="0"/>
-              <w:rPr>
-                <w:rFonts w:hint="eastAsia"/>
-              </w:rPr>
             </w:pPr>
             <w:r>
               <w:rPr>
@@ -2041,11 +1907,6 @@
             <w:tcW w:w="1555" w:type="dxa"/>
           </w:tcPr>
           <w:p>
-            <w:pPr>
-              <w:rPr>
-                <w:rFonts w:hint="eastAsia"/>
-              </w:rPr>
-            </w:pPr>
             <w:r>
               <w:rPr>
                 <w:rFonts w:hint="eastAsia"/>
@@ -2061,9 +1922,6 @@
           <w:p>
             <w:pPr>
               <w:cnfStyle w:val="000000100000" w:firstRow="0" w:lastRow="0" w:firstColumn="0" w:lastColumn="0" w:oddVBand="0" w:evenVBand="0" w:oddHBand="1" w:evenHBand="0" w:firstRowFirstColumn="0" w:firstRowLastColumn="0" w:lastRowFirstColumn="0" w:lastRowLastColumn="0"/>
-              <w:rPr>
-                <w:rFonts w:hint="eastAsia"/>
-              </w:rPr>
             </w:pPr>
             <w:r>
               <w:rPr>
@@ -2080,9 +1938,6 @@
           <w:p>
             <w:pPr>
               <w:cnfStyle w:val="000000100000" w:firstRow="0" w:lastRow="0" w:firstColumn="0" w:lastColumn="0" w:oddVBand="0" w:evenVBand="0" w:oddHBand="1" w:evenHBand="0" w:firstRowFirstColumn="0" w:firstRowLastColumn="0" w:lastRowFirstColumn="0" w:lastRowLastColumn="0"/>
-              <w:rPr>
-                <w:rFonts w:hint="eastAsia"/>
-              </w:rPr>
             </w:pPr>
           </w:p>
         </w:tc>
@@ -2104,9 +1959,6 @@
           <w:p>
             <w:pPr>
               <w:cnfStyle w:val="000000100000" w:firstRow="0" w:lastRow="0" w:firstColumn="0" w:lastColumn="0" w:oddVBand="0" w:evenVBand="0" w:oddHBand="1" w:evenHBand="0" w:firstRowFirstColumn="0" w:firstRowLastColumn="0" w:lastRowFirstColumn="0" w:lastRowLastColumn="0"/>
-              <w:rPr>
-                <w:rFonts w:hint="eastAsia"/>
-              </w:rPr>
             </w:pPr>
             <w:r>
               <w:rPr>
@@ -2124,11 +1976,7 @@
             <w:tcW w:w="1555" w:type="dxa"/>
           </w:tcPr>
           <w:p>
-            <w:pPr>
-              <w:rPr>
-                <w:rFonts w:hint="eastAsia"/>
-              </w:rPr>
-            </w:pPr>
+            <w:proofErr w:type="spellStart"/>
             <w:r>
               <w:rPr>
                 <w:rFonts w:hint="eastAsia"/>
@@ -2138,6 +1986,7 @@
             <w:r>
               <w:t>tual_host</w:t>
             </w:r>
+            <w:proofErr w:type="spellEnd"/>
           </w:p>
         </w:tc>
         <w:tc>
@@ -2147,16 +1996,15 @@
           <w:p>
             <w:pPr>
               <w:cnfStyle w:val="000000000000" w:firstRow="0" w:lastRow="0" w:firstColumn="0" w:lastColumn="0" w:oddVBand="0" w:evenVBand="0" w:oddHBand="0" w:evenHBand="0" w:firstRowFirstColumn="0" w:firstRowLastColumn="0" w:lastRowFirstColumn="0" w:lastRowLastColumn="0"/>
-              <w:rPr>
-                <w:rFonts w:hint="eastAsia"/>
-              </w:rPr>
-            </w:pPr>
+            </w:pPr>
+            <w:proofErr w:type="gramStart"/>
             <w:r>
               <w:rPr>
                 <w:rFonts w:hint="eastAsia"/>
               </w:rPr>
               <w:t>varchar(</w:t>
             </w:r>
+            <w:proofErr w:type="gramEnd"/>
             <w:r>
               <w:t>20</w:t>
             </w:r>
@@ -2175,9 +2023,6 @@
           <w:p>
             <w:pPr>
               <w:cnfStyle w:val="000000000000" w:firstRow="0" w:lastRow="0" w:firstColumn="0" w:lastColumn="0" w:oddVBand="0" w:evenVBand="0" w:oddHBand="0" w:evenHBand="0" w:firstRowFirstColumn="0" w:firstRowLastColumn="0" w:lastRowFirstColumn="0" w:lastRowLastColumn="0"/>
-              <w:rPr>
-                <w:rFonts w:hint="eastAsia"/>
-              </w:rPr>
             </w:pPr>
           </w:p>
         </w:tc>
@@ -2208,9 +2053,6 @@
           <w:p>
             <w:pPr>
               <w:cnfStyle w:val="000000000000" w:firstRow="0" w:lastRow="0" w:firstColumn="0" w:lastColumn="0" w:oddVBand="0" w:evenVBand="0" w:oddHBand="0" w:evenHBand="0" w:firstRowFirstColumn="0" w:firstRowLastColumn="0" w:lastRowFirstColumn="0" w:lastRowLastColumn="0"/>
-              <w:rPr>
-                <w:rFonts w:hint="eastAsia"/>
-              </w:rPr>
             </w:pPr>
             <w:r>
               <w:rPr>
@@ -2231,11 +2073,7 @@
             <w:tcW w:w="1555" w:type="dxa"/>
           </w:tcPr>
           <w:p>
-            <w:pPr>
-              <w:rPr>
-                <w:rFonts w:hint="eastAsia"/>
-              </w:rPr>
-            </w:pPr>
+            <w:proofErr w:type="spellStart"/>
             <w:r>
               <w:rPr>
                 <w:rFonts w:hint="eastAsia"/>
@@ -2245,6 +2083,7 @@
             <w:r>
               <w:t>_cache_size</w:t>
             </w:r>
+            <w:proofErr w:type="spellEnd"/>
           </w:p>
         </w:tc>
         <w:tc>
@@ -2254,9 +2093,6 @@
           <w:p>
             <w:pPr>
               <w:cnfStyle w:val="000000100000" w:firstRow="0" w:lastRow="0" w:firstColumn="0" w:lastColumn="0" w:oddVBand="0" w:evenVBand="0" w:oddHBand="1" w:evenHBand="0" w:firstRowFirstColumn="0" w:firstRowLastColumn="0" w:lastRowFirstColumn="0" w:lastRowLastColumn="0"/>
-              <w:rPr>
-                <w:rFonts w:hint="eastAsia"/>
-              </w:rPr>
             </w:pPr>
             <w:r>
               <w:rPr>
@@ -2273,9 +2109,6 @@
           <w:p>
             <w:pPr>
               <w:cnfStyle w:val="000000100000" w:firstRow="0" w:lastRow="0" w:firstColumn="0" w:lastColumn="0" w:oddVBand="0" w:evenVBand="0" w:oddHBand="1" w:evenHBand="0" w:firstRowFirstColumn="0" w:firstRowLastColumn="0" w:lastRowFirstColumn="0" w:lastRowLastColumn="0"/>
-              <w:rPr>
-                <w:rFonts w:hint="eastAsia"/>
-              </w:rPr>
             </w:pPr>
           </w:p>
         </w:tc>
@@ -2297,9 +2130,6 @@
           <w:p>
             <w:pPr>
               <w:cnfStyle w:val="000000100000" w:firstRow="0" w:lastRow="0" w:firstColumn="0" w:lastColumn="0" w:oddVBand="0" w:evenVBand="0" w:oddHBand="1" w:evenHBand="0" w:firstRowFirstColumn="0" w:firstRowLastColumn="0" w:lastRowFirstColumn="0" w:lastRowLastColumn="0"/>
-              <w:rPr>
-                <w:rFonts w:hint="eastAsia"/>
-              </w:rPr>
             </w:pPr>
             <w:r>
               <w:rPr>
@@ -2317,17 +2147,14 @@
             <w:tcW w:w="1555" w:type="dxa"/>
           </w:tcPr>
           <w:p>
-            <w:pPr>
-              <w:rPr>
-                <w:rFonts w:hint="eastAsia"/>
-              </w:rPr>
-            </w:pPr>
+            <w:proofErr w:type="spellStart"/>
             <w:r>
               <w:rPr>
                 <w:rFonts w:hint="eastAsia"/>
               </w:rPr>
               <w:t>on_message_timeout</w:t>
             </w:r>
+            <w:proofErr w:type="spellEnd"/>
           </w:p>
         </w:tc>
         <w:tc>
@@ -2337,9 +2164,6 @@
           <w:p>
             <w:pPr>
               <w:cnfStyle w:val="000000000000" w:firstRow="0" w:lastRow="0" w:firstColumn="0" w:lastColumn="0" w:oddVBand="0" w:evenVBand="0" w:oddHBand="0" w:evenHBand="0" w:firstRowFirstColumn="0" w:firstRowLastColumn="0" w:lastRowFirstColumn="0" w:lastRowLastColumn="0"/>
-              <w:rPr>
-                <w:rFonts w:hint="eastAsia"/>
-              </w:rPr>
             </w:pPr>
             <w:r>
               <w:rPr>
@@ -2356,9 +2180,6 @@
           <w:p>
             <w:pPr>
               <w:cnfStyle w:val="000000000000" w:firstRow="0" w:lastRow="0" w:firstColumn="0" w:lastColumn="0" w:oddVBand="0" w:evenVBand="0" w:oddHBand="0" w:evenHBand="0" w:firstRowFirstColumn="0" w:firstRowLastColumn="0" w:lastRowFirstColumn="0" w:lastRowLastColumn="0"/>
-              <w:rPr>
-                <w:rFonts w:hint="eastAsia"/>
-              </w:rPr>
             </w:pPr>
           </w:p>
         </w:tc>
@@ -2380,10 +2201,8 @@
           <w:p>
             <w:pPr>
               <w:cnfStyle w:val="000000000000" w:firstRow="0" w:lastRow="0" w:firstColumn="0" w:lastColumn="0" w:oddVBand="0" w:evenVBand="0" w:oddHBand="0" w:evenHBand="0" w:firstRowFirstColumn="0" w:firstRowLastColumn="0" w:lastRowFirstColumn="0" w:lastRowLastColumn="0"/>
-              <w:rPr>
-                <w:rFonts w:hint="eastAsia"/>
-              </w:rPr>
-            </w:pPr>
+            </w:pPr>
+            <w:proofErr w:type="spellStart"/>
             <w:r>
               <w:rPr>
                 <w:rFonts w:hint="eastAsia"/>
@@ -2393,11 +2212,26 @@
             <w:r>
               <w:t>Message</w:t>
             </w:r>
-            <w:r>
-              <w:rPr>
-                <w:rFonts w:hint="eastAsia"/>
-              </w:rPr>
-              <w:t>超时时间，单位（ms）</w:t>
+            <w:proofErr w:type="spellEnd"/>
+            <w:r>
+              <w:rPr>
+                <w:rFonts w:hint="eastAsia"/>
+              </w:rPr>
+              <w:t>超时时间，单位（</w:t>
+            </w:r>
+            <w:proofErr w:type="spellStart"/>
+            <w:r>
+              <w:rPr>
+                <w:rFonts w:hint="eastAsia"/>
+              </w:rPr>
+              <w:t>ms</w:t>
+            </w:r>
+            <w:proofErr w:type="spellEnd"/>
+            <w:r>
+              <w:rPr>
+                <w:rFonts w:hint="eastAsia"/>
+              </w:rPr>
+              <w:t>）</w:t>
             </w:r>
           </w:p>
         </w:tc>
@@ -2408,12 +2242,14 @@
       <w:pPr>
         <w:pStyle w:val="4"/>
       </w:pPr>
+      <w:proofErr w:type="spellStart"/>
       <w:r>
         <w:rPr>
           <w:rFonts w:hint="eastAsia"/>
         </w:rPr>
         <w:t>sys_variable</w:t>
       </w:r>
+      <w:proofErr w:type="spellEnd"/>
       <w:r>
         <w:rPr>
           <w:rFonts w:hint="eastAsia"/>
@@ -2445,7 +2281,7 @@
           <w:p>
             <w:pPr>
               <w:rPr>
-                <w:rFonts w:ascii="宋体" w:eastAsia="宋体" w:hAnsi="宋体" w:hint="eastAsia"/>
+                <w:rFonts w:ascii="宋体" w:eastAsia="宋体" w:hAnsi="宋体"/>
               </w:rPr>
             </w:pPr>
             <w:r>
@@ -2464,7 +2300,7 @@
             <w:pPr>
               <w:cnfStyle w:val="100000000000" w:firstRow="1" w:lastRow="0" w:firstColumn="0" w:lastColumn="0" w:oddVBand="0" w:evenVBand="0" w:oddHBand="0" w:evenHBand="0" w:firstRowFirstColumn="0" w:firstRowLastColumn="0" w:lastRowFirstColumn="0" w:lastRowLastColumn="0"/>
               <w:rPr>
-                <w:rFonts w:ascii="宋体" w:eastAsia="宋体" w:hAnsi="宋体" w:hint="eastAsia"/>
+                <w:rFonts w:ascii="宋体" w:eastAsia="宋体" w:hAnsi="宋体"/>
               </w:rPr>
             </w:pPr>
             <w:r>
@@ -2483,7 +2319,7 @@
             <w:pPr>
               <w:cnfStyle w:val="100000000000" w:firstRow="1" w:lastRow="0" w:firstColumn="0" w:lastColumn="0" w:oddVBand="0" w:evenVBand="0" w:oddHBand="0" w:evenHBand="0" w:firstRowFirstColumn="0" w:firstRowLastColumn="0" w:lastRowFirstColumn="0" w:lastRowLastColumn="0"/>
               <w:rPr>
-                <w:rFonts w:ascii="宋体" w:eastAsia="宋体" w:hAnsi="宋体" w:hint="eastAsia"/>
+                <w:rFonts w:ascii="宋体" w:eastAsia="宋体" w:hAnsi="宋体"/>
               </w:rPr>
             </w:pPr>
             <w:r>
@@ -2502,7 +2338,7 @@
             <w:pPr>
               <w:cnfStyle w:val="100000000000" w:firstRow="1" w:lastRow="0" w:firstColumn="0" w:lastColumn="0" w:oddVBand="0" w:evenVBand="0" w:oddHBand="0" w:evenHBand="0" w:firstRowFirstColumn="0" w:firstRowLastColumn="0" w:lastRowFirstColumn="0" w:lastRowLastColumn="0"/>
               <w:rPr>
-                <w:rFonts w:ascii="宋体" w:eastAsia="宋体" w:hAnsi="宋体" w:hint="eastAsia"/>
+                <w:rFonts w:ascii="宋体" w:eastAsia="宋体" w:hAnsi="宋体"/>
               </w:rPr>
             </w:pPr>
             <w:r>
@@ -2524,29 +2360,23 @@
             <w:tcW w:w="2074" w:type="dxa"/>
           </w:tcPr>
           <w:p>
-            <w:pPr>
-              <w:rPr>
-                <w:rFonts w:hint="eastAsia"/>
-              </w:rPr>
-            </w:pPr>
+            <w:proofErr w:type="spellStart"/>
             <w:r>
               <w:rPr>
                 <w:rFonts w:hint="eastAsia"/>
               </w:rPr>
               <w:t>create_time</w:t>
             </w:r>
-          </w:p>
-        </w:tc>
-        <w:tc>
-          <w:tcPr>
-            <w:tcW w:w="2074" w:type="dxa"/>
-          </w:tcPr>
-          <w:p>
-            <w:pPr>
-              <w:cnfStyle w:val="000000100000" w:firstRow="0" w:lastRow="0" w:firstColumn="0" w:lastColumn="0" w:oddVBand="0" w:evenVBand="0" w:oddHBand="1" w:evenHBand="0" w:firstRowFirstColumn="0" w:firstRowLastColumn="0" w:lastRowFirstColumn="0" w:lastRowLastColumn="0"/>
-              <w:rPr>
-                <w:rFonts w:hint="eastAsia"/>
-              </w:rPr>
+            <w:proofErr w:type="spellEnd"/>
+          </w:p>
+        </w:tc>
+        <w:tc>
+          <w:tcPr>
+            <w:tcW w:w="2074" w:type="dxa"/>
+          </w:tcPr>
+          <w:p>
+            <w:pPr>
+              <w:cnfStyle w:val="000000100000" w:firstRow="0" w:lastRow="0" w:firstColumn="0" w:lastColumn="0" w:oddVBand="0" w:evenVBand="0" w:oddHBand="1" w:evenHBand="0" w:firstRowFirstColumn="0" w:firstRowLastColumn="0" w:lastRowFirstColumn="0" w:lastRowLastColumn="0"/>
             </w:pPr>
             <w:r>
               <w:rPr>
@@ -2563,9 +2393,6 @@
           <w:p>
             <w:pPr>
               <w:cnfStyle w:val="000000100000" w:firstRow="0" w:lastRow="0" w:firstColumn="0" w:lastColumn="0" w:oddVBand="0" w:evenVBand="0" w:oddHBand="1" w:evenHBand="0" w:firstRowFirstColumn="0" w:firstRowLastColumn="0" w:lastRowFirstColumn="0" w:lastRowLastColumn="0"/>
-              <w:rPr>
-                <w:rFonts w:hint="eastAsia"/>
-              </w:rPr>
             </w:pPr>
             <w:r>
               <w:rPr>
@@ -2582,9 +2409,6 @@
           <w:p>
             <w:pPr>
               <w:cnfStyle w:val="000000100000" w:firstRow="0" w:lastRow="0" w:firstColumn="0" w:lastColumn="0" w:oddVBand="0" w:evenVBand="0" w:oddHBand="1" w:evenHBand="0" w:firstRowFirstColumn="0" w:firstRowLastColumn="0" w:lastRowFirstColumn="0" w:lastRowLastColumn="0"/>
-              <w:rPr>
-                <w:rFonts w:hint="eastAsia"/>
-              </w:rPr>
             </w:pPr>
             <w:r>
               <w:rPr>
@@ -2602,11 +2426,7 @@
             <w:tcW w:w="2074" w:type="dxa"/>
           </w:tcPr>
           <w:p>
-            <w:pPr>
-              <w:rPr>
-                <w:rFonts w:hint="eastAsia"/>
-              </w:rPr>
-            </w:pPr>
+            <w:proofErr w:type="spellStart"/>
             <w:r>
               <w:rPr>
                 <w:rFonts w:hint="eastAsia"/>
@@ -2616,18 +2436,16 @@
             <w:r>
               <w:t>_time</w:t>
             </w:r>
-          </w:p>
-        </w:tc>
-        <w:tc>
-          <w:tcPr>
-            <w:tcW w:w="2074" w:type="dxa"/>
-          </w:tcPr>
-          <w:p>
-            <w:pPr>
-              <w:cnfStyle w:val="000000000000" w:firstRow="0" w:lastRow="0" w:firstColumn="0" w:lastColumn="0" w:oddVBand="0" w:evenVBand="0" w:oddHBand="0" w:evenHBand="0" w:firstRowFirstColumn="0" w:firstRowLastColumn="0" w:lastRowFirstColumn="0" w:lastRowLastColumn="0"/>
-              <w:rPr>
-                <w:rFonts w:hint="eastAsia"/>
-              </w:rPr>
+            <w:proofErr w:type="spellEnd"/>
+          </w:p>
+        </w:tc>
+        <w:tc>
+          <w:tcPr>
+            <w:tcW w:w="2074" w:type="dxa"/>
+          </w:tcPr>
+          <w:p>
+            <w:pPr>
+              <w:cnfStyle w:val="000000000000" w:firstRow="0" w:lastRow="0" w:firstColumn="0" w:lastColumn="0" w:oddVBand="0" w:evenVBand="0" w:oddHBand="0" w:evenHBand="0" w:firstRowFirstColumn="0" w:firstRowLastColumn="0" w:lastRowFirstColumn="0" w:lastRowLastColumn="0"/>
             </w:pPr>
             <w:r>
               <w:rPr>
@@ -2644,9 +2462,6 @@
           <w:p>
             <w:pPr>
               <w:cnfStyle w:val="000000000000" w:firstRow="0" w:lastRow="0" w:firstColumn="0" w:lastColumn="0" w:oddVBand="0" w:evenVBand="0" w:oddHBand="0" w:evenHBand="0" w:firstRowFirstColumn="0" w:firstRowLastColumn="0" w:lastRowFirstColumn="0" w:lastRowLastColumn="0"/>
-              <w:rPr>
-                <w:rFonts w:hint="eastAsia"/>
-              </w:rPr>
             </w:pPr>
             <w:r>
               <w:rPr>
@@ -2663,9 +2478,6 @@
           <w:p>
             <w:pPr>
               <w:cnfStyle w:val="000000000000" w:firstRow="0" w:lastRow="0" w:firstColumn="0" w:lastColumn="0" w:oddVBand="0" w:evenVBand="0" w:oddHBand="0" w:evenHBand="0" w:firstRowFirstColumn="0" w:firstRowLastColumn="0" w:lastRowFirstColumn="0" w:lastRowLastColumn="0"/>
-              <w:rPr>
-                <w:rFonts w:hint="eastAsia"/>
-              </w:rPr>
             </w:pPr>
             <w:r>
               <w:rPr>
@@ -2686,11 +2498,7 @@
             <w:tcW w:w="2074" w:type="dxa"/>
           </w:tcPr>
           <w:p>
-            <w:pPr>
-              <w:rPr>
-                <w:rFonts w:hint="eastAsia"/>
-              </w:rPr>
-            </w:pPr>
+            <w:proofErr w:type="spellStart"/>
             <w:r>
               <w:rPr>
                 <w:rFonts w:hint="eastAsia"/>
@@ -2700,18 +2508,16 @@
             <w:r>
               <w:t>_by</w:t>
             </w:r>
-          </w:p>
-        </w:tc>
-        <w:tc>
-          <w:tcPr>
-            <w:tcW w:w="2074" w:type="dxa"/>
-          </w:tcPr>
-          <w:p>
-            <w:pPr>
-              <w:cnfStyle w:val="000000100000" w:firstRow="0" w:lastRow="0" w:firstColumn="0" w:lastColumn="0" w:oddVBand="0" w:evenVBand="0" w:oddHBand="1" w:evenHBand="0" w:firstRowFirstColumn="0" w:firstRowLastColumn="0" w:lastRowFirstColumn="0" w:lastRowLastColumn="0"/>
-              <w:rPr>
-                <w:rFonts w:hint="eastAsia"/>
-              </w:rPr>
+            <w:proofErr w:type="spellEnd"/>
+          </w:p>
+        </w:tc>
+        <w:tc>
+          <w:tcPr>
+            <w:tcW w:w="2074" w:type="dxa"/>
+          </w:tcPr>
+          <w:p>
+            <w:pPr>
+              <w:cnfStyle w:val="000000100000" w:firstRow="0" w:lastRow="0" w:firstColumn="0" w:lastColumn="0" w:oddVBand="0" w:evenVBand="0" w:oddHBand="1" w:evenHBand="0" w:firstRowFirstColumn="0" w:firstRowLastColumn="0" w:lastRowFirstColumn="0" w:lastRowLastColumn="0"/>
             </w:pPr>
             <w:r>
               <w:rPr>
@@ -2728,9 +2534,6 @@
           <w:p>
             <w:pPr>
               <w:cnfStyle w:val="000000100000" w:firstRow="0" w:lastRow="0" w:firstColumn="0" w:lastColumn="0" w:oddVBand="0" w:evenVBand="0" w:oddHBand="1" w:evenHBand="0" w:firstRowFirstColumn="0" w:firstRowLastColumn="0" w:lastRowFirstColumn="0" w:lastRowLastColumn="0"/>
-              <w:rPr>
-                <w:rFonts w:hint="eastAsia"/>
-              </w:rPr>
             </w:pPr>
             <w:r>
               <w:rPr>
@@ -2756,9 +2559,6 @@
           <w:p>
             <w:pPr>
               <w:cnfStyle w:val="000000100000" w:firstRow="0" w:lastRow="0" w:firstColumn="0" w:lastColumn="0" w:oddVBand="0" w:evenVBand="0" w:oddHBand="1" w:evenHBand="0" w:firstRowFirstColumn="0" w:firstRowLastColumn="0" w:lastRowFirstColumn="0" w:lastRowLastColumn="0"/>
-              <w:rPr>
-                <w:rFonts w:hint="eastAsia"/>
-              </w:rPr>
             </w:pPr>
             <w:r>
               <w:rPr>
@@ -2776,29 +2576,23 @@
             <w:tcW w:w="2074" w:type="dxa"/>
           </w:tcPr>
           <w:p>
-            <w:pPr>
-              <w:rPr>
-                <w:rFonts w:hint="eastAsia"/>
-              </w:rPr>
-            </w:pPr>
+            <w:proofErr w:type="spellStart"/>
             <w:r>
               <w:rPr>
                 <w:rFonts w:hint="eastAsia"/>
               </w:rPr>
               <w:t>update_by</w:t>
             </w:r>
-          </w:p>
-        </w:tc>
-        <w:tc>
-          <w:tcPr>
-            <w:tcW w:w="2074" w:type="dxa"/>
-          </w:tcPr>
-          <w:p>
-            <w:pPr>
-              <w:cnfStyle w:val="000000000000" w:firstRow="0" w:lastRow="0" w:firstColumn="0" w:lastColumn="0" w:oddVBand="0" w:evenVBand="0" w:oddHBand="0" w:evenHBand="0" w:firstRowFirstColumn="0" w:firstRowLastColumn="0" w:lastRowFirstColumn="0" w:lastRowLastColumn="0"/>
-              <w:rPr>
-                <w:rFonts w:hint="eastAsia"/>
-              </w:rPr>
+            <w:proofErr w:type="spellEnd"/>
+          </w:p>
+        </w:tc>
+        <w:tc>
+          <w:tcPr>
+            <w:tcW w:w="2074" w:type="dxa"/>
+          </w:tcPr>
+          <w:p>
+            <w:pPr>
+              <w:cnfStyle w:val="000000000000" w:firstRow="0" w:lastRow="0" w:firstColumn="0" w:lastColumn="0" w:oddVBand="0" w:evenVBand="0" w:oddHBand="0" w:evenHBand="0" w:firstRowFirstColumn="0" w:firstRowLastColumn="0" w:lastRowFirstColumn="0" w:lastRowLastColumn="0"/>
             </w:pPr>
             <w:r>
               <w:rPr>
@@ -2815,9 +2609,6 @@
           <w:p>
             <w:pPr>
               <w:cnfStyle w:val="000000000000" w:firstRow="0" w:lastRow="0" w:firstColumn="0" w:lastColumn="0" w:oddVBand="0" w:evenVBand="0" w:oddHBand="0" w:evenHBand="0" w:firstRowFirstColumn="0" w:firstRowLastColumn="0" w:lastRowFirstColumn="0" w:lastRowLastColumn="0"/>
-              <w:rPr>
-                <w:rFonts w:hint="eastAsia"/>
-              </w:rPr>
             </w:pPr>
             <w:r>
               <w:rPr>
@@ -2834,9 +2625,6 @@
           <w:p>
             <w:pPr>
               <w:cnfStyle w:val="000000000000" w:firstRow="0" w:lastRow="0" w:firstColumn="0" w:lastColumn="0" w:oddVBand="0" w:evenVBand="0" w:oddHBand="0" w:evenHBand="0" w:firstRowFirstColumn="0" w:firstRowLastColumn="0" w:lastRowFirstColumn="0" w:lastRowLastColumn="0"/>
-              <w:rPr>
-                <w:rFonts w:hint="eastAsia"/>
-              </w:rPr>
             </w:pPr>
             <w:r>
               <w:rPr>
@@ -2859,7 +2647,7 @@
           <w:p>
             <w:pPr>
               <w:rPr>
-                <w:rFonts w:ascii="宋体" w:eastAsia="宋体" w:hAnsi="宋体" w:hint="eastAsia"/>
+                <w:rFonts w:ascii="宋体" w:eastAsia="宋体" w:hAnsi="宋体"/>
               </w:rPr>
             </w:pPr>
             <w:r>
@@ -2878,20 +2666,22 @@
             <w:pPr>
               <w:cnfStyle w:val="000000100000" w:firstRow="0" w:lastRow="0" w:firstColumn="0" w:lastColumn="0" w:oddVBand="0" w:evenVBand="0" w:oddHBand="1" w:evenHBand="0" w:firstRowFirstColumn="0" w:firstRowLastColumn="0" w:lastRowFirstColumn="0" w:lastRowLastColumn="0"/>
               <w:rPr>
-                <w:rFonts w:ascii="宋体" w:eastAsia="宋体" w:hAnsi="宋体" w:hint="eastAsia"/>
-              </w:rPr>
-            </w:pPr>
+                <w:rFonts w:ascii="宋体" w:eastAsia="宋体" w:hAnsi="宋体"/>
+              </w:rPr>
+            </w:pPr>
+            <w:proofErr w:type="gramStart"/>
             <w:r>
               <w:rPr>
                 <w:rFonts w:ascii="宋体" w:eastAsia="宋体" w:hAnsi="宋体" w:hint="eastAsia"/>
               </w:rPr>
               <w:t>varchar(</w:t>
             </w:r>
-            <w:r>
-              <w:rPr>
-                <w:rFonts w:ascii="宋体" w:eastAsia="宋体" w:hAnsi="宋体"/>
-              </w:rPr>
-              <w:t>50</w:t>
+            <w:proofErr w:type="gramEnd"/>
+            <w:r>
+              <w:rPr>
+                <w:rFonts w:ascii="宋体" w:eastAsia="宋体" w:hAnsi="宋体"/>
+              </w:rPr>
+              <w:t>36</w:t>
             </w:r>
             <w:r>
               <w:rPr>
@@ -2909,7 +2699,7 @@
             <w:pPr>
               <w:cnfStyle w:val="000000100000" w:firstRow="0" w:lastRow="0" w:firstColumn="0" w:lastColumn="0" w:oddVBand="0" w:evenVBand="0" w:oddHBand="1" w:evenHBand="0" w:firstRowFirstColumn="0" w:firstRowLastColumn="0" w:lastRowFirstColumn="0" w:lastRowLastColumn="0"/>
               <w:rPr>
-                <w:rFonts w:ascii="宋体" w:eastAsia="宋体" w:hAnsi="宋体" w:hint="eastAsia"/>
+                <w:rFonts w:ascii="宋体" w:eastAsia="宋体" w:hAnsi="宋体"/>
               </w:rPr>
             </w:pPr>
             <w:r>
@@ -2942,7 +2732,7 @@
             <w:pPr>
               <w:cnfStyle w:val="000000100000" w:firstRow="0" w:lastRow="0" w:firstColumn="0" w:lastColumn="0" w:oddVBand="0" w:evenVBand="0" w:oddHBand="1" w:evenHBand="0" w:firstRowFirstColumn="0" w:firstRowLastColumn="0" w:lastRowFirstColumn="0" w:lastRowLastColumn="0"/>
               <w:rPr>
-                <w:rFonts w:ascii="宋体" w:eastAsia="宋体" w:hAnsi="宋体" w:hint="eastAsia"/>
+                <w:rFonts w:ascii="宋体" w:eastAsia="宋体" w:hAnsi="宋体"/>
               </w:rPr>
             </w:pPr>
             <w:r>
@@ -2963,7 +2753,7 @@
           <w:p>
             <w:pPr>
               <w:rPr>
-                <w:rFonts w:ascii="宋体" w:eastAsia="宋体" w:hAnsi="宋体" w:hint="eastAsia"/>
+                <w:rFonts w:ascii="宋体" w:eastAsia="宋体" w:hAnsi="宋体"/>
               </w:rPr>
             </w:pPr>
             <w:r>
@@ -2982,7 +2772,7 @@
             <w:pPr>
               <w:cnfStyle w:val="000000000000" w:firstRow="0" w:lastRow="0" w:firstColumn="0" w:lastColumn="0" w:oddVBand="0" w:evenVBand="0" w:oddHBand="0" w:evenHBand="0" w:firstRowFirstColumn="0" w:firstRowLastColumn="0" w:lastRowFirstColumn="0" w:lastRowLastColumn="0"/>
               <w:rPr>
-                <w:rFonts w:ascii="宋体" w:eastAsia="宋体" w:hAnsi="宋体" w:hint="eastAsia"/>
+                <w:rFonts w:ascii="宋体" w:eastAsia="宋体" w:hAnsi="宋体"/>
               </w:rPr>
             </w:pPr>
             <w:r>
@@ -3001,7 +2791,7 @@
             <w:pPr>
               <w:cnfStyle w:val="000000000000" w:firstRow="0" w:lastRow="0" w:firstColumn="0" w:lastColumn="0" w:oddVBand="0" w:evenVBand="0" w:oddHBand="0" w:evenHBand="0" w:firstRowFirstColumn="0" w:firstRowLastColumn="0" w:lastRowFirstColumn="0" w:lastRowLastColumn="0"/>
               <w:rPr>
-                <w:rFonts w:ascii="宋体" w:eastAsia="宋体" w:hAnsi="宋体" w:hint="eastAsia"/>
+                <w:rFonts w:ascii="宋体" w:eastAsia="宋体" w:hAnsi="宋体"/>
               </w:rPr>
             </w:pPr>
             <w:r>
@@ -3046,7 +2836,7 @@
             <w:pPr>
               <w:cnfStyle w:val="000000000000" w:firstRow="0" w:lastRow="0" w:firstColumn="0" w:lastColumn="0" w:oddVBand="0" w:evenVBand="0" w:oddHBand="0" w:evenHBand="0" w:firstRowFirstColumn="0" w:firstRowLastColumn="0" w:lastRowFirstColumn="0" w:lastRowLastColumn="0"/>
               <w:rPr>
-                <w:rFonts w:ascii="宋体" w:eastAsia="宋体" w:hAnsi="宋体" w:hint="eastAsia"/>
+                <w:rFonts w:ascii="宋体" w:eastAsia="宋体" w:hAnsi="宋体"/>
               </w:rPr>
             </w:pPr>
             <w:r>
@@ -3070,7 +2860,7 @@
           <w:p>
             <w:pPr>
               <w:rPr>
-                <w:rFonts w:ascii="宋体" w:eastAsia="宋体" w:hAnsi="宋体" w:hint="eastAsia"/>
+                <w:rFonts w:ascii="宋体" w:eastAsia="宋体" w:hAnsi="宋体"/>
               </w:rPr>
             </w:pPr>
             <w:r>
@@ -3089,7 +2879,7 @@
             <w:pPr>
               <w:cnfStyle w:val="000000100000" w:firstRow="0" w:lastRow="0" w:firstColumn="0" w:lastColumn="0" w:oddVBand="0" w:evenVBand="0" w:oddHBand="1" w:evenHBand="0" w:firstRowFirstColumn="0" w:firstRowLastColumn="0" w:lastRowFirstColumn="0" w:lastRowLastColumn="0"/>
               <w:rPr>
-                <w:rFonts w:ascii="宋体" w:eastAsia="宋体" w:hAnsi="宋体" w:hint="eastAsia"/>
+                <w:rFonts w:ascii="宋体" w:eastAsia="宋体" w:hAnsi="宋体"/>
               </w:rPr>
             </w:pPr>
             <w:r>
@@ -3108,7 +2898,7 @@
             <w:pPr>
               <w:cnfStyle w:val="000000100000" w:firstRow="0" w:lastRow="0" w:firstColumn="0" w:lastColumn="0" w:oddVBand="0" w:evenVBand="0" w:oddHBand="1" w:evenHBand="0" w:firstRowFirstColumn="0" w:firstRowLastColumn="0" w:lastRowFirstColumn="0" w:lastRowLastColumn="0"/>
               <w:rPr>
-                <w:rFonts w:ascii="宋体" w:eastAsia="宋体" w:hAnsi="宋体" w:hint="eastAsia"/>
+                <w:rFonts w:ascii="宋体" w:eastAsia="宋体" w:hAnsi="宋体"/>
               </w:rPr>
             </w:pPr>
             <w:r>
@@ -3127,7 +2917,7 @@
             <w:pPr>
               <w:cnfStyle w:val="000000100000" w:firstRow="0" w:lastRow="0" w:firstColumn="0" w:lastColumn="0" w:oddVBand="0" w:evenVBand="0" w:oddHBand="1" w:evenHBand="0" w:firstRowFirstColumn="0" w:firstRowLastColumn="0" w:lastRowFirstColumn="0" w:lastRowLastColumn="0"/>
               <w:rPr>
-                <w:rFonts w:ascii="宋体" w:eastAsia="宋体" w:hAnsi="宋体" w:hint="eastAsia"/>
+                <w:rFonts w:ascii="宋体" w:eastAsia="宋体" w:hAnsi="宋体"/>
               </w:rPr>
             </w:pPr>
             <w:r>
@@ -3135,24 +2925,6 @@
                 <w:rFonts w:ascii="宋体" w:eastAsia="宋体" w:hAnsi="宋体" w:hint="eastAsia"/>
               </w:rPr>
               <w:t>是否加密</w:t>
-            </w:r>
-            <w:r>
-              <w:rPr>
-                <w:rFonts w:ascii="宋体" w:eastAsia="宋体" w:hAnsi="宋体" w:hint="eastAsia"/>
-              </w:rPr>
-              <w:t>（变量值使用MD</w:t>
-            </w:r>
-            <w:r>
-              <w:rPr>
-                <w:rFonts w:ascii="宋体" w:eastAsia="宋体" w:hAnsi="宋体"/>
-              </w:rPr>
-              <w:t>5</w:t>
-            </w:r>
-            <w:r>
-              <w:rPr>
-                <w:rFonts w:ascii="宋体" w:eastAsia="宋体" w:hAnsi="宋体" w:hint="eastAsia"/>
-              </w:rPr>
-              <w:t>方式加密）</w:t>
             </w:r>
           </w:p>
         </w:tc>
@@ -3173,6 +2945,93 @@
               <w:rPr>
                 <w:rFonts w:ascii="宋体" w:eastAsia="宋体" w:hAnsi="宋体" w:hint="eastAsia"/>
               </w:rPr>
+              <w:t>encryption</w:t>
+            </w:r>
+          </w:p>
+        </w:tc>
+        <w:tc>
+          <w:tcPr>
+            <w:tcW w:w="2074" w:type="dxa"/>
+          </w:tcPr>
+          <w:p>
+            <w:pPr>
+              <w:cnfStyle w:val="000000000000" w:firstRow="0" w:lastRow="0" w:firstColumn="0" w:lastColumn="0" w:oddVBand="0" w:evenVBand="0" w:oddHBand="0" w:evenHBand="0" w:firstRowFirstColumn="0" w:firstRowLastColumn="0" w:lastRowFirstColumn="0" w:lastRowLastColumn="0"/>
+              <w:rPr>
+                <w:rFonts w:ascii="宋体" w:eastAsia="宋体" w:hAnsi="宋体"/>
+              </w:rPr>
+            </w:pPr>
+            <w:r>
+              <w:rPr>
+                <w:rFonts w:ascii="宋体" w:eastAsia="宋体" w:hAnsi="宋体"/>
+              </w:rPr>
+              <w:t>varchar(20)</w:t>
+            </w:r>
+          </w:p>
+        </w:tc>
+        <w:tc>
+          <w:tcPr>
+            <w:tcW w:w="2074" w:type="dxa"/>
+          </w:tcPr>
+          <w:p>
+            <w:pPr>
+              <w:cnfStyle w:val="000000000000" w:firstRow="0" w:lastRow="0" w:firstColumn="0" w:lastColumn="0" w:oddVBand="0" w:evenVBand="0" w:oddHBand="0" w:evenHBand="0" w:firstRowFirstColumn="0" w:firstRowLastColumn="0" w:lastRowFirstColumn="0" w:lastRowLastColumn="0"/>
+              <w:rPr>
+                <w:rFonts w:ascii="宋体" w:eastAsia="宋体" w:hAnsi="宋体" w:hint="eastAsia"/>
+              </w:rPr>
+            </w:pPr>
+            <w:r>
+              <w:rPr>
+                <w:rFonts w:ascii="宋体" w:eastAsia="宋体" w:hAnsi="宋体" w:hint="eastAsia"/>
+              </w:rPr>
+              <w:t>n</w:t>
+            </w:r>
+            <w:r>
+              <w:rPr>
+                <w:rFonts w:ascii="宋体" w:eastAsia="宋体" w:hAnsi="宋体"/>
+              </w:rPr>
+              <w:t>ot null</w:t>
+            </w:r>
+          </w:p>
+        </w:tc>
+        <w:tc>
+          <w:tcPr>
+            <w:tcW w:w="2074" w:type="dxa"/>
+          </w:tcPr>
+          <w:p>
+            <w:pPr>
+              <w:cnfStyle w:val="000000000000" w:firstRow="0" w:lastRow="0" w:firstColumn="0" w:lastColumn="0" w:oddVBand="0" w:evenVBand="0" w:oddHBand="0" w:evenHBand="0" w:firstRowFirstColumn="0" w:firstRowLastColumn="0" w:lastRowFirstColumn="0" w:lastRowLastColumn="0"/>
+              <w:rPr>
+                <w:rFonts w:ascii="宋体" w:eastAsia="宋体" w:hAnsi="宋体" w:hint="eastAsia"/>
+              </w:rPr>
+            </w:pPr>
+            <w:r>
+              <w:rPr>
+                <w:rFonts w:ascii="宋体" w:eastAsia="宋体" w:hAnsi="宋体" w:hint="eastAsia"/>
+              </w:rPr>
+              <w:t>加密方式</w:t>
+            </w:r>
+          </w:p>
+        </w:tc>
+      </w:tr>
+      <w:tr>
+        <w:trPr>
+          <w:cnfStyle w:val="000000100000" w:firstRow="0" w:lastRow="0" w:firstColumn="0" w:lastColumn="0" w:oddVBand="0" w:evenVBand="0" w:oddHBand="1" w:evenHBand="0" w:firstRowFirstColumn="0" w:firstRowLastColumn="0" w:lastRowFirstColumn="0" w:lastRowLastColumn="0"/>
+        </w:trPr>
+        <w:tc>
+          <w:tcPr>
+            <w:cnfStyle w:val="001000000000" w:firstRow="0" w:lastRow="0" w:firstColumn="1" w:lastColumn="0" w:oddVBand="0" w:evenVBand="0" w:oddHBand="0" w:evenHBand="0" w:firstRowFirstColumn="0" w:firstRowLastColumn="0" w:lastRowFirstColumn="0" w:lastRowLastColumn="0"/>
+            <w:tcW w:w="2074" w:type="dxa"/>
+          </w:tcPr>
+          <w:p>
+            <w:pPr>
+              <w:rPr>
+                <w:rFonts w:ascii="宋体" w:eastAsia="宋体" w:hAnsi="宋体"/>
+              </w:rPr>
+            </w:pPr>
+            <w:r>
+              <w:rPr>
+                <w:rFonts w:ascii="宋体" w:eastAsia="宋体" w:hAnsi="宋体" w:hint="eastAsia"/>
+              </w:rPr>
               <w:t>value</w:t>
             </w:r>
           </w:p>
@@ -3183,11 +3042,12 @@
           </w:tcPr>
           <w:p>
             <w:pPr>
-              <w:cnfStyle w:val="000000000000" w:firstRow="0" w:lastRow="0" w:firstColumn="0" w:lastColumn="0" w:oddVBand="0" w:evenVBand="0" w:oddHBand="0" w:evenHBand="0" w:firstRowFirstColumn="0" w:firstRowLastColumn="0" w:lastRowFirstColumn="0" w:lastRowLastColumn="0"/>
-              <w:rPr>
-                <w:rFonts w:ascii="宋体" w:eastAsia="宋体" w:hAnsi="宋体" w:hint="eastAsia"/>
-              </w:rPr>
-            </w:pPr>
+              <w:cnfStyle w:val="000000100000" w:firstRow="0" w:lastRow="0" w:firstColumn="0" w:lastColumn="0" w:oddVBand="0" w:evenVBand="0" w:oddHBand="1" w:evenHBand="0" w:firstRowFirstColumn="0" w:firstRowLastColumn="0" w:lastRowFirstColumn="0" w:lastRowLastColumn="0"/>
+              <w:rPr>
+                <w:rFonts w:ascii="宋体" w:eastAsia="宋体" w:hAnsi="宋体"/>
+              </w:rPr>
+            </w:pPr>
+            <w:proofErr w:type="gramStart"/>
             <w:r>
               <w:rPr>
                 <w:rFonts w:ascii="宋体" w:eastAsia="宋体" w:hAnsi="宋体" w:hint="eastAsia"/>
@@ -3198,19 +3058,26 @@
               <w:rPr>
                 <w:rFonts w:ascii="宋体" w:eastAsia="宋体" w:hAnsi="宋体"/>
               </w:rPr>
-              <w:t>(512)</w:t>
-            </w:r>
-          </w:p>
-        </w:tc>
-        <w:tc>
-          <w:tcPr>
-            <w:tcW w:w="2074" w:type="dxa"/>
-          </w:tcPr>
-          <w:p>
-            <w:pPr>
-              <w:cnfStyle w:val="000000000000" w:firstRow="0" w:lastRow="0" w:firstColumn="0" w:lastColumn="0" w:oddVBand="0" w:evenVBand="0" w:oddHBand="0" w:evenHBand="0" w:firstRowFirstColumn="0" w:firstRowLastColumn="0" w:lastRowFirstColumn="0" w:lastRowLastColumn="0"/>
-              <w:rPr>
-                <w:rFonts w:ascii="宋体" w:eastAsia="宋体" w:hAnsi="宋体" w:hint="eastAsia"/>
+              <w:t>(</w:t>
+            </w:r>
+            <w:proofErr w:type="gramEnd"/>
+            <w:r>
+              <w:rPr>
+                <w:rFonts w:ascii="宋体" w:eastAsia="宋体" w:hAnsi="宋体"/>
+              </w:rPr>
+              <w:t>512)</w:t>
+            </w:r>
+          </w:p>
+        </w:tc>
+        <w:tc>
+          <w:tcPr>
+            <w:tcW w:w="2074" w:type="dxa"/>
+          </w:tcPr>
+          <w:p>
+            <w:pPr>
+              <w:cnfStyle w:val="000000100000" w:firstRow="0" w:lastRow="0" w:firstColumn="0" w:lastColumn="0" w:oddVBand="0" w:evenVBand="0" w:oddHBand="1" w:evenHBand="0" w:firstRowFirstColumn="0" w:firstRowLastColumn="0" w:lastRowFirstColumn="0" w:lastRowLastColumn="0"/>
+              <w:rPr>
+                <w:rFonts w:ascii="宋体" w:eastAsia="宋体" w:hAnsi="宋体"/>
               </w:rPr>
             </w:pPr>
             <w:r>
@@ -3227,9 +3094,9 @@
           </w:tcPr>
           <w:p>
             <w:pPr>
-              <w:cnfStyle w:val="000000000000" w:firstRow="0" w:lastRow="0" w:firstColumn="0" w:lastColumn="0" w:oddVBand="0" w:evenVBand="0" w:oddHBand="0" w:evenHBand="0" w:firstRowFirstColumn="0" w:firstRowLastColumn="0" w:lastRowFirstColumn="0" w:lastRowLastColumn="0"/>
-              <w:rPr>
-                <w:rFonts w:ascii="宋体" w:eastAsia="宋体" w:hAnsi="宋体" w:hint="eastAsia"/>
+              <w:cnfStyle w:val="000000100000" w:firstRow="0" w:lastRow="0" w:firstColumn="0" w:lastColumn="0" w:oddVBand="0" w:evenVBand="0" w:oddHBand="1" w:evenHBand="0" w:firstRowFirstColumn="0" w:firstRowLastColumn="0" w:lastRowFirstColumn="0" w:lastRowLastColumn="0"/>
+              <w:rPr>
+                <w:rFonts w:ascii="宋体" w:eastAsia="宋体" w:hAnsi="宋体"/>
               </w:rPr>
             </w:pPr>
             <w:r>
@@ -3256,12 +3123,14 @@
           <w:rFonts w:ascii="宋体" w:eastAsia="宋体" w:hAnsi="宋体"/>
         </w:rPr>
       </w:pPr>
+      <w:proofErr w:type="spellStart"/>
       <w:r>
         <w:rPr>
           <w:rFonts w:ascii="宋体" w:eastAsia="宋体" w:hAnsi="宋体" w:hint="eastAsia"/>
         </w:rPr>
         <w:t>sys_project</w:t>
       </w:r>
+      <w:proofErr w:type="spellEnd"/>
       <w:r>
         <w:rPr>
           <w:rFonts w:ascii="宋体" w:eastAsia="宋体" w:hAnsi="宋体" w:hint="eastAsia"/>
@@ -3293,7 +3162,7 @@
           <w:p>
             <w:pPr>
               <w:rPr>
-                <w:rFonts w:ascii="宋体" w:eastAsia="宋体" w:hAnsi="宋体" w:hint="eastAsia"/>
+                <w:rFonts w:ascii="宋体" w:eastAsia="宋体" w:hAnsi="宋体"/>
               </w:rPr>
             </w:pPr>
             <w:r>
@@ -3312,7 +3181,7 @@
             <w:pPr>
               <w:cnfStyle w:val="100000000000" w:firstRow="1" w:lastRow="0" w:firstColumn="0" w:lastColumn="0" w:oddVBand="0" w:evenVBand="0" w:oddHBand="0" w:evenHBand="0" w:firstRowFirstColumn="0" w:firstRowLastColumn="0" w:lastRowFirstColumn="0" w:lastRowLastColumn="0"/>
               <w:rPr>
-                <w:rFonts w:ascii="宋体" w:eastAsia="宋体" w:hAnsi="宋体" w:hint="eastAsia"/>
+                <w:rFonts w:ascii="宋体" w:eastAsia="宋体" w:hAnsi="宋体"/>
               </w:rPr>
             </w:pPr>
             <w:r>
@@ -3331,7 +3200,7 @@
             <w:pPr>
               <w:cnfStyle w:val="100000000000" w:firstRow="1" w:lastRow="0" w:firstColumn="0" w:lastColumn="0" w:oddVBand="0" w:evenVBand="0" w:oddHBand="0" w:evenHBand="0" w:firstRowFirstColumn="0" w:firstRowLastColumn="0" w:lastRowFirstColumn="0" w:lastRowLastColumn="0"/>
               <w:rPr>
-                <w:rFonts w:ascii="宋体" w:eastAsia="宋体" w:hAnsi="宋体" w:hint="eastAsia"/>
+                <w:rFonts w:ascii="宋体" w:eastAsia="宋体" w:hAnsi="宋体"/>
               </w:rPr>
             </w:pPr>
             <w:r>
@@ -3350,7 +3219,7 @@
             <w:pPr>
               <w:cnfStyle w:val="100000000000" w:firstRow="1" w:lastRow="0" w:firstColumn="0" w:lastColumn="0" w:oddVBand="0" w:evenVBand="0" w:oddHBand="0" w:evenHBand="0" w:firstRowFirstColumn="0" w:firstRowLastColumn="0" w:lastRowFirstColumn="0" w:lastRowLastColumn="0"/>
               <w:rPr>
-                <w:rFonts w:ascii="宋体" w:eastAsia="宋体" w:hAnsi="宋体" w:hint="eastAsia"/>
+                <w:rFonts w:ascii="宋体" w:eastAsia="宋体" w:hAnsi="宋体"/>
               </w:rPr>
             </w:pPr>
             <w:r>
@@ -3372,29 +3241,23 @@
             <w:tcW w:w="2074" w:type="dxa"/>
           </w:tcPr>
           <w:p>
-            <w:pPr>
-              <w:rPr>
-                <w:rFonts w:hint="eastAsia"/>
-              </w:rPr>
-            </w:pPr>
+            <w:proofErr w:type="spellStart"/>
             <w:r>
               <w:rPr>
                 <w:rFonts w:hint="eastAsia"/>
               </w:rPr>
               <w:t>create_time</w:t>
             </w:r>
-          </w:p>
-        </w:tc>
-        <w:tc>
-          <w:tcPr>
-            <w:tcW w:w="2074" w:type="dxa"/>
-          </w:tcPr>
-          <w:p>
-            <w:pPr>
-              <w:cnfStyle w:val="000000100000" w:firstRow="0" w:lastRow="0" w:firstColumn="0" w:lastColumn="0" w:oddVBand="0" w:evenVBand="0" w:oddHBand="1" w:evenHBand="0" w:firstRowFirstColumn="0" w:firstRowLastColumn="0" w:lastRowFirstColumn="0" w:lastRowLastColumn="0"/>
-              <w:rPr>
-                <w:rFonts w:hint="eastAsia"/>
-              </w:rPr>
+            <w:proofErr w:type="spellEnd"/>
+          </w:p>
+        </w:tc>
+        <w:tc>
+          <w:tcPr>
+            <w:tcW w:w="2074" w:type="dxa"/>
+          </w:tcPr>
+          <w:p>
+            <w:pPr>
+              <w:cnfStyle w:val="000000100000" w:firstRow="0" w:lastRow="0" w:firstColumn="0" w:lastColumn="0" w:oddVBand="0" w:evenVBand="0" w:oddHBand="1" w:evenHBand="0" w:firstRowFirstColumn="0" w:firstRowLastColumn="0" w:lastRowFirstColumn="0" w:lastRowLastColumn="0"/>
             </w:pPr>
             <w:r>
               <w:rPr>
@@ -3411,9 +3274,6 @@
           <w:p>
             <w:pPr>
               <w:cnfStyle w:val="000000100000" w:firstRow="0" w:lastRow="0" w:firstColumn="0" w:lastColumn="0" w:oddVBand="0" w:evenVBand="0" w:oddHBand="1" w:evenHBand="0" w:firstRowFirstColumn="0" w:firstRowLastColumn="0" w:lastRowFirstColumn="0" w:lastRowLastColumn="0"/>
-              <w:rPr>
-                <w:rFonts w:hint="eastAsia"/>
-              </w:rPr>
             </w:pPr>
             <w:r>
               <w:rPr>
@@ -3430,9 +3290,6 @@
           <w:p>
             <w:pPr>
               <w:cnfStyle w:val="000000100000" w:firstRow="0" w:lastRow="0" w:firstColumn="0" w:lastColumn="0" w:oddVBand="0" w:evenVBand="0" w:oddHBand="1" w:evenHBand="0" w:firstRowFirstColumn="0" w:firstRowLastColumn="0" w:lastRowFirstColumn="0" w:lastRowLastColumn="0"/>
-              <w:rPr>
-                <w:rFonts w:hint="eastAsia"/>
-              </w:rPr>
             </w:pPr>
             <w:r>
               <w:rPr>
@@ -3450,11 +3307,7 @@
             <w:tcW w:w="2074" w:type="dxa"/>
           </w:tcPr>
           <w:p>
-            <w:pPr>
-              <w:rPr>
-                <w:rFonts w:hint="eastAsia"/>
-              </w:rPr>
-            </w:pPr>
+            <w:proofErr w:type="spellStart"/>
             <w:r>
               <w:rPr>
                 <w:rFonts w:hint="eastAsia"/>
@@ -3464,18 +3317,16 @@
             <w:r>
               <w:t>_time</w:t>
             </w:r>
-          </w:p>
-        </w:tc>
-        <w:tc>
-          <w:tcPr>
-            <w:tcW w:w="2074" w:type="dxa"/>
-          </w:tcPr>
-          <w:p>
-            <w:pPr>
-              <w:cnfStyle w:val="000000000000" w:firstRow="0" w:lastRow="0" w:firstColumn="0" w:lastColumn="0" w:oddVBand="0" w:evenVBand="0" w:oddHBand="0" w:evenHBand="0" w:firstRowFirstColumn="0" w:firstRowLastColumn="0" w:lastRowFirstColumn="0" w:lastRowLastColumn="0"/>
-              <w:rPr>
-                <w:rFonts w:hint="eastAsia"/>
-              </w:rPr>
+            <w:proofErr w:type="spellEnd"/>
+          </w:p>
+        </w:tc>
+        <w:tc>
+          <w:tcPr>
+            <w:tcW w:w="2074" w:type="dxa"/>
+          </w:tcPr>
+          <w:p>
+            <w:pPr>
+              <w:cnfStyle w:val="000000000000" w:firstRow="0" w:lastRow="0" w:firstColumn="0" w:lastColumn="0" w:oddVBand="0" w:evenVBand="0" w:oddHBand="0" w:evenHBand="0" w:firstRowFirstColumn="0" w:firstRowLastColumn="0" w:lastRowFirstColumn="0" w:lastRowLastColumn="0"/>
             </w:pPr>
             <w:r>
               <w:rPr>
@@ -3492,9 +3343,6 @@
           <w:p>
             <w:pPr>
               <w:cnfStyle w:val="000000000000" w:firstRow="0" w:lastRow="0" w:firstColumn="0" w:lastColumn="0" w:oddVBand="0" w:evenVBand="0" w:oddHBand="0" w:evenHBand="0" w:firstRowFirstColumn="0" w:firstRowLastColumn="0" w:lastRowFirstColumn="0" w:lastRowLastColumn="0"/>
-              <w:rPr>
-                <w:rFonts w:hint="eastAsia"/>
-              </w:rPr>
             </w:pPr>
             <w:r>
               <w:rPr>
@@ -3511,9 +3359,6 @@
           <w:p>
             <w:pPr>
               <w:cnfStyle w:val="000000000000" w:firstRow="0" w:lastRow="0" w:firstColumn="0" w:lastColumn="0" w:oddVBand="0" w:evenVBand="0" w:oddHBand="0" w:evenHBand="0" w:firstRowFirstColumn="0" w:firstRowLastColumn="0" w:lastRowFirstColumn="0" w:lastRowLastColumn="0"/>
-              <w:rPr>
-                <w:rFonts w:hint="eastAsia"/>
-              </w:rPr>
             </w:pPr>
             <w:r>
               <w:rPr>
@@ -3534,11 +3379,7 @@
             <w:tcW w:w="2074" w:type="dxa"/>
           </w:tcPr>
           <w:p>
-            <w:pPr>
-              <w:rPr>
-                <w:rFonts w:hint="eastAsia"/>
-              </w:rPr>
-            </w:pPr>
+            <w:proofErr w:type="spellStart"/>
             <w:r>
               <w:rPr>
                 <w:rFonts w:hint="eastAsia"/>
@@ -3548,18 +3389,16 @@
             <w:r>
               <w:t>_by</w:t>
             </w:r>
-          </w:p>
-        </w:tc>
-        <w:tc>
-          <w:tcPr>
-            <w:tcW w:w="2074" w:type="dxa"/>
-          </w:tcPr>
-          <w:p>
-            <w:pPr>
-              <w:cnfStyle w:val="000000100000" w:firstRow="0" w:lastRow="0" w:firstColumn="0" w:lastColumn="0" w:oddVBand="0" w:evenVBand="0" w:oddHBand="1" w:evenHBand="0" w:firstRowFirstColumn="0" w:firstRowLastColumn="0" w:lastRowFirstColumn="0" w:lastRowLastColumn="0"/>
-              <w:rPr>
-                <w:rFonts w:hint="eastAsia"/>
-              </w:rPr>
+            <w:proofErr w:type="spellEnd"/>
+          </w:p>
+        </w:tc>
+        <w:tc>
+          <w:tcPr>
+            <w:tcW w:w="2074" w:type="dxa"/>
+          </w:tcPr>
+          <w:p>
+            <w:pPr>
+              <w:cnfStyle w:val="000000100000" w:firstRow="0" w:lastRow="0" w:firstColumn="0" w:lastColumn="0" w:oddVBand="0" w:evenVBand="0" w:oddHBand="1" w:evenHBand="0" w:firstRowFirstColumn="0" w:firstRowLastColumn="0" w:lastRowFirstColumn="0" w:lastRowLastColumn="0"/>
             </w:pPr>
             <w:r>
               <w:rPr>
@@ -3576,9 +3415,6 @@
           <w:p>
             <w:pPr>
               <w:cnfStyle w:val="000000100000" w:firstRow="0" w:lastRow="0" w:firstColumn="0" w:lastColumn="0" w:oddVBand="0" w:evenVBand="0" w:oddHBand="1" w:evenHBand="0" w:firstRowFirstColumn="0" w:firstRowLastColumn="0" w:lastRowFirstColumn="0" w:lastRowLastColumn="0"/>
-              <w:rPr>
-                <w:rFonts w:hint="eastAsia"/>
-              </w:rPr>
             </w:pPr>
             <w:r>
               <w:rPr>
@@ -3604,9 +3440,6 @@
           <w:p>
             <w:pPr>
               <w:cnfStyle w:val="000000100000" w:firstRow="0" w:lastRow="0" w:firstColumn="0" w:lastColumn="0" w:oddVBand="0" w:evenVBand="0" w:oddHBand="1" w:evenHBand="0" w:firstRowFirstColumn="0" w:firstRowLastColumn="0" w:lastRowFirstColumn="0" w:lastRowLastColumn="0"/>
-              <w:rPr>
-                <w:rFonts w:hint="eastAsia"/>
-              </w:rPr>
             </w:pPr>
             <w:r>
               <w:rPr>
@@ -3616,8 +3449,6 @@
             </w:r>
           </w:p>
         </w:tc>
-        <w:bookmarkStart w:id="0" w:name="_GoBack"/>
-        <w:bookmarkEnd w:id="0"/>
       </w:tr>
       <w:tr>
         <w:tc>
@@ -3626,29 +3457,23 @@
             <w:tcW w:w="2074" w:type="dxa"/>
           </w:tcPr>
           <w:p>
-            <w:pPr>
-              <w:rPr>
-                <w:rFonts w:hint="eastAsia"/>
-              </w:rPr>
-            </w:pPr>
+            <w:proofErr w:type="spellStart"/>
             <w:r>
               <w:rPr>
                 <w:rFonts w:hint="eastAsia"/>
               </w:rPr>
               <w:t>update_by</w:t>
             </w:r>
-          </w:p>
-        </w:tc>
-        <w:tc>
-          <w:tcPr>
-            <w:tcW w:w="2074" w:type="dxa"/>
-          </w:tcPr>
-          <w:p>
-            <w:pPr>
-              <w:cnfStyle w:val="000000000000" w:firstRow="0" w:lastRow="0" w:firstColumn="0" w:lastColumn="0" w:oddVBand="0" w:evenVBand="0" w:oddHBand="0" w:evenHBand="0" w:firstRowFirstColumn="0" w:firstRowLastColumn="0" w:lastRowFirstColumn="0" w:lastRowLastColumn="0"/>
-              <w:rPr>
-                <w:rFonts w:hint="eastAsia"/>
-              </w:rPr>
+            <w:proofErr w:type="spellEnd"/>
+          </w:p>
+        </w:tc>
+        <w:tc>
+          <w:tcPr>
+            <w:tcW w:w="2074" w:type="dxa"/>
+          </w:tcPr>
+          <w:p>
+            <w:pPr>
+              <w:cnfStyle w:val="000000000000" w:firstRow="0" w:lastRow="0" w:firstColumn="0" w:lastColumn="0" w:oddVBand="0" w:evenVBand="0" w:oddHBand="0" w:evenHBand="0" w:firstRowFirstColumn="0" w:firstRowLastColumn="0" w:lastRowFirstColumn="0" w:lastRowLastColumn="0"/>
             </w:pPr>
             <w:r>
               <w:rPr>
@@ -3665,9 +3490,6 @@
           <w:p>
             <w:pPr>
               <w:cnfStyle w:val="000000000000" w:firstRow="0" w:lastRow="0" w:firstColumn="0" w:lastColumn="0" w:oddVBand="0" w:evenVBand="0" w:oddHBand="0" w:evenHBand="0" w:firstRowFirstColumn="0" w:firstRowLastColumn="0" w:lastRowFirstColumn="0" w:lastRowLastColumn="0"/>
-              <w:rPr>
-                <w:rFonts w:hint="eastAsia"/>
-              </w:rPr>
             </w:pPr>
             <w:r>
               <w:rPr>
@@ -3684,9 +3506,6 @@
           <w:p>
             <w:pPr>
               <w:cnfStyle w:val="000000000000" w:firstRow="0" w:lastRow="0" w:firstColumn="0" w:lastColumn="0" w:oddVBand="0" w:evenVBand="0" w:oddHBand="0" w:evenHBand="0" w:firstRowFirstColumn="0" w:firstRowLastColumn="0" w:lastRowFirstColumn="0" w:lastRowLastColumn="0"/>
-              <w:rPr>
-                <w:rFonts w:hint="eastAsia"/>
-              </w:rPr>
             </w:pPr>
             <w:r>
               <w:rPr>
@@ -3709,39 +3528,47 @@
           <w:p>
             <w:pPr>
               <w:rPr>
-                <w:rFonts w:ascii="宋体" w:eastAsia="宋体" w:hAnsi="宋体" w:hint="eastAsia"/>
-              </w:rPr>
-            </w:pPr>
-            <w:r>
-              <w:rPr>
-                <w:rFonts w:ascii="宋体" w:eastAsia="宋体" w:hAnsi="宋体" w:hint="eastAsia"/>
-              </w:rPr>
-              <w:t>id</w:t>
-            </w:r>
-          </w:p>
-        </w:tc>
-        <w:tc>
-          <w:tcPr>
-            <w:tcW w:w="2074" w:type="dxa"/>
-          </w:tcPr>
-          <w:p>
-            <w:pPr>
-              <w:cnfStyle w:val="000000100000" w:firstRow="0" w:lastRow="0" w:firstColumn="0" w:lastColumn="0" w:oddVBand="0" w:evenVBand="0" w:oddHBand="1" w:evenHBand="0" w:firstRowFirstColumn="0" w:firstRowLastColumn="0" w:lastRowFirstColumn="0" w:lastRowLastColumn="0"/>
-              <w:rPr>
-                <w:rFonts w:ascii="宋体" w:eastAsia="宋体" w:hAnsi="宋体" w:hint="eastAsia"/>
-              </w:rPr>
-            </w:pPr>
+                <w:rFonts w:ascii="宋体" w:eastAsia="宋体" w:hAnsi="宋体"/>
+              </w:rPr>
+            </w:pPr>
+            <w:r>
+              <w:rPr>
+                <w:rFonts w:ascii="宋体" w:eastAsia="宋体" w:hAnsi="宋体"/>
+              </w:rPr>
+              <w:t>i</w:t>
+            </w:r>
+            <w:r>
+              <w:rPr>
+                <w:rFonts w:ascii="宋体" w:eastAsia="宋体" w:hAnsi="宋体" w:hint="eastAsia"/>
+              </w:rPr>
+              <w:t>d</w:t>
+            </w:r>
+          </w:p>
+        </w:tc>
+        <w:tc>
+          <w:tcPr>
+            <w:tcW w:w="2074" w:type="dxa"/>
+          </w:tcPr>
+          <w:p>
+            <w:pPr>
+              <w:cnfStyle w:val="000000100000" w:firstRow="0" w:lastRow="0" w:firstColumn="0" w:lastColumn="0" w:oddVBand="0" w:evenVBand="0" w:oddHBand="1" w:evenHBand="0" w:firstRowFirstColumn="0" w:firstRowLastColumn="0" w:lastRowFirstColumn="0" w:lastRowLastColumn="0"/>
+              <w:rPr>
+                <w:rFonts w:ascii="宋体" w:eastAsia="宋体" w:hAnsi="宋体"/>
+              </w:rPr>
+            </w:pPr>
+            <w:proofErr w:type="gramStart"/>
             <w:r>
               <w:rPr>
                 <w:rFonts w:ascii="宋体" w:eastAsia="宋体" w:hAnsi="宋体" w:hint="eastAsia"/>
               </w:rPr>
               <w:t>varchar(</w:t>
             </w:r>
-            <w:r>
-              <w:rPr>
-                <w:rFonts w:ascii="宋体" w:eastAsia="宋体" w:hAnsi="宋体"/>
-              </w:rPr>
-              <w:t>50</w:t>
+            <w:proofErr w:type="gramEnd"/>
+            <w:r>
+              <w:rPr>
+                <w:rFonts w:ascii="宋体" w:eastAsia="宋体" w:hAnsi="宋体"/>
+              </w:rPr>
+              <w:t>36</w:t>
             </w:r>
             <w:r>
               <w:rPr>
@@ -3759,7 +3586,7 @@
             <w:pPr>
               <w:cnfStyle w:val="000000100000" w:firstRow="0" w:lastRow="0" w:firstColumn="0" w:lastColumn="0" w:oddVBand="0" w:evenVBand="0" w:oddHBand="1" w:evenHBand="0" w:firstRowFirstColumn="0" w:firstRowLastColumn="0" w:lastRowFirstColumn="0" w:lastRowLastColumn="0"/>
               <w:rPr>
-                <w:rFonts w:ascii="宋体" w:eastAsia="宋体" w:hAnsi="宋体" w:hint="eastAsia"/>
+                <w:rFonts w:ascii="宋体" w:eastAsia="宋体" w:hAnsi="宋体"/>
               </w:rPr>
             </w:pPr>
             <w:r>
@@ -3792,7 +3619,7 @@
             <w:pPr>
               <w:cnfStyle w:val="000000100000" w:firstRow="0" w:lastRow="0" w:firstColumn="0" w:lastColumn="0" w:oddVBand="0" w:evenVBand="0" w:oddHBand="1" w:evenHBand="0" w:firstRowFirstColumn="0" w:firstRowLastColumn="0" w:lastRowFirstColumn="0" w:lastRowLastColumn="0"/>
               <w:rPr>
-                <w:rFonts w:ascii="宋体" w:eastAsia="宋体" w:hAnsi="宋体" w:hint="eastAsia"/>
+                <w:rFonts w:ascii="宋体" w:eastAsia="宋体" w:hAnsi="宋体"/>
               </w:rPr>
             </w:pPr>
             <w:r>
@@ -3825,7 +3652,7 @@
           <w:p>
             <w:pPr>
               <w:rPr>
-                <w:rFonts w:ascii="宋体" w:eastAsia="宋体" w:hAnsi="宋体" w:hint="eastAsia"/>
+                <w:rFonts w:ascii="宋体" w:eastAsia="宋体" w:hAnsi="宋体"/>
               </w:rPr>
             </w:pPr>
             <w:r>
@@ -3844,7 +3671,7 @@
             <w:pPr>
               <w:cnfStyle w:val="000000000000" w:firstRow="0" w:lastRow="0" w:firstColumn="0" w:lastColumn="0" w:oddVBand="0" w:evenVBand="0" w:oddHBand="0" w:evenHBand="0" w:firstRowFirstColumn="0" w:firstRowLastColumn="0" w:lastRowFirstColumn="0" w:lastRowLastColumn="0"/>
               <w:rPr>
-                <w:rFonts w:ascii="宋体" w:eastAsia="宋体" w:hAnsi="宋体" w:hint="eastAsia"/>
+                <w:rFonts w:ascii="宋体" w:eastAsia="宋体" w:hAnsi="宋体"/>
               </w:rPr>
             </w:pPr>
             <w:r>
@@ -3863,7 +3690,7 @@
             <w:pPr>
               <w:cnfStyle w:val="000000000000" w:firstRow="0" w:lastRow="0" w:firstColumn="0" w:lastColumn="0" w:oddVBand="0" w:evenVBand="0" w:oddHBand="0" w:evenHBand="0" w:firstRowFirstColumn="0" w:firstRowLastColumn="0" w:lastRowFirstColumn="0" w:lastRowLastColumn="0"/>
               <w:rPr>
-                <w:rFonts w:ascii="宋体" w:eastAsia="宋体" w:hAnsi="宋体" w:hint="eastAsia"/>
+                <w:rFonts w:ascii="宋体" w:eastAsia="宋体" w:hAnsi="宋体"/>
               </w:rPr>
             </w:pPr>
             <w:r>
@@ -3894,7 +3721,7 @@
             <w:pPr>
               <w:cnfStyle w:val="000000000000" w:firstRow="0" w:lastRow="0" w:firstColumn="0" w:lastColumn="0" w:oddVBand="0" w:evenVBand="0" w:oddHBand="0" w:evenHBand="0" w:firstRowFirstColumn="0" w:firstRowLastColumn="0" w:lastRowFirstColumn="0" w:lastRowLastColumn="0"/>
               <w:rPr>
-                <w:rFonts w:ascii="宋体" w:eastAsia="宋体" w:hAnsi="宋体" w:hint="eastAsia"/>
+                <w:rFonts w:ascii="宋体" w:eastAsia="宋体" w:hAnsi="宋体"/>
               </w:rPr>
             </w:pPr>
             <w:r>
@@ -3918,7 +3745,7 @@
           <w:p>
             <w:pPr>
               <w:rPr>
-                <w:rFonts w:ascii="宋体" w:eastAsia="宋体" w:hAnsi="宋体" w:hint="eastAsia"/>
+                <w:rFonts w:ascii="宋体" w:eastAsia="宋体" w:hAnsi="宋体"/>
               </w:rPr>
             </w:pPr>
             <w:r>
@@ -3937,7 +3764,7 @@
             <w:pPr>
               <w:cnfStyle w:val="000000100000" w:firstRow="0" w:lastRow="0" w:firstColumn="0" w:lastColumn="0" w:oddVBand="0" w:evenVBand="0" w:oddHBand="1" w:evenHBand="0" w:firstRowFirstColumn="0" w:firstRowLastColumn="0" w:lastRowFirstColumn="0" w:lastRowLastColumn="0"/>
               <w:rPr>
-                <w:rFonts w:ascii="宋体" w:eastAsia="宋体" w:hAnsi="宋体" w:hint="eastAsia"/>
+                <w:rFonts w:ascii="宋体" w:eastAsia="宋体" w:hAnsi="宋体"/>
               </w:rPr>
             </w:pPr>
             <w:r>
@@ -3956,7 +3783,7 @@
             <w:pPr>
               <w:cnfStyle w:val="000000100000" w:firstRow="0" w:lastRow="0" w:firstColumn="0" w:lastColumn="0" w:oddVBand="0" w:evenVBand="0" w:oddHBand="1" w:evenHBand="0" w:firstRowFirstColumn="0" w:firstRowLastColumn="0" w:lastRowFirstColumn="0" w:lastRowLastColumn="0"/>
               <w:rPr>
-                <w:rFonts w:ascii="宋体" w:eastAsia="宋体" w:hAnsi="宋体" w:hint="eastAsia"/>
+                <w:rFonts w:ascii="宋体" w:eastAsia="宋体" w:hAnsi="宋体"/>
               </w:rPr>
             </w:pPr>
             <w:r>
@@ -4027,7 +3854,7 @@
               <w:ind w:firstLineChars="0"/>
               <w:cnfStyle w:val="000000100000" w:firstRow="0" w:lastRow="0" w:firstColumn="0" w:lastColumn="0" w:oddVBand="0" w:evenVBand="0" w:oddHBand="1" w:evenHBand="0" w:firstRowFirstColumn="0" w:firstRowLastColumn="0" w:lastRowFirstColumn="0" w:lastRowLastColumn="0"/>
               <w:rPr>
-                <w:rFonts w:ascii="宋体" w:eastAsia="宋体" w:hAnsi="宋体" w:hint="eastAsia"/>
+                <w:rFonts w:ascii="宋体" w:eastAsia="宋体" w:hAnsi="宋体"/>
               </w:rPr>
             </w:pPr>
             <w:r>
@@ -4049,9 +3876,10 @@
           <w:p>
             <w:pPr>
               <w:rPr>
-                <w:rFonts w:ascii="宋体" w:eastAsia="宋体" w:hAnsi="宋体" w:hint="eastAsia"/>
-              </w:rPr>
-            </w:pPr>
+                <w:rFonts w:ascii="宋体" w:eastAsia="宋体" w:hAnsi="宋体"/>
+              </w:rPr>
+            </w:pPr>
+            <w:proofErr w:type="spellStart"/>
             <w:r>
               <w:rPr>
                 <w:rFonts w:ascii="宋体" w:eastAsia="宋体" w:hAnsi="宋体" w:hint="eastAsia"/>
@@ -4065,17 +3893,18 @@
               </w:rPr>
               <w:t>_type</w:t>
             </w:r>
-          </w:p>
-        </w:tc>
-        <w:tc>
-          <w:tcPr>
-            <w:tcW w:w="2074" w:type="dxa"/>
-          </w:tcPr>
-          <w:p>
-            <w:pPr>
-              <w:cnfStyle w:val="000000000000" w:firstRow="0" w:lastRow="0" w:firstColumn="0" w:lastColumn="0" w:oddVBand="0" w:evenVBand="0" w:oddHBand="0" w:evenHBand="0" w:firstRowFirstColumn="0" w:firstRowLastColumn="0" w:lastRowFirstColumn="0" w:lastRowLastColumn="0"/>
-              <w:rPr>
-                <w:rFonts w:ascii="宋体" w:eastAsia="宋体" w:hAnsi="宋体" w:hint="eastAsia"/>
+            <w:proofErr w:type="spellEnd"/>
+          </w:p>
+        </w:tc>
+        <w:tc>
+          <w:tcPr>
+            <w:tcW w:w="2074" w:type="dxa"/>
+          </w:tcPr>
+          <w:p>
+            <w:pPr>
+              <w:cnfStyle w:val="000000000000" w:firstRow="0" w:lastRow="0" w:firstColumn="0" w:lastColumn="0" w:oddVBand="0" w:evenVBand="0" w:oddHBand="0" w:evenHBand="0" w:firstRowFirstColumn="0" w:firstRowLastColumn="0" w:lastRowFirstColumn="0" w:lastRowLastColumn="0"/>
+              <w:rPr>
+                <w:rFonts w:ascii="宋体" w:eastAsia="宋体" w:hAnsi="宋体"/>
               </w:rPr>
             </w:pPr>
             <w:r>
@@ -4094,7 +3923,7 @@
             <w:pPr>
               <w:cnfStyle w:val="000000000000" w:firstRow="0" w:lastRow="0" w:firstColumn="0" w:lastColumn="0" w:oddVBand="0" w:evenVBand="0" w:oddHBand="0" w:evenHBand="0" w:firstRowFirstColumn="0" w:firstRowLastColumn="0" w:lastRowFirstColumn="0" w:lastRowLastColumn="0"/>
               <w:rPr>
-                <w:rFonts w:ascii="宋体" w:eastAsia="宋体" w:hAnsi="宋体" w:hint="eastAsia"/>
+                <w:rFonts w:ascii="宋体" w:eastAsia="宋体" w:hAnsi="宋体"/>
               </w:rPr>
             </w:pPr>
             <w:r>
@@ -4173,7 +4002,7 @@
               <w:ind w:firstLineChars="0"/>
               <w:cnfStyle w:val="000000000000" w:firstRow="0" w:lastRow="0" w:firstColumn="0" w:lastColumn="0" w:oddVBand="0" w:evenVBand="0" w:oddHBand="0" w:evenHBand="0" w:firstRowFirstColumn="0" w:firstRowLastColumn="0" w:lastRowFirstColumn="0" w:lastRowLastColumn="0"/>
               <w:rPr>
-                <w:rFonts w:ascii="宋体" w:eastAsia="宋体" w:hAnsi="宋体" w:hint="eastAsia"/>
+                <w:rFonts w:ascii="宋体" w:eastAsia="宋体" w:hAnsi="宋体"/>
               </w:rPr>
             </w:pPr>
             <w:r>
@@ -4197,7 +4026,7 @@
           <w:p>
             <w:pPr>
               <w:rPr>
-                <w:rFonts w:ascii="宋体" w:eastAsia="宋体" w:hAnsi="宋体" w:hint="eastAsia"/>
+                <w:rFonts w:ascii="宋体" w:eastAsia="宋体" w:hAnsi="宋体"/>
               </w:rPr>
             </w:pPr>
             <w:r>
@@ -4222,7 +4051,7 @@
             <w:pPr>
               <w:cnfStyle w:val="000000100000" w:firstRow="0" w:lastRow="0" w:firstColumn="0" w:lastColumn="0" w:oddVBand="0" w:evenVBand="0" w:oddHBand="1" w:evenHBand="0" w:firstRowFirstColumn="0" w:firstRowLastColumn="0" w:lastRowFirstColumn="0" w:lastRowLastColumn="0"/>
               <w:rPr>
-                <w:rFonts w:ascii="宋体" w:eastAsia="宋体" w:hAnsi="宋体" w:hint="eastAsia"/>
+                <w:rFonts w:ascii="宋体" w:eastAsia="宋体" w:hAnsi="宋体"/>
               </w:rPr>
             </w:pPr>
             <w:r>
@@ -4241,20 +4070,20 @@
             <w:pPr>
               <w:cnfStyle w:val="000000100000" w:firstRow="0" w:lastRow="0" w:firstColumn="0" w:lastColumn="0" w:oddVBand="0" w:evenVBand="0" w:oddHBand="1" w:evenHBand="0" w:firstRowFirstColumn="0" w:firstRowLastColumn="0" w:lastRowFirstColumn="0" w:lastRowLastColumn="0"/>
               <w:rPr>
-                <w:rFonts w:ascii="宋体" w:eastAsia="宋体" w:hAnsi="宋体" w:hint="eastAsia"/>
-              </w:rPr>
-            </w:pPr>
-          </w:p>
-        </w:tc>
-        <w:tc>
-          <w:tcPr>
-            <w:tcW w:w="2074" w:type="dxa"/>
-          </w:tcPr>
-          <w:p>
-            <w:pPr>
-              <w:cnfStyle w:val="000000100000" w:firstRow="0" w:lastRow="0" w:firstColumn="0" w:lastColumn="0" w:oddVBand="0" w:evenVBand="0" w:oddHBand="1" w:evenHBand="0" w:firstRowFirstColumn="0" w:firstRowLastColumn="0" w:lastRowFirstColumn="0" w:lastRowLastColumn="0"/>
-              <w:rPr>
-                <w:rFonts w:ascii="宋体" w:eastAsia="宋体" w:hAnsi="宋体" w:hint="eastAsia"/>
+                <w:rFonts w:ascii="宋体" w:eastAsia="宋体" w:hAnsi="宋体"/>
+              </w:rPr>
+            </w:pPr>
+          </w:p>
+        </w:tc>
+        <w:tc>
+          <w:tcPr>
+            <w:tcW w:w="2074" w:type="dxa"/>
+          </w:tcPr>
+          <w:p>
+            <w:pPr>
+              <w:cnfStyle w:val="000000100000" w:firstRow="0" w:lastRow="0" w:firstColumn="0" w:lastColumn="0" w:oddVBand="0" w:evenVBand="0" w:oddHBand="1" w:evenHBand="0" w:firstRowFirstColumn="0" w:firstRowLastColumn="0" w:lastRowFirstColumn="0" w:lastRowLastColumn="0"/>
+              <w:rPr>
+                <w:rFonts w:ascii="宋体" w:eastAsia="宋体" w:hAnsi="宋体"/>
               </w:rPr>
             </w:pPr>
             <w:r>
@@ -4275,7 +4104,7 @@
           <w:p>
             <w:pPr>
               <w:rPr>
-                <w:rFonts w:ascii="宋体" w:eastAsia="宋体" w:hAnsi="宋体" w:hint="eastAsia"/>
+                <w:rFonts w:ascii="宋体" w:eastAsia="宋体" w:hAnsi="宋体"/>
               </w:rPr>
             </w:pPr>
             <w:r>
@@ -4294,7 +4123,7 @@
             <w:pPr>
               <w:cnfStyle w:val="000000000000" w:firstRow="0" w:lastRow="0" w:firstColumn="0" w:lastColumn="0" w:oddVBand="0" w:evenVBand="0" w:oddHBand="0" w:evenHBand="0" w:firstRowFirstColumn="0" w:firstRowLastColumn="0" w:lastRowFirstColumn="0" w:lastRowLastColumn="0"/>
               <w:rPr>
-                <w:rFonts w:ascii="宋体" w:eastAsia="宋体" w:hAnsi="宋体" w:hint="eastAsia"/>
+                <w:rFonts w:ascii="宋体" w:eastAsia="宋体" w:hAnsi="宋体"/>
               </w:rPr>
             </w:pPr>
             <w:r>
@@ -4313,7 +4142,7 @@
             <w:pPr>
               <w:cnfStyle w:val="000000000000" w:firstRow="0" w:lastRow="0" w:firstColumn="0" w:lastColumn="0" w:oddVBand="0" w:evenVBand="0" w:oddHBand="0" w:evenHBand="0" w:firstRowFirstColumn="0" w:firstRowLastColumn="0" w:lastRowFirstColumn="0" w:lastRowLastColumn="0"/>
               <w:rPr>
-                <w:rFonts w:ascii="宋体" w:eastAsia="宋体" w:hAnsi="宋体" w:hint="eastAsia"/>
+                <w:rFonts w:ascii="宋体" w:eastAsia="宋体" w:hAnsi="宋体"/>
               </w:rPr>
             </w:pPr>
             <w:r>
@@ -4362,7 +4191,7 @@
             <w:pPr>
               <w:cnfStyle w:val="000000000000" w:firstRow="0" w:lastRow="0" w:firstColumn="0" w:lastColumn="0" w:oddVBand="0" w:evenVBand="0" w:oddHBand="0" w:evenHBand="0" w:firstRowFirstColumn="0" w:firstRowLastColumn="0" w:lastRowFirstColumn="0" w:lastRowLastColumn="0"/>
               <w:rPr>
-                <w:rFonts w:ascii="宋体" w:eastAsia="宋体" w:hAnsi="宋体" w:hint="eastAsia"/>
+                <w:rFonts w:ascii="宋体" w:eastAsia="宋体" w:hAnsi="宋体"/>
               </w:rPr>
             </w:pPr>
             <w:r>
@@ -4375,6 +4204,8 @@
         </w:tc>
       </w:tr>
     </w:tbl>
+    <w:p/>
+    <w:p/>
     <w:p>
       <w:pPr>
         <w:rPr>
@@ -4393,7 +4224,7 @@
 </file>
 
 <file path=word/endnotes.xml><?xml version="1.0" encoding="utf-8"?>
-<w:endnotes xmlns:wpc="http://schemas.microsoft.com/office/word/2010/wordprocessingCanvas" xmlns:cx="http://schemas.microsoft.com/office/drawing/2014/chartex" xmlns:mc="http://schemas.openxmlformats.org/markup-compatibility/2006" xmlns:o="urn:schemas-microsoft-com:office:office" xmlns:r="http://schemas.openxmlformats.org/officeDocument/2006/relationships" xmlns:m="http://schemas.openxmlformats.org/officeDocument/2006/math" xmlns:v="urn:schemas-microsoft-com:vml" xmlns:wp14="http://schemas.microsoft.com/office/word/2010/wordprocessingDrawing" xmlns:wp="http://schemas.openxmlformats.org/drawingml/2006/wordprocessingDrawing" xmlns:w10="urn:schemas-microsoft-com:office:word" xmlns:w="http://schemas.openxmlformats.org/wordprocessingml/2006/main" xmlns:w14="http://schemas.microsoft.com/office/word/2010/wordml" xmlns:w15="http://schemas.microsoft.com/office/word/2012/wordml" xmlns:w16se="http://schemas.microsoft.com/office/word/2015/wordml/symex" xmlns:wpg="http://schemas.microsoft.com/office/word/2010/wordprocessingGroup" xmlns:wpi="http://schemas.microsoft.com/office/word/2010/wordprocessingInk" xmlns:wne="http://schemas.microsoft.com/office/word/2006/wordml" xmlns:wps="http://schemas.microsoft.com/office/word/2010/wordprocessingShape" mc:Ignorable="w14 w15 w16se wp14">
+<w:endnotes xmlns:wpc="http://schemas.microsoft.com/office/word/2010/wordprocessingCanvas" xmlns:cx="http://schemas.microsoft.com/office/drawing/2014/chartex" xmlns:cx1="http://schemas.microsoft.com/office/drawing/2015/9/8/chartex" xmlns:cx2="http://schemas.microsoft.com/office/drawing/2015/10/21/chartex" xmlns:cx3="http://schemas.microsoft.com/office/drawing/2016/5/9/chartex" xmlns:cx4="http://schemas.microsoft.com/office/drawing/2016/5/10/chartex" xmlns:cx5="http://schemas.microsoft.com/office/drawing/2016/5/11/chartex" xmlns:cx6="http://schemas.microsoft.com/office/drawing/2016/5/12/chartex" xmlns:cx7="http://schemas.microsoft.com/office/drawing/2016/5/13/chartex" xmlns:cx8="http://schemas.microsoft.com/office/drawing/2016/5/14/chartex" xmlns:mc="http://schemas.openxmlformats.org/markup-compatibility/2006" xmlns:aink="http://schemas.microsoft.com/office/drawing/2016/ink" xmlns:am3d="http://schemas.microsoft.com/office/drawing/2017/model3d" xmlns:o="urn:schemas-microsoft-com:office:office" xmlns:oel="http://schemas.microsoft.com/office/2019/extlst" xmlns:r="http://schemas.openxmlformats.org/officeDocument/2006/relationships" xmlns:m="http://schemas.openxmlformats.org/officeDocument/2006/math" xmlns:v="urn:schemas-microsoft-com:vml" xmlns:wp14="http://schemas.microsoft.com/office/word/2010/wordprocessingDrawing" xmlns:wp="http://schemas.openxmlformats.org/drawingml/2006/wordprocessingDrawing" xmlns:w10="urn:schemas-microsoft-com:office:word" xmlns:w="http://schemas.openxmlformats.org/wordprocessingml/2006/main" xmlns:w14="http://schemas.microsoft.com/office/word/2010/wordml" xmlns:w15="http://schemas.microsoft.com/office/word/2012/wordml" xmlns:w16cex="http://schemas.microsoft.com/office/word/2018/wordml/cex" xmlns:w16cid="http://schemas.microsoft.com/office/word/2016/wordml/cid" xmlns:w16="http://schemas.microsoft.com/office/word/2018/wordml" xmlns:w16sdtdh="http://schemas.microsoft.com/office/word/2020/wordml/sdtdatahash" xmlns:w16se="http://schemas.microsoft.com/office/word/2015/wordml/symex" xmlns:wpg="http://schemas.microsoft.com/office/word/2010/wordprocessingGroup" xmlns:wpi="http://schemas.microsoft.com/office/word/2010/wordprocessingInk" xmlns:wne="http://schemas.microsoft.com/office/word/2006/wordml" xmlns:wps="http://schemas.microsoft.com/office/word/2010/wordprocessingShape" mc:Ignorable="w14 w15 w16se w16cid w16 w16cex w16sdtdh wp14">
   <w:endnote w:type="separator" w:id="-1">
     <w:p>
       <w:r>
@@ -4412,7 +4243,7 @@
 </file>
 
 <file path=word/footnotes.xml><?xml version="1.0" encoding="utf-8"?>
-<w:footnotes xmlns:wpc="http://schemas.microsoft.com/office/word/2010/wordprocessingCanvas" xmlns:cx="http://schemas.microsoft.com/office/drawing/2014/chartex" xmlns:mc="http://schemas.openxmlformats.org/markup-compatibility/2006" xmlns:o="urn:schemas-microsoft-com:office:office" xmlns:r="http://schemas.openxmlformats.org/officeDocument/2006/relationships" xmlns:m="http://schemas.openxmlformats.org/officeDocument/2006/math" xmlns:v="urn:schemas-microsoft-com:vml" xmlns:wp14="http://schemas.microsoft.com/office/word/2010/wordprocessingDrawing" xmlns:wp="http://schemas.openxmlformats.org/drawingml/2006/wordprocessingDrawing" xmlns:w10="urn:schemas-microsoft-com:office:word" xmlns:w="http://schemas.openxmlformats.org/wordprocessingml/2006/main" xmlns:w14="http://schemas.microsoft.com/office/word/2010/wordml" xmlns:w15="http://schemas.microsoft.com/office/word/2012/wordml" xmlns:w16se="http://schemas.microsoft.com/office/word/2015/wordml/symex" xmlns:wpg="http://schemas.microsoft.com/office/word/2010/wordprocessingGroup" xmlns:wpi="http://schemas.microsoft.com/office/word/2010/wordprocessingInk" xmlns:wne="http://schemas.microsoft.com/office/word/2006/wordml" xmlns:wps="http://schemas.microsoft.com/office/word/2010/wordprocessingShape" mc:Ignorable="w14 w15 w16se wp14">
+<w:footnotes xmlns:wpc="http://schemas.microsoft.com/office/word/2010/wordprocessingCanvas" xmlns:cx="http://schemas.microsoft.com/office/drawing/2014/chartex" xmlns:cx1="http://schemas.microsoft.com/office/drawing/2015/9/8/chartex" xmlns:cx2="http://schemas.microsoft.com/office/drawing/2015/10/21/chartex" xmlns:cx3="http://schemas.microsoft.com/office/drawing/2016/5/9/chartex" xmlns:cx4="http://schemas.microsoft.com/office/drawing/2016/5/10/chartex" xmlns:cx5="http://schemas.microsoft.com/office/drawing/2016/5/11/chartex" xmlns:cx6="http://schemas.microsoft.com/office/drawing/2016/5/12/chartex" xmlns:cx7="http://schemas.microsoft.com/office/drawing/2016/5/13/chartex" xmlns:cx8="http://schemas.microsoft.com/office/drawing/2016/5/14/chartex" xmlns:mc="http://schemas.openxmlformats.org/markup-compatibility/2006" xmlns:aink="http://schemas.microsoft.com/office/drawing/2016/ink" xmlns:am3d="http://schemas.microsoft.com/office/drawing/2017/model3d" xmlns:o="urn:schemas-microsoft-com:office:office" xmlns:oel="http://schemas.microsoft.com/office/2019/extlst" xmlns:r="http://schemas.openxmlformats.org/officeDocument/2006/relationships" xmlns:m="http://schemas.openxmlformats.org/officeDocument/2006/math" xmlns:v="urn:schemas-microsoft-com:vml" xmlns:wp14="http://schemas.microsoft.com/office/word/2010/wordprocessingDrawing" xmlns:wp="http://schemas.openxmlformats.org/drawingml/2006/wordprocessingDrawing" xmlns:w10="urn:schemas-microsoft-com:office:word" xmlns:w="http://schemas.openxmlformats.org/wordprocessingml/2006/main" xmlns:w14="http://schemas.microsoft.com/office/word/2010/wordml" xmlns:w15="http://schemas.microsoft.com/office/word/2012/wordml" xmlns:w16cex="http://schemas.microsoft.com/office/word/2018/wordml/cex" xmlns:w16cid="http://schemas.microsoft.com/office/word/2016/wordml/cid" xmlns:w16="http://schemas.microsoft.com/office/word/2018/wordml" xmlns:w16sdtdh="http://schemas.microsoft.com/office/word/2020/wordml/sdtdatahash" xmlns:w16se="http://schemas.microsoft.com/office/word/2015/wordml/symex" xmlns:wpg="http://schemas.microsoft.com/office/word/2010/wordprocessingGroup" xmlns:wpi="http://schemas.microsoft.com/office/word/2010/wordprocessingInk" xmlns:wne="http://schemas.microsoft.com/office/word/2006/wordml" xmlns:wps="http://schemas.microsoft.com/office/word/2010/wordprocessingShape" mc:Ignorable="w14 w15 w16se w16cid w16 w16cex w16sdtdh wp14">
   <w:footnote w:type="separator" w:id="-1">
     <w:p>
       <w:r>
@@ -4431,7 +4262,7 @@
 </file>
 
 <file path=word/numbering.xml><?xml version="1.0" encoding="utf-8"?>
-<w:numbering xmlns:wpc="http://schemas.microsoft.com/office/word/2010/wordprocessingCanvas" xmlns:cx="http://schemas.microsoft.com/office/drawing/2014/chartex" xmlns:mc="http://schemas.openxmlformats.org/markup-compatibility/2006" xmlns:o="urn:schemas-microsoft-com:office:office" xmlns:r="http://schemas.openxmlformats.org/officeDocument/2006/relationships" xmlns:m="http://schemas.openxmlformats.org/officeDocument/2006/math" xmlns:v="urn:schemas-microsoft-com:vml" xmlns:wp14="http://schemas.microsoft.com/office/word/2010/wordprocessingDrawing" xmlns:wp="http://schemas.openxmlformats.org/drawingml/2006/wordprocessingDrawing" xmlns:w10="urn:schemas-microsoft-com:office:word" xmlns:w="http://schemas.openxmlformats.org/wordprocessingml/2006/main" xmlns:w14="http://schemas.microsoft.com/office/word/2010/wordml" xmlns:w15="http://schemas.microsoft.com/office/word/2012/wordml" xmlns:w16se="http://schemas.microsoft.com/office/word/2015/wordml/symex" xmlns:wpg="http://schemas.microsoft.com/office/word/2010/wordprocessingGroup" xmlns:wpi="http://schemas.microsoft.com/office/word/2010/wordprocessingInk" xmlns:wne="http://schemas.microsoft.com/office/word/2006/wordml" xmlns:wps="http://schemas.microsoft.com/office/word/2010/wordprocessingShape" mc:Ignorable="w14 w15 w16se wp14">
+<w:numbering xmlns:wpc="http://schemas.microsoft.com/office/word/2010/wordprocessingCanvas" xmlns:cx="http://schemas.microsoft.com/office/drawing/2014/chartex" xmlns:cx1="http://schemas.microsoft.com/office/drawing/2015/9/8/chartex" xmlns:cx2="http://schemas.microsoft.com/office/drawing/2015/10/21/chartex" xmlns:cx3="http://schemas.microsoft.com/office/drawing/2016/5/9/chartex" xmlns:cx4="http://schemas.microsoft.com/office/drawing/2016/5/10/chartex" xmlns:cx5="http://schemas.microsoft.com/office/drawing/2016/5/11/chartex" xmlns:cx6="http://schemas.microsoft.com/office/drawing/2016/5/12/chartex" xmlns:cx7="http://schemas.microsoft.com/office/drawing/2016/5/13/chartex" xmlns:cx8="http://schemas.microsoft.com/office/drawing/2016/5/14/chartex" xmlns:mc="http://schemas.openxmlformats.org/markup-compatibility/2006" xmlns:aink="http://schemas.microsoft.com/office/drawing/2016/ink" xmlns:am3d="http://schemas.microsoft.com/office/drawing/2017/model3d" xmlns:o="urn:schemas-microsoft-com:office:office" xmlns:oel="http://schemas.microsoft.com/office/2019/extlst" xmlns:r="http://schemas.openxmlformats.org/officeDocument/2006/relationships" xmlns:m="http://schemas.openxmlformats.org/officeDocument/2006/math" xmlns:v="urn:schemas-microsoft-com:vml" xmlns:wp14="http://schemas.microsoft.com/office/word/2010/wordprocessingDrawing" xmlns:wp="http://schemas.openxmlformats.org/drawingml/2006/wordprocessingDrawing" xmlns:w10="urn:schemas-microsoft-com:office:word" xmlns:w="http://schemas.openxmlformats.org/wordprocessingml/2006/main" xmlns:w14="http://schemas.microsoft.com/office/word/2010/wordml" xmlns:w15="http://schemas.microsoft.com/office/word/2012/wordml" xmlns:w16cex="http://schemas.microsoft.com/office/word/2018/wordml/cex" xmlns:w16cid="http://schemas.microsoft.com/office/word/2016/wordml/cid" xmlns:w16="http://schemas.microsoft.com/office/word/2018/wordml" xmlns:w16sdtdh="http://schemas.microsoft.com/office/word/2020/wordml/sdtdatahash" xmlns:w16se="http://schemas.microsoft.com/office/word/2015/wordml/symex" xmlns:wpg="http://schemas.microsoft.com/office/word/2010/wordprocessingGroup" xmlns:wpi="http://schemas.microsoft.com/office/word/2010/wordprocessingInk" xmlns:wne="http://schemas.microsoft.com/office/word/2006/wordml" xmlns:wps="http://schemas.microsoft.com/office/word/2010/wordprocessingShape" mc:Ignorable="w14 w15 w16se w16cid w16 w16cex w16sdtdh wp14">
   <w:abstractNum w:abstractNumId="0" w15:restartNumberingAfterBreak="0">
     <w:nsid w:val="1C534071"/>
     <w:multiLevelType w:val="hybridMultilevel"/>
@@ -4699,20 +4530,20 @@
       </w:pPr>
     </w:lvl>
   </w:abstractNum>
-  <w:num w:numId="1">
+  <w:num w:numId="1" w16cid:durableId="1196121082">
     <w:abstractNumId w:val="0"/>
   </w:num>
-  <w:num w:numId="2">
+  <w:num w:numId="2" w16cid:durableId="482820397">
     <w:abstractNumId w:val="1"/>
   </w:num>
-  <w:num w:numId="3">
+  <w:num w:numId="3" w16cid:durableId="26299812">
     <w:abstractNumId w:val="2"/>
   </w:num>
 </w:numbering>
 </file>
 
 <file path=word/styles.xml><?xml version="1.0" encoding="utf-8"?>
-<w:styles xmlns:mc="http://schemas.openxmlformats.org/markup-compatibility/2006" xmlns:r="http://schemas.openxmlformats.org/officeDocument/2006/relationships" xmlns:w="http://schemas.openxmlformats.org/wordprocessingml/2006/main" xmlns:w14="http://schemas.microsoft.com/office/word/2010/wordml" xmlns:w15="http://schemas.microsoft.com/office/word/2012/wordml" xmlns:w16se="http://schemas.microsoft.com/office/word/2015/wordml/symex" mc:Ignorable="w14 w15 w16se">
+<w:styles xmlns:mc="http://schemas.openxmlformats.org/markup-compatibility/2006" xmlns:r="http://schemas.openxmlformats.org/officeDocument/2006/relationships" xmlns:w="http://schemas.openxmlformats.org/wordprocessingml/2006/main" xmlns:w14="http://schemas.microsoft.com/office/word/2010/wordml" xmlns:w15="http://schemas.microsoft.com/office/word/2012/wordml" xmlns:w16cex="http://schemas.microsoft.com/office/word/2018/wordml/cex" xmlns:w16cid="http://schemas.microsoft.com/office/word/2016/wordml/cid" xmlns:w16="http://schemas.microsoft.com/office/word/2018/wordml" xmlns:w16sdtdh="http://schemas.microsoft.com/office/word/2020/wordml/sdtdatahash" xmlns:w16se="http://schemas.microsoft.com/office/word/2015/wordml/symex" mc:Ignorable="w14 w15 w16se w16cid w16 w16cex w16sdtdh">
   <w:docDefaults>
     <w:rPrDefault>
       <w:rPr>
@@ -4725,7 +4556,7 @@
     </w:rPrDefault>
     <w:pPrDefault/>
   </w:docDefaults>
-  <w:latentStyles w:defLockedState="0" w:defUIPriority="99" w:defSemiHidden="0" w:defUnhideWhenUsed="0" w:defQFormat="0" w:count="371">
+  <w:latentStyles w:defLockedState="0" w:defUIPriority="99" w:defSemiHidden="0" w:defUnhideWhenUsed="0" w:defQFormat="0" w:count="376">
     <w:lsdException w:name="Normal" w:uiPriority="0" w:qFormat="1"/>
     <w:lsdException w:name="heading 1" w:uiPriority="9" w:qFormat="1"/>
     <w:lsdException w:name="heading 2" w:semiHidden="1" w:uiPriority="9" w:unhideWhenUsed="1" w:qFormat="1"/>
@@ -4831,7 +4662,6 @@
     <w:lsdException w:name="HTML Sample" w:semiHidden="1" w:unhideWhenUsed="1"/>
     <w:lsdException w:name="HTML Typewriter" w:semiHidden="1" w:unhideWhenUsed="1"/>
     <w:lsdException w:name="HTML Variable" w:semiHidden="1" w:unhideWhenUsed="1"/>
-    <w:lsdException w:name="Normal Table" w:semiHidden="1" w:unhideWhenUsed="1"/>
     <w:lsdException w:name="annotation subject" w:semiHidden="1" w:unhideWhenUsed="1"/>
     <w:lsdException w:name="No List" w:semiHidden="1" w:unhideWhenUsed="1"/>
     <w:lsdException w:name="Outline List 1" w:semiHidden="1" w:unhideWhenUsed="1"/>
@@ -4874,11 +4704,8 @@
     <w:lsdException w:name="Table Contemporary" w:semiHidden="1" w:unhideWhenUsed="1"/>
     <w:lsdException w:name="Table Elegant" w:semiHidden="1" w:unhideWhenUsed="1"/>
     <w:lsdException w:name="Table Professional" w:semiHidden="1" w:unhideWhenUsed="1"/>
-    <w:lsdException w:name="Table Subtle 1" w:semiHidden="1" w:unhideWhenUsed="1"/>
     <w:lsdException w:name="Table Subtle 2" w:semiHidden="1" w:unhideWhenUsed="1"/>
     <w:lsdException w:name="Table Web 1" w:semiHidden="1" w:unhideWhenUsed="1"/>
-    <w:lsdException w:name="Table Web 2" w:semiHidden="1" w:unhideWhenUsed="1"/>
-    <w:lsdException w:name="Table Web 3" w:semiHidden="1" w:unhideWhenUsed="1"/>
     <w:lsdException w:name="Balloon Text" w:semiHidden="1" w:unhideWhenUsed="1"/>
     <w:lsdException w:name="Table Grid" w:uiPriority="39"/>
     <w:lsdException w:name="Table Theme" w:semiHidden="1" w:unhideWhenUsed="1"/>
@@ -5097,6 +4924,11 @@
     <w:lsdException w:name="List Table 5 Dark Accent 6" w:uiPriority="50"/>
     <w:lsdException w:name="List Table 6 Colorful Accent 6" w:uiPriority="51"/>
     <w:lsdException w:name="List Table 7 Colorful Accent 6" w:uiPriority="52"/>
+    <w:lsdException w:name="Mention" w:semiHidden="1" w:unhideWhenUsed="1"/>
+    <w:lsdException w:name="Smart Hyperlink" w:semiHidden="1" w:unhideWhenUsed="1"/>
+    <w:lsdException w:name="Hashtag" w:semiHidden="1" w:unhideWhenUsed="1"/>
+    <w:lsdException w:name="Unresolved Mention" w:semiHidden="1" w:unhideWhenUsed="1"/>
+    <w:lsdException w:name="Smart Link" w:semiHidden="1" w:unhideWhenUsed="1"/>
   </w:latentStyles>
   <w:style w:type="paragraph" w:default="1" w:styleId="a">
     <w:name w:val="Normal"/>

--- a/doc/引擎表结构设计文档.docx
+++ b/doc/引擎表结构设计文档.docx
@@ -16,13 +16,23 @@
       <w:proofErr w:type="spellStart"/>
       <w:r>
         <w:rPr>
+          <w:rFonts w:ascii="宋体" w:eastAsia="宋体" w:hAnsi="宋体"/>
+          <w:b w:val="0"/>
+          <w:bCs w:val="0"/>
+          <w:sz w:val="21"/>
+          <w:szCs w:val="21"/>
+        </w:rPr>
+        <w:t>t</w:t>
+      </w:r>
+      <w:r>
+        <w:rPr>
           <w:rFonts w:ascii="宋体" w:eastAsia="宋体" w:hAnsi="宋体" w:hint="eastAsia"/>
           <w:b w:val="0"/>
           <w:bCs w:val="0"/>
           <w:sz w:val="21"/>
           <w:szCs w:val="21"/>
         </w:rPr>
-        <w:t>sys_connection</w:t>
+        <w:t>_connection</w:t>
       </w:r>
       <w:proofErr w:type="spellEnd"/>
       <w:r>
@@ -2244,10 +2254,13 @@
       </w:pPr>
       <w:proofErr w:type="spellStart"/>
       <w:r>
+        <w:t>t</w:t>
+      </w:r>
+      <w:r>
         <w:rPr>
           <w:rFonts w:hint="eastAsia"/>
         </w:rPr>
-        <w:t>sys_variable</w:t>
+        <w:t>_variable</w:t>
       </w:r>
       <w:proofErr w:type="spellEnd"/>
       <w:r>
@@ -2938,7 +2951,7 @@
           <w:p>
             <w:pPr>
               <w:rPr>
-                <w:rFonts w:ascii="宋体" w:eastAsia="宋体" w:hAnsi="宋体" w:hint="eastAsia"/>
+                <w:rFonts w:ascii="宋体" w:eastAsia="宋体" w:hAnsi="宋体"/>
               </w:rPr>
             </w:pPr>
             <w:r>
@@ -2976,7 +2989,7 @@
             <w:pPr>
               <w:cnfStyle w:val="000000000000" w:firstRow="0" w:lastRow="0" w:firstColumn="0" w:lastColumn="0" w:oddVBand="0" w:evenVBand="0" w:oddHBand="0" w:evenHBand="0" w:firstRowFirstColumn="0" w:firstRowLastColumn="0" w:lastRowFirstColumn="0" w:lastRowLastColumn="0"/>
               <w:rPr>
-                <w:rFonts w:ascii="宋体" w:eastAsia="宋体" w:hAnsi="宋体" w:hint="eastAsia"/>
+                <w:rFonts w:ascii="宋体" w:eastAsia="宋体" w:hAnsi="宋体"/>
               </w:rPr>
             </w:pPr>
             <w:r>
@@ -3001,7 +3014,7 @@
             <w:pPr>
               <w:cnfStyle w:val="000000000000" w:firstRow="0" w:lastRow="0" w:firstColumn="0" w:lastColumn="0" w:oddVBand="0" w:evenVBand="0" w:oddHBand="0" w:evenHBand="0" w:firstRowFirstColumn="0" w:firstRowLastColumn="0" w:lastRowFirstColumn="0" w:lastRowLastColumn="0"/>
               <w:rPr>
-                <w:rFonts w:ascii="宋体" w:eastAsia="宋体" w:hAnsi="宋体" w:hint="eastAsia"/>
+                <w:rFonts w:ascii="宋体" w:eastAsia="宋体" w:hAnsi="宋体"/>
               </w:rPr>
             </w:pPr>
             <w:r>
@@ -3126,9 +3139,15 @@
       <w:proofErr w:type="spellStart"/>
       <w:r>
         <w:rPr>
+          <w:rFonts w:ascii="宋体" w:eastAsia="宋体" w:hAnsi="宋体"/>
+        </w:rPr>
+        <w:t>t</w:t>
+      </w:r>
+      <w:r>
+        <w:rPr>
           <w:rFonts w:ascii="宋体" w:eastAsia="宋体" w:hAnsi="宋体" w:hint="eastAsia"/>
         </w:rPr>
-        <w:t>sys_project</w:t>
+        <w:t>_project</w:t>
       </w:r>
       <w:proofErr w:type="spellEnd"/>
       <w:r>
@@ -3400,11 +3419,16 @@
             <w:pPr>
               <w:cnfStyle w:val="000000100000" w:firstRow="0" w:lastRow="0" w:firstColumn="0" w:lastColumn="0" w:oddVBand="0" w:evenVBand="0" w:oddHBand="1" w:evenHBand="0" w:firstRowFirstColumn="0" w:firstRowLastColumn="0" w:lastRowFirstColumn="0" w:lastRowLastColumn="0"/>
             </w:pPr>
-            <w:r>
-              <w:rPr>
-                <w:rFonts w:hint="eastAsia"/>
-              </w:rPr>
-              <w:t>int</w:t>
+            <w:proofErr w:type="gramStart"/>
+            <w:r>
+              <w:t>varchar(</w:t>
+            </w:r>
+            <w:proofErr w:type="gramEnd"/>
+            <w:r>
+              <w:t>32</w:t>
+            </w:r>
+            <w:r>
+              <w:t>)</w:t>
             </w:r>
           </w:p>
         </w:tc>
@@ -3475,11 +3499,22 @@
             <w:pPr>
               <w:cnfStyle w:val="000000000000" w:firstRow="0" w:lastRow="0" w:firstColumn="0" w:lastColumn="0" w:oddVBand="0" w:evenVBand="0" w:oddHBand="0" w:evenHBand="0" w:firstRowFirstColumn="0" w:firstRowLastColumn="0" w:lastRowFirstColumn="0" w:lastRowLastColumn="0"/>
             </w:pPr>
-            <w:r>
-              <w:rPr>
-                <w:rFonts w:hint="eastAsia"/>
-              </w:rPr>
-              <w:t>int</w:t>
+            <w:proofErr w:type="gramStart"/>
+            <w:r>
+              <w:rPr>
+                <w:rFonts w:hint="eastAsia"/>
+              </w:rPr>
+              <w:t>v</w:t>
+            </w:r>
+            <w:r>
+              <w:t>archar(</w:t>
+            </w:r>
+            <w:proofErr w:type="gramEnd"/>
+            <w:r>
+              <w:t>32</w:t>
+            </w:r>
+            <w:r>
+              <w:t>)</w:t>
             </w:r>
           </w:p>
         </w:tc>
@@ -3767,11 +3802,33 @@
                 <w:rFonts w:ascii="宋体" w:eastAsia="宋体" w:hAnsi="宋体"/>
               </w:rPr>
             </w:pPr>
-            <w:r>
-              <w:rPr>
-                <w:rFonts w:ascii="宋体" w:eastAsia="宋体" w:hAnsi="宋体" w:hint="eastAsia"/>
-              </w:rPr>
-              <w:t>int</w:t>
+            <w:proofErr w:type="spellStart"/>
+            <w:proofErr w:type="gramStart"/>
+            <w:r>
+              <w:rPr>
+                <w:rFonts w:ascii="宋体" w:eastAsia="宋体" w:hAnsi="宋体" w:hint="eastAsia"/>
+              </w:rPr>
+              <w:t>t</w:t>
+            </w:r>
+            <w:r>
+              <w:rPr>
+                <w:rFonts w:ascii="宋体" w:eastAsia="宋体" w:hAnsi="宋体"/>
+              </w:rPr>
+              <w:t>inyint</w:t>
+            </w:r>
+            <w:proofErr w:type="spellEnd"/>
+            <w:r>
+              <w:rPr>
+                <w:rFonts w:ascii="宋体" w:eastAsia="宋体" w:hAnsi="宋体"/>
+              </w:rPr>
+              <w:t>(</w:t>
+            </w:r>
+            <w:proofErr w:type="gramEnd"/>
+            <w:r>
+              <w:rPr>
+                <w:rFonts w:ascii="宋体" w:eastAsia="宋体" w:hAnsi="宋体"/>
+              </w:rPr>
+              <w:t>1)</w:t>
             </w:r>
           </w:p>
         </w:tc>
@@ -3907,11 +3964,33 @@
                 <w:rFonts w:ascii="宋体" w:eastAsia="宋体" w:hAnsi="宋体"/>
               </w:rPr>
             </w:pPr>
-            <w:r>
-              <w:rPr>
-                <w:rFonts w:ascii="宋体" w:eastAsia="宋体" w:hAnsi="宋体" w:hint="eastAsia"/>
-              </w:rPr>
-              <w:t>int</w:t>
+            <w:proofErr w:type="spellStart"/>
+            <w:proofErr w:type="gramStart"/>
+            <w:r>
+              <w:rPr>
+                <w:rFonts w:ascii="宋体" w:eastAsia="宋体" w:hAnsi="宋体" w:hint="eastAsia"/>
+              </w:rPr>
+              <w:t>t</w:t>
+            </w:r>
+            <w:r>
+              <w:rPr>
+                <w:rFonts w:ascii="宋体" w:eastAsia="宋体" w:hAnsi="宋体"/>
+              </w:rPr>
+              <w:t>inyint</w:t>
+            </w:r>
+            <w:proofErr w:type="spellEnd"/>
+            <w:r>
+              <w:rPr>
+                <w:rFonts w:ascii="宋体" w:eastAsia="宋体" w:hAnsi="宋体"/>
+              </w:rPr>
+              <w:t>(</w:t>
+            </w:r>
+            <w:proofErr w:type="gramEnd"/>
+            <w:r>
+              <w:rPr>
+                <w:rFonts w:ascii="宋体" w:eastAsia="宋体" w:hAnsi="宋体"/>
+              </w:rPr>
+              <w:t>1)</w:t>
             </w:r>
           </w:p>
         </w:tc>
@@ -3962,14 +4041,14 @@
               <w:ind w:firstLineChars="0"/>
               <w:cnfStyle w:val="000000000000" w:firstRow="0" w:lastRow="0" w:firstColumn="0" w:lastColumn="0" w:oddVBand="0" w:evenVBand="0" w:oddHBand="0" w:evenHBand="0" w:firstRowFirstColumn="0" w:firstRowLastColumn="0" w:lastRowFirstColumn="0" w:lastRowLastColumn="0"/>
               <w:rPr>
-                <w:rFonts w:ascii="宋体" w:eastAsia="宋体" w:hAnsi="宋体"/>
-              </w:rPr>
-            </w:pPr>
-            <w:r>
-              <w:rPr>
-                <w:rFonts w:ascii="宋体" w:eastAsia="宋体" w:hAnsi="宋体" w:hint="eastAsia"/>
-              </w:rPr>
-              <w:t>打开</w:t>
+                <w:rFonts w:ascii="宋体" w:eastAsia="宋体" w:hAnsi="宋体" w:hint="eastAsia"/>
+              </w:rPr>
+            </w:pPr>
+            <w:r>
+              <w:rPr>
+                <w:rFonts w:ascii="宋体" w:eastAsia="宋体" w:hAnsi="宋体" w:hint="eastAsia"/>
+              </w:rPr>
+              <w:t>全部记录</w:t>
             </w:r>
           </w:p>
           <w:p>
@@ -3989,7 +4068,7 @@
               <w:rPr>
                 <w:rFonts w:ascii="宋体" w:eastAsia="宋体" w:hAnsi="宋体" w:hint="eastAsia"/>
               </w:rPr>
-              <w:t>关闭</w:t>
+              <w:t>仅记录失败</w:t>
             </w:r>
           </w:p>
           <w:p>
@@ -4009,7 +4088,27 @@
               <w:rPr>
                 <w:rFonts w:ascii="宋体" w:eastAsia="宋体" w:hAnsi="宋体" w:hint="eastAsia"/>
               </w:rPr>
-              <w:t>仅在错误时记录日志</w:t>
+              <w:t>精简日志（仅包含入参）</w:t>
+            </w:r>
+          </w:p>
+          <w:p>
+            <w:pPr>
+              <w:pStyle w:val="a8"/>
+              <w:numPr>
+                <w:ilvl w:val="0"/>
+                <w:numId w:val="3"/>
+              </w:numPr>
+              <w:ind w:firstLineChars="0"/>
+              <w:cnfStyle w:val="000000000000" w:firstRow="0" w:lastRow="0" w:firstColumn="0" w:lastColumn="0" w:oddVBand="0" w:evenVBand="0" w:oddHBand="0" w:evenHBand="0" w:firstRowFirstColumn="0" w:firstRowLastColumn="0" w:lastRowFirstColumn="0" w:lastRowLastColumn="0"/>
+              <w:rPr>
+                <w:rFonts w:ascii="宋体" w:eastAsia="宋体" w:hAnsi="宋体"/>
+              </w:rPr>
+            </w:pPr>
+            <w:r>
+              <w:rPr>
+                <w:rFonts w:ascii="宋体" w:eastAsia="宋体" w:hAnsi="宋体" w:hint="eastAsia"/>
+              </w:rPr>
+              <w:t>不记录日志</w:t>
             </w:r>
           </w:p>
         </w:tc>
@@ -4126,11 +4225,33 @@
                 <w:rFonts w:ascii="宋体" w:eastAsia="宋体" w:hAnsi="宋体"/>
               </w:rPr>
             </w:pPr>
-            <w:r>
-              <w:rPr>
-                <w:rFonts w:ascii="宋体" w:eastAsia="宋体" w:hAnsi="宋体" w:hint="eastAsia"/>
-              </w:rPr>
-              <w:t>int</w:t>
+            <w:proofErr w:type="spellStart"/>
+            <w:proofErr w:type="gramStart"/>
+            <w:r>
+              <w:rPr>
+                <w:rFonts w:ascii="宋体" w:eastAsia="宋体" w:hAnsi="宋体" w:hint="eastAsia"/>
+              </w:rPr>
+              <w:t>t</w:t>
+            </w:r>
+            <w:r>
+              <w:rPr>
+                <w:rFonts w:ascii="宋体" w:eastAsia="宋体" w:hAnsi="宋体"/>
+              </w:rPr>
+              <w:t>inyint</w:t>
+            </w:r>
+            <w:proofErr w:type="spellEnd"/>
+            <w:r>
+              <w:rPr>
+                <w:rFonts w:ascii="宋体" w:eastAsia="宋体" w:hAnsi="宋体"/>
+              </w:rPr>
+              <w:t>(</w:t>
+            </w:r>
+            <w:proofErr w:type="gramEnd"/>
+            <w:r>
+              <w:rPr>
+                <w:rFonts w:ascii="宋体" w:eastAsia="宋体" w:hAnsi="宋体"/>
+              </w:rPr>
+              <w:t>1)</w:t>
             </w:r>
           </w:p>
         </w:tc>
@@ -4179,7 +4300,13 @@
               <w:rPr>
                 <w:rFonts w:ascii="宋体" w:eastAsia="宋体" w:hAnsi="宋体"/>
               </w:rPr>
-              <w:t xml:space="preserve"> 0</w:t>
+              <w:t xml:space="preserve"> </w:t>
+            </w:r>
+            <w:r>
+              <w:rPr>
+                <w:rFonts w:ascii="宋体" w:eastAsia="宋体" w:hAnsi="宋体"/>
+              </w:rPr>
+              <w:t>1</w:t>
             </w:r>
           </w:p>
         </w:tc>
@@ -4199,6 +4326,412 @@
                 <w:rFonts w:ascii="宋体" w:eastAsia="宋体" w:hAnsi="宋体" w:hint="eastAsia"/>
               </w:rPr>
               <w:t>优先级</w:t>
+            </w:r>
+          </w:p>
+        </w:tc>
+      </w:tr>
+      <w:tr>
+        <w:trPr>
+          <w:cnfStyle w:val="000000100000" w:firstRow="0" w:lastRow="0" w:firstColumn="0" w:lastColumn="0" w:oddVBand="0" w:evenVBand="0" w:oddHBand="1" w:evenHBand="0" w:firstRowFirstColumn="0" w:firstRowLastColumn="0" w:lastRowFirstColumn="0" w:lastRowLastColumn="0"/>
+        </w:trPr>
+        <w:tc>
+          <w:tcPr>
+            <w:cnfStyle w:val="001000000000" w:firstRow="0" w:lastRow="0" w:firstColumn="1" w:lastColumn="0" w:oddVBand="0" w:evenVBand="0" w:oddHBand="0" w:evenHBand="0" w:firstRowFirstColumn="0" w:firstRowLastColumn="0" w:lastRowFirstColumn="0" w:lastRowLastColumn="0"/>
+            <w:tcW w:w="2074" w:type="dxa"/>
+          </w:tcPr>
+          <w:p>
+            <w:pPr>
+              <w:rPr>
+                <w:rFonts w:ascii="宋体" w:eastAsia="宋体" w:hAnsi="宋体" w:hint="eastAsia"/>
+              </w:rPr>
+            </w:pPr>
+            <w:r>
+              <w:rPr>
+                <w:rFonts w:ascii="宋体" w:eastAsia="宋体" w:hAnsi="宋体" w:hint="eastAsia"/>
+              </w:rPr>
+              <w:t>s</w:t>
+            </w:r>
+            <w:r>
+              <w:rPr>
+                <w:rFonts w:ascii="宋体" w:eastAsia="宋体" w:hAnsi="宋体"/>
+              </w:rPr>
+              <w:t>tatus</w:t>
+            </w:r>
+          </w:p>
+        </w:tc>
+        <w:tc>
+          <w:tcPr>
+            <w:tcW w:w="2074" w:type="dxa"/>
+          </w:tcPr>
+          <w:p>
+            <w:pPr>
+              <w:cnfStyle w:val="000000100000" w:firstRow="0" w:lastRow="0" w:firstColumn="0" w:lastColumn="0" w:oddVBand="0" w:evenVBand="0" w:oddHBand="1" w:evenHBand="0" w:firstRowFirstColumn="0" w:firstRowLastColumn="0" w:lastRowFirstColumn="0" w:lastRowLastColumn="0"/>
+              <w:rPr>
+                <w:rFonts w:ascii="宋体" w:eastAsia="宋体" w:hAnsi="宋体" w:hint="eastAsia"/>
+              </w:rPr>
+            </w:pPr>
+            <w:proofErr w:type="spellStart"/>
+            <w:proofErr w:type="gramStart"/>
+            <w:r>
+              <w:rPr>
+                <w:rFonts w:ascii="宋体" w:eastAsia="宋体" w:hAnsi="宋体" w:hint="eastAsia"/>
+              </w:rPr>
+              <w:t>t</w:t>
+            </w:r>
+            <w:r>
+              <w:rPr>
+                <w:rFonts w:ascii="宋体" w:eastAsia="宋体" w:hAnsi="宋体"/>
+              </w:rPr>
+              <w:t>inyint</w:t>
+            </w:r>
+            <w:proofErr w:type="spellEnd"/>
+            <w:r>
+              <w:rPr>
+                <w:rFonts w:ascii="宋体" w:eastAsia="宋体" w:hAnsi="宋体"/>
+              </w:rPr>
+              <w:t>(</w:t>
+            </w:r>
+            <w:proofErr w:type="gramEnd"/>
+            <w:r>
+              <w:rPr>
+                <w:rFonts w:ascii="宋体" w:eastAsia="宋体" w:hAnsi="宋体"/>
+              </w:rPr>
+              <w:t>1)</w:t>
+            </w:r>
+          </w:p>
+        </w:tc>
+        <w:tc>
+          <w:tcPr>
+            <w:tcW w:w="2074" w:type="dxa"/>
+          </w:tcPr>
+          <w:p>
+            <w:pPr>
+              <w:cnfStyle w:val="000000100000" w:firstRow="0" w:lastRow="0" w:firstColumn="0" w:lastColumn="0" w:oddVBand="0" w:evenVBand="0" w:oddHBand="1" w:evenHBand="0" w:firstRowFirstColumn="0" w:firstRowLastColumn="0" w:lastRowFirstColumn="0" w:lastRowLastColumn="0"/>
+              <w:rPr>
+                <w:rFonts w:ascii="宋体" w:eastAsia="宋体" w:hAnsi="宋体" w:hint="eastAsia"/>
+              </w:rPr>
+            </w:pPr>
+            <w:r>
+              <w:rPr>
+                <w:rFonts w:ascii="宋体" w:eastAsia="宋体" w:hAnsi="宋体" w:hint="eastAsia"/>
+              </w:rPr>
+              <w:t>n</w:t>
+            </w:r>
+            <w:r>
+              <w:rPr>
+                <w:rFonts w:ascii="宋体" w:eastAsia="宋体" w:hAnsi="宋体"/>
+              </w:rPr>
+              <w:t>ot null default 0</w:t>
+            </w:r>
+          </w:p>
+        </w:tc>
+        <w:tc>
+          <w:tcPr>
+            <w:tcW w:w="2074" w:type="dxa"/>
+          </w:tcPr>
+          <w:p>
+            <w:pPr>
+              <w:cnfStyle w:val="000000100000" w:firstRow="0" w:lastRow="0" w:firstColumn="0" w:lastColumn="0" w:oddVBand="0" w:evenVBand="0" w:oddHBand="1" w:evenHBand="0" w:firstRowFirstColumn="0" w:firstRowLastColumn="0" w:lastRowFirstColumn="0" w:lastRowLastColumn="0"/>
+              <w:rPr>
+                <w:rFonts w:ascii="宋体" w:eastAsia="宋体" w:hAnsi="宋体"/>
+              </w:rPr>
+            </w:pPr>
+            <w:r>
+              <w:rPr>
+                <w:rFonts w:ascii="宋体" w:eastAsia="宋体" w:hAnsi="宋体" w:hint="eastAsia"/>
+              </w:rPr>
+              <w:t>项目状态</w:t>
+            </w:r>
+          </w:p>
+          <w:p>
+            <w:pPr>
+              <w:pStyle w:val="a8"/>
+              <w:numPr>
+                <w:ilvl w:val="0"/>
+                <w:numId w:val="4"/>
+              </w:numPr>
+              <w:ind w:firstLineChars="0"/>
+              <w:cnfStyle w:val="000000100000" w:firstRow="0" w:lastRow="0" w:firstColumn="0" w:lastColumn="0" w:oddVBand="0" w:evenVBand="0" w:oddHBand="1" w:evenHBand="0" w:firstRowFirstColumn="0" w:firstRowLastColumn="0" w:lastRowFirstColumn="0" w:lastRowLastColumn="0"/>
+              <w:rPr>
+                <w:rFonts w:ascii="宋体" w:eastAsia="宋体" w:hAnsi="宋体"/>
+              </w:rPr>
+            </w:pPr>
+            <w:r>
+              <w:rPr>
+                <w:rFonts w:ascii="宋体" w:eastAsia="宋体" w:hAnsi="宋体" w:hint="eastAsia"/>
+              </w:rPr>
+              <w:t>全部停止</w:t>
+            </w:r>
+          </w:p>
+          <w:p>
+            <w:pPr>
+              <w:pStyle w:val="a8"/>
+              <w:numPr>
+                <w:ilvl w:val="0"/>
+                <w:numId w:val="4"/>
+              </w:numPr>
+              <w:ind w:firstLineChars="0"/>
+              <w:cnfStyle w:val="000000100000" w:firstRow="0" w:lastRow="0" w:firstColumn="0" w:lastColumn="0" w:oddVBand="0" w:evenVBand="0" w:oddHBand="1" w:evenHBand="0" w:firstRowFirstColumn="0" w:firstRowLastColumn="0" w:lastRowFirstColumn="0" w:lastRowLastColumn="0"/>
+              <w:rPr>
+                <w:rFonts w:ascii="宋体" w:eastAsia="宋体" w:hAnsi="宋体"/>
+              </w:rPr>
+            </w:pPr>
+            <w:r>
+              <w:rPr>
+                <w:rFonts w:ascii="宋体" w:eastAsia="宋体" w:hAnsi="宋体" w:hint="eastAsia"/>
+              </w:rPr>
+              <w:t>部分启动</w:t>
+            </w:r>
+          </w:p>
+          <w:p>
+            <w:pPr>
+              <w:pStyle w:val="a8"/>
+              <w:numPr>
+                <w:ilvl w:val="0"/>
+                <w:numId w:val="4"/>
+              </w:numPr>
+              <w:ind w:firstLineChars="0"/>
+              <w:cnfStyle w:val="000000100000" w:firstRow="0" w:lastRow="0" w:firstColumn="0" w:lastColumn="0" w:oddVBand="0" w:evenVBand="0" w:oddHBand="1" w:evenHBand="0" w:firstRowFirstColumn="0" w:firstRowLastColumn="0" w:lastRowFirstColumn="0" w:lastRowLastColumn="0"/>
+              <w:rPr>
+                <w:rFonts w:ascii="宋体" w:eastAsia="宋体" w:hAnsi="宋体" w:hint="eastAsia"/>
+              </w:rPr>
+            </w:pPr>
+            <w:r>
+              <w:rPr>
+                <w:rFonts w:ascii="宋体" w:eastAsia="宋体" w:hAnsi="宋体" w:hint="eastAsia"/>
+              </w:rPr>
+              <w:t>全部启动</w:t>
+            </w:r>
+          </w:p>
+        </w:tc>
+      </w:tr>
+      <w:tr>
+        <w:tc>
+          <w:tcPr>
+            <w:cnfStyle w:val="001000000000" w:firstRow="0" w:lastRow="0" w:firstColumn="1" w:lastColumn="0" w:oddVBand="0" w:evenVBand="0" w:oddHBand="0" w:evenHBand="0" w:firstRowFirstColumn="0" w:firstRowLastColumn="0" w:lastRowFirstColumn="0" w:lastRowLastColumn="0"/>
+            <w:tcW w:w="2074" w:type="dxa"/>
+          </w:tcPr>
+          <w:p>
+            <w:pPr>
+              <w:rPr>
+                <w:rFonts w:ascii="宋体" w:eastAsia="宋体" w:hAnsi="宋体"/>
+              </w:rPr>
+            </w:pPr>
+            <w:r>
+              <w:rPr>
+                <w:rFonts w:ascii="宋体" w:eastAsia="宋体" w:hAnsi="宋体" w:hint="eastAsia"/>
+              </w:rPr>
+              <w:t>rou</w:t>
+            </w:r>
+            <w:r>
+              <w:rPr>
+                <w:rFonts w:ascii="宋体" w:eastAsia="宋体" w:hAnsi="宋体"/>
+              </w:rPr>
+              <w:t>tes</w:t>
+            </w:r>
+          </w:p>
+        </w:tc>
+        <w:tc>
+          <w:tcPr>
+            <w:tcW w:w="2074" w:type="dxa"/>
+          </w:tcPr>
+          <w:p>
+            <w:pPr>
+              <w:cnfStyle w:val="000000000000" w:firstRow="0" w:lastRow="0" w:firstColumn="0" w:lastColumn="0" w:oddVBand="0" w:evenVBand="0" w:oddHBand="0" w:evenHBand="0" w:firstRowFirstColumn="0" w:firstRowLastColumn="0" w:lastRowFirstColumn="0" w:lastRowLastColumn="0"/>
+              <w:rPr>
+                <w:rFonts w:ascii="宋体" w:eastAsia="宋体" w:hAnsi="宋体" w:hint="eastAsia"/>
+              </w:rPr>
+            </w:pPr>
+            <w:r>
+              <w:rPr>
+                <w:rFonts w:ascii="宋体" w:eastAsia="宋体" w:hAnsi="宋体" w:hint="eastAsia"/>
+              </w:rPr>
+              <w:t>t</w:t>
+            </w:r>
+            <w:r>
+              <w:rPr>
+                <w:rFonts w:ascii="宋体" w:eastAsia="宋体" w:hAnsi="宋体"/>
+              </w:rPr>
+              <w:t>ext</w:t>
+            </w:r>
+          </w:p>
+        </w:tc>
+        <w:tc>
+          <w:tcPr>
+            <w:tcW w:w="2074" w:type="dxa"/>
+          </w:tcPr>
+          <w:p>
+            <w:pPr>
+              <w:cnfStyle w:val="000000000000" w:firstRow="0" w:lastRow="0" w:firstColumn="0" w:lastColumn="0" w:oddVBand="0" w:evenVBand="0" w:oddHBand="0" w:evenHBand="0" w:firstRowFirstColumn="0" w:firstRowLastColumn="0" w:lastRowFirstColumn="0" w:lastRowLastColumn="0"/>
+              <w:rPr>
+                <w:rFonts w:ascii="宋体" w:eastAsia="宋体" w:hAnsi="宋体" w:hint="eastAsia"/>
+              </w:rPr>
+            </w:pPr>
+          </w:p>
+        </w:tc>
+        <w:tc>
+          <w:tcPr>
+            <w:tcW w:w="2074" w:type="dxa"/>
+          </w:tcPr>
+          <w:p>
+            <w:pPr>
+              <w:cnfStyle w:val="000000000000" w:firstRow="0" w:lastRow="0" w:firstColumn="0" w:lastColumn="0" w:oddVBand="0" w:evenVBand="0" w:oddHBand="0" w:evenHBand="0" w:firstRowFirstColumn="0" w:firstRowLastColumn="0" w:lastRowFirstColumn="0" w:lastRowLastColumn="0"/>
+              <w:rPr>
+                <w:rFonts w:ascii="宋体" w:eastAsia="宋体" w:hAnsi="宋体" w:hint="eastAsia"/>
+              </w:rPr>
+            </w:pPr>
+            <w:r>
+              <w:rPr>
+                <w:rFonts w:ascii="宋体" w:eastAsia="宋体" w:hAnsi="宋体" w:hint="eastAsia"/>
+              </w:rPr>
+              <w:t>项目包含的路由ID（多个以｜分隔）</w:t>
+            </w:r>
+          </w:p>
+        </w:tc>
+      </w:tr>
+      <w:tr>
+        <w:trPr>
+          <w:cnfStyle w:val="000000100000" w:firstRow="0" w:lastRow="0" w:firstColumn="0" w:lastColumn="0" w:oddVBand="0" w:evenVBand="0" w:oddHBand="1" w:evenHBand="0" w:firstRowFirstColumn="0" w:firstRowLastColumn="0" w:lastRowFirstColumn="0" w:lastRowLastColumn="0"/>
+        </w:trPr>
+        <w:tc>
+          <w:tcPr>
+            <w:cnfStyle w:val="001000000000" w:firstRow="0" w:lastRow="0" w:firstColumn="1" w:lastColumn="0" w:oddVBand="0" w:evenVBand="0" w:oddHBand="0" w:evenHBand="0" w:firstRowFirstColumn="0" w:firstRowLastColumn="0" w:lastRowFirstColumn="0" w:lastRowLastColumn="0"/>
+            <w:tcW w:w="2074" w:type="dxa"/>
+          </w:tcPr>
+          <w:p>
+            <w:pPr>
+              <w:rPr>
+                <w:rFonts w:ascii="宋体" w:eastAsia="宋体" w:hAnsi="宋体" w:hint="eastAsia"/>
+              </w:rPr>
+            </w:pPr>
+            <w:r>
+              <w:rPr>
+                <w:rFonts w:ascii="宋体" w:eastAsia="宋体" w:hAnsi="宋体" w:hint="eastAsia"/>
+              </w:rPr>
+              <w:t>endpoints</w:t>
+            </w:r>
+          </w:p>
+        </w:tc>
+        <w:tc>
+          <w:tcPr>
+            <w:tcW w:w="2074" w:type="dxa"/>
+          </w:tcPr>
+          <w:p>
+            <w:pPr>
+              <w:cnfStyle w:val="000000100000" w:firstRow="0" w:lastRow="0" w:firstColumn="0" w:lastColumn="0" w:oddVBand="0" w:evenVBand="0" w:oddHBand="1" w:evenHBand="0" w:firstRowFirstColumn="0" w:firstRowLastColumn="0" w:lastRowFirstColumn="0" w:lastRowLastColumn="0"/>
+              <w:rPr>
+                <w:rFonts w:ascii="宋体" w:eastAsia="宋体" w:hAnsi="宋体" w:hint="eastAsia"/>
+              </w:rPr>
+            </w:pPr>
+            <w:r>
+              <w:rPr>
+                <w:rFonts w:ascii="宋体" w:eastAsia="宋体" w:hAnsi="宋体" w:hint="eastAsia"/>
+              </w:rPr>
+              <w:t>text</w:t>
+            </w:r>
+          </w:p>
+        </w:tc>
+        <w:tc>
+          <w:tcPr>
+            <w:tcW w:w="2074" w:type="dxa"/>
+          </w:tcPr>
+          <w:p>
+            <w:pPr>
+              <w:cnfStyle w:val="000000100000" w:firstRow="0" w:lastRow="0" w:firstColumn="0" w:lastColumn="0" w:oddVBand="0" w:evenVBand="0" w:oddHBand="1" w:evenHBand="0" w:firstRowFirstColumn="0" w:firstRowLastColumn="0" w:lastRowFirstColumn="0" w:lastRowLastColumn="0"/>
+              <w:rPr>
+                <w:rFonts w:ascii="宋体" w:eastAsia="宋体" w:hAnsi="宋体" w:hint="eastAsia"/>
+              </w:rPr>
+            </w:pPr>
+          </w:p>
+        </w:tc>
+        <w:tc>
+          <w:tcPr>
+            <w:tcW w:w="2074" w:type="dxa"/>
+          </w:tcPr>
+          <w:p>
+            <w:pPr>
+              <w:cnfStyle w:val="000000100000" w:firstRow="0" w:lastRow="0" w:firstColumn="0" w:lastColumn="0" w:oddVBand="0" w:evenVBand="0" w:oddHBand="1" w:evenHBand="0" w:firstRowFirstColumn="0" w:firstRowLastColumn="0" w:lastRowFirstColumn="0" w:lastRowLastColumn="0"/>
+              <w:rPr>
+                <w:rFonts w:ascii="宋体" w:eastAsia="宋体" w:hAnsi="宋体" w:hint="eastAsia"/>
+              </w:rPr>
+            </w:pPr>
+            <w:r>
+              <w:rPr>
+                <w:rFonts w:ascii="宋体" w:eastAsia="宋体" w:hAnsi="宋体" w:hint="eastAsia"/>
+              </w:rPr>
+              <w:t>项目包含的终端ID（多个以｜分隔）</w:t>
+            </w:r>
+          </w:p>
+        </w:tc>
+      </w:tr>
+      <w:tr>
+        <w:tc>
+          <w:tcPr>
+            <w:cnfStyle w:val="001000000000" w:firstRow="0" w:lastRow="0" w:firstColumn="1" w:lastColumn="0" w:oddVBand="0" w:evenVBand="0" w:oddHBand="0" w:evenHBand="0" w:firstRowFirstColumn="0" w:firstRowLastColumn="0" w:lastRowFirstColumn="0" w:lastRowLastColumn="0"/>
+            <w:tcW w:w="2074" w:type="dxa"/>
+          </w:tcPr>
+          <w:p>
+            <w:pPr>
+              <w:rPr>
+                <w:rFonts w:ascii="宋体" w:eastAsia="宋体" w:hAnsi="宋体" w:hint="eastAsia"/>
+              </w:rPr>
+            </w:pPr>
+            <w:r>
+              <w:rPr>
+                <w:rFonts w:ascii="宋体" w:eastAsia="宋体" w:hAnsi="宋体" w:hint="eastAsia"/>
+              </w:rPr>
+              <w:t>links</w:t>
+            </w:r>
+          </w:p>
+        </w:tc>
+        <w:tc>
+          <w:tcPr>
+            <w:tcW w:w="2074" w:type="dxa"/>
+          </w:tcPr>
+          <w:p>
+            <w:pPr>
+              <w:cnfStyle w:val="000000000000" w:firstRow="0" w:lastRow="0" w:firstColumn="0" w:lastColumn="0" w:oddVBand="0" w:evenVBand="0" w:oddHBand="0" w:evenHBand="0" w:firstRowFirstColumn="0" w:firstRowLastColumn="0" w:lastRowFirstColumn="0" w:lastRowLastColumn="0"/>
+              <w:rPr>
+                <w:rFonts w:ascii="宋体" w:eastAsia="宋体" w:hAnsi="宋体" w:hint="eastAsia"/>
+              </w:rPr>
+            </w:pPr>
+            <w:r>
+              <w:rPr>
+                <w:rFonts w:ascii="宋体" w:eastAsia="宋体" w:hAnsi="宋体" w:hint="eastAsia"/>
+              </w:rPr>
+              <w:t>text</w:t>
+            </w:r>
+          </w:p>
+        </w:tc>
+        <w:tc>
+          <w:tcPr>
+            <w:tcW w:w="2074" w:type="dxa"/>
+          </w:tcPr>
+          <w:p>
+            <w:pPr>
+              <w:cnfStyle w:val="000000000000" w:firstRow="0" w:lastRow="0" w:firstColumn="0" w:lastColumn="0" w:oddVBand="0" w:evenVBand="0" w:oddHBand="0" w:evenHBand="0" w:firstRowFirstColumn="0" w:firstRowLastColumn="0" w:lastRowFirstColumn="0" w:lastRowLastColumn="0"/>
+              <w:rPr>
+                <w:rFonts w:ascii="宋体" w:eastAsia="宋体" w:hAnsi="宋体" w:hint="eastAsia"/>
+              </w:rPr>
+            </w:pPr>
+          </w:p>
+        </w:tc>
+        <w:tc>
+          <w:tcPr>
+            <w:tcW w:w="2074" w:type="dxa"/>
+          </w:tcPr>
+          <w:p>
+            <w:pPr>
+              <w:cnfStyle w:val="000000000000" w:firstRow="0" w:lastRow="0" w:firstColumn="0" w:lastColumn="0" w:oddVBand="0" w:evenVBand="0" w:oddHBand="0" w:evenHBand="0" w:firstRowFirstColumn="0" w:firstRowLastColumn="0" w:lastRowFirstColumn="0" w:lastRowLastColumn="0"/>
+              <w:rPr>
+                <w:rFonts w:ascii="宋体" w:eastAsia="宋体" w:hAnsi="宋体" w:hint="eastAsia"/>
+              </w:rPr>
+            </w:pPr>
+            <w:r>
+              <w:rPr>
+                <w:rFonts w:ascii="宋体" w:eastAsia="宋体" w:hAnsi="宋体" w:hint="eastAsia"/>
+              </w:rPr>
+              <w:t>项目包含的连线ID（多个以｜分隔-只针对第一级编辑器）</w:t>
             </w:r>
           </w:p>
         </w:tc>
@@ -4206,13 +4739,7 @@
     </w:tbl>
     <w:p/>
     <w:p/>
-    <w:p>
-      <w:pPr>
-        <w:rPr>
-          <w:rFonts w:hint="eastAsia"/>
-        </w:rPr>
-      </w:pPr>
-    </w:p>
+    <w:p/>
     <w:sectPr>
       <w:pgSz w:w="11906" w:h="16838"/>
       <w:pgMar w:top="1440" w:right="1800" w:bottom="1440" w:left="1800" w:header="851" w:footer="992" w:gutter="0"/>
@@ -4264,6 +4791,94 @@
 <file path=word/numbering.xml><?xml version="1.0" encoding="utf-8"?>
 <w:numbering xmlns:wpc="http://schemas.microsoft.com/office/word/2010/wordprocessingCanvas" xmlns:cx="http://schemas.microsoft.com/office/drawing/2014/chartex" xmlns:cx1="http://schemas.microsoft.com/office/drawing/2015/9/8/chartex" xmlns:cx2="http://schemas.microsoft.com/office/drawing/2015/10/21/chartex" xmlns:cx3="http://schemas.microsoft.com/office/drawing/2016/5/9/chartex" xmlns:cx4="http://schemas.microsoft.com/office/drawing/2016/5/10/chartex" xmlns:cx5="http://schemas.microsoft.com/office/drawing/2016/5/11/chartex" xmlns:cx6="http://schemas.microsoft.com/office/drawing/2016/5/12/chartex" xmlns:cx7="http://schemas.microsoft.com/office/drawing/2016/5/13/chartex" xmlns:cx8="http://schemas.microsoft.com/office/drawing/2016/5/14/chartex" xmlns:mc="http://schemas.openxmlformats.org/markup-compatibility/2006" xmlns:aink="http://schemas.microsoft.com/office/drawing/2016/ink" xmlns:am3d="http://schemas.microsoft.com/office/drawing/2017/model3d" xmlns:o="urn:schemas-microsoft-com:office:office" xmlns:oel="http://schemas.microsoft.com/office/2019/extlst" xmlns:r="http://schemas.openxmlformats.org/officeDocument/2006/relationships" xmlns:m="http://schemas.openxmlformats.org/officeDocument/2006/math" xmlns:v="urn:schemas-microsoft-com:vml" xmlns:wp14="http://schemas.microsoft.com/office/word/2010/wordprocessingDrawing" xmlns:wp="http://schemas.openxmlformats.org/drawingml/2006/wordprocessingDrawing" xmlns:w10="urn:schemas-microsoft-com:office:word" xmlns:w="http://schemas.openxmlformats.org/wordprocessingml/2006/main" xmlns:w14="http://schemas.microsoft.com/office/word/2010/wordml" xmlns:w15="http://schemas.microsoft.com/office/word/2012/wordml" xmlns:w16cex="http://schemas.microsoft.com/office/word/2018/wordml/cex" xmlns:w16cid="http://schemas.microsoft.com/office/word/2016/wordml/cid" xmlns:w16="http://schemas.microsoft.com/office/word/2018/wordml" xmlns:w16sdtdh="http://schemas.microsoft.com/office/word/2020/wordml/sdtdatahash" xmlns:w16se="http://schemas.microsoft.com/office/word/2015/wordml/symex" xmlns:wpg="http://schemas.microsoft.com/office/word/2010/wordprocessingGroup" xmlns:wpi="http://schemas.microsoft.com/office/word/2010/wordprocessingInk" xmlns:wne="http://schemas.microsoft.com/office/word/2006/wordml" xmlns:wps="http://schemas.microsoft.com/office/word/2010/wordprocessingShape" mc:Ignorable="w14 w15 w16se w16cid w16 w16cex w16sdtdh wp14">
   <w:abstractNum w:abstractNumId="0" w15:restartNumberingAfterBreak="0">
+    <w:nsid w:val="1AEC7A56"/>
+    <w:multiLevelType w:val="hybridMultilevel"/>
+    <w:tmpl w:val="22A81072"/>
+    <w:lvl w:ilvl="0" w:tplc="D39E10F6">
+      <w:numFmt w:val="decimal"/>
+      <w:lvlText w:val="%1、"/>
+      <w:lvlJc w:val="left"/>
+      <w:pPr>
+        <w:ind w:left="360" w:hanging="360"/>
+      </w:pPr>
+      <w:rPr>
+        <w:rFonts w:hint="default"/>
+      </w:rPr>
+    </w:lvl>
+    <w:lvl w:ilvl="1" w:tplc="04090019" w:tentative="1">
+      <w:start w:val="1"/>
+      <w:numFmt w:val="lowerLetter"/>
+      <w:lvlText w:val="%2)"/>
+      <w:lvlJc w:val="left"/>
+      <w:pPr>
+        <w:ind w:left="840" w:hanging="420"/>
+      </w:pPr>
+    </w:lvl>
+    <w:lvl w:ilvl="2" w:tplc="0409001B" w:tentative="1">
+      <w:start w:val="1"/>
+      <w:numFmt w:val="lowerRoman"/>
+      <w:lvlText w:val="%3."/>
+      <w:lvlJc w:val="right"/>
+      <w:pPr>
+        <w:ind w:left="1260" w:hanging="420"/>
+      </w:pPr>
+    </w:lvl>
+    <w:lvl w:ilvl="3" w:tplc="0409000F" w:tentative="1">
+      <w:start w:val="1"/>
+      <w:numFmt w:val="decimal"/>
+      <w:lvlText w:val="%4."/>
+      <w:lvlJc w:val="left"/>
+      <w:pPr>
+        <w:ind w:left="1680" w:hanging="420"/>
+      </w:pPr>
+    </w:lvl>
+    <w:lvl w:ilvl="4" w:tplc="04090019" w:tentative="1">
+      <w:start w:val="1"/>
+      <w:numFmt w:val="lowerLetter"/>
+      <w:lvlText w:val="%5)"/>
+      <w:lvlJc w:val="left"/>
+      <w:pPr>
+        <w:ind w:left="2100" w:hanging="420"/>
+      </w:pPr>
+    </w:lvl>
+    <w:lvl w:ilvl="5" w:tplc="0409001B" w:tentative="1">
+      <w:start w:val="1"/>
+      <w:numFmt w:val="lowerRoman"/>
+      <w:lvlText w:val="%6."/>
+      <w:lvlJc w:val="right"/>
+      <w:pPr>
+        <w:ind w:left="2520" w:hanging="420"/>
+      </w:pPr>
+    </w:lvl>
+    <w:lvl w:ilvl="6" w:tplc="0409000F" w:tentative="1">
+      <w:start w:val="1"/>
+      <w:numFmt w:val="decimal"/>
+      <w:lvlText w:val="%7."/>
+      <w:lvlJc w:val="left"/>
+      <w:pPr>
+        <w:ind w:left="2940" w:hanging="420"/>
+      </w:pPr>
+    </w:lvl>
+    <w:lvl w:ilvl="7" w:tplc="04090019" w:tentative="1">
+      <w:start w:val="1"/>
+      <w:numFmt w:val="lowerLetter"/>
+      <w:lvlText w:val="%8)"/>
+      <w:lvlJc w:val="left"/>
+      <w:pPr>
+        <w:ind w:left="3360" w:hanging="420"/>
+      </w:pPr>
+    </w:lvl>
+    <w:lvl w:ilvl="8" w:tplc="0409001B" w:tentative="1">
+      <w:start w:val="1"/>
+      <w:numFmt w:val="lowerRoman"/>
+      <w:lvlText w:val="%9."/>
+      <w:lvlJc w:val="right"/>
+      <w:pPr>
+        <w:ind w:left="3780" w:hanging="420"/>
+      </w:pPr>
+    </w:lvl>
+  </w:abstractNum>
+  <w:abstractNum w:abstractNumId="1" w15:restartNumberingAfterBreak="0">
     <w:nsid w:val="1C534071"/>
     <w:multiLevelType w:val="hybridMultilevel"/>
     <w:tmpl w:val="629EB4DC"/>
@@ -4352,7 +4967,7 @@
       </w:pPr>
     </w:lvl>
   </w:abstractNum>
-  <w:abstractNum w:abstractNumId="1" w15:restartNumberingAfterBreak="0">
+  <w:abstractNum w:abstractNumId="2" w15:restartNumberingAfterBreak="0">
     <w:nsid w:val="267D515D"/>
     <w:multiLevelType w:val="hybridMultilevel"/>
     <w:tmpl w:val="97B6AADC"/>
@@ -4441,7 +5056,7 @@
       </w:pPr>
     </w:lvl>
   </w:abstractNum>
-  <w:abstractNum w:abstractNumId="2" w15:restartNumberingAfterBreak="0">
+  <w:abstractNum w:abstractNumId="3" w15:restartNumberingAfterBreak="0">
     <w:nsid w:val="64F43DB3"/>
     <w:multiLevelType w:val="hybridMultilevel"/>
     <w:tmpl w:val="D7A8CC88"/>
@@ -4531,13 +5146,16 @@
     </w:lvl>
   </w:abstractNum>
   <w:num w:numId="1" w16cid:durableId="1196121082">
-    <w:abstractNumId w:val="0"/>
+    <w:abstractNumId w:val="1"/>
   </w:num>
   <w:num w:numId="2" w16cid:durableId="482820397">
-    <w:abstractNumId w:val="1"/>
+    <w:abstractNumId w:val="2"/>
   </w:num>
   <w:num w:numId="3" w16cid:durableId="26299812">
-    <w:abstractNumId w:val="2"/>
+    <w:abstractNumId w:val="3"/>
+  </w:num>
+  <w:num w:numId="4" w16cid:durableId="1932619862">
+    <w:abstractNumId w:val="0"/>
   </w:num>
 </w:numbering>
 </file>
@@ -4662,6 +5280,7 @@
     <w:lsdException w:name="HTML Sample" w:semiHidden="1" w:unhideWhenUsed="1"/>
     <w:lsdException w:name="HTML Typewriter" w:semiHidden="1" w:unhideWhenUsed="1"/>
     <w:lsdException w:name="HTML Variable" w:semiHidden="1" w:unhideWhenUsed="1"/>
+    <w:lsdException w:name="Normal Table" w:semiHidden="1" w:unhideWhenUsed="1"/>
     <w:lsdException w:name="annotation subject" w:semiHidden="1" w:unhideWhenUsed="1"/>
     <w:lsdException w:name="No List" w:semiHidden="1" w:unhideWhenUsed="1"/>
     <w:lsdException w:name="Outline List 1" w:semiHidden="1" w:unhideWhenUsed="1"/>
@@ -4704,8 +5323,11 @@
     <w:lsdException w:name="Table Contemporary" w:semiHidden="1" w:unhideWhenUsed="1"/>
     <w:lsdException w:name="Table Elegant" w:semiHidden="1" w:unhideWhenUsed="1"/>
     <w:lsdException w:name="Table Professional" w:semiHidden="1" w:unhideWhenUsed="1"/>
+    <w:lsdException w:name="Table Subtle 1" w:semiHidden="1" w:unhideWhenUsed="1"/>
     <w:lsdException w:name="Table Subtle 2" w:semiHidden="1" w:unhideWhenUsed="1"/>
     <w:lsdException w:name="Table Web 1" w:semiHidden="1" w:unhideWhenUsed="1"/>
+    <w:lsdException w:name="Table Web 2" w:semiHidden="1" w:unhideWhenUsed="1"/>
+    <w:lsdException w:name="Table Web 3" w:semiHidden="1" w:unhideWhenUsed="1"/>
     <w:lsdException w:name="Balloon Text" w:semiHidden="1" w:unhideWhenUsed="1"/>
     <w:lsdException w:name="Table Grid" w:uiPriority="39"/>
     <w:lsdException w:name="Table Theme" w:semiHidden="1" w:unhideWhenUsed="1"/>
